--- a/Weekly Logs/Matt/Matt Baker - Week 13 Individual Logbook.docx
+++ b/Weekly Logs/Matt/Matt Baker - Week 13 Individual Logbook.docx
@@ -2534,27 +2534,204 @@
       <w:bookmarkEnd w:id="2"/>
     </w:p>
     <w:p>
+      <w:r>
+        <w:t>Tuesday</w:t>
+      </w:r>
+      <w:r>
+        <w:t xml:space="preserve">, </w:t>
+      </w:r>
+      <w:r>
+        <w:t xml:space="preserve">October </w:t>
+      </w:r>
+      <w:r>
+        <w:t>6</w:t>
+      </w:r>
+    </w:p>
+    <w:p>
       <w:pPr>
         <w:rPr>
-          <w:vertAlign w:val="superscript"/>
+          <w:b/>
+          <w:bCs/>
         </w:rPr>
       </w:pPr>
       <w:r>
-        <w:t xml:space="preserve">Monday, </w:t>
-      </w:r>
-      <w:r>
-        <w:t xml:space="preserve">October </w:t>
-      </w:r>
-      <w:r>
-        <w:t>5</w:t>
-      </w:r>
-    </w:p>
-    <w:p>
-      <w:pPr>
         <w:rPr>
-          <w:vertAlign w:val="superscript"/>
+          <w:b/>
+          <w:bCs/>
         </w:rPr>
-      </w:pPr>
+        <w:t>1</w:t>
+      </w:r>
+      <w:r>
+        <w:rPr>
+          <w:b/>
+          <w:bCs/>
+        </w:rPr>
+        <w:t>0</w:t>
+      </w:r>
+      <w:r>
+        <w:rPr>
+          <w:b/>
+          <w:bCs/>
+        </w:rPr>
+        <w:t>:00-1</w:t>
+      </w:r>
+      <w:r>
+        <w:rPr>
+          <w:b/>
+          <w:bCs/>
+        </w:rPr>
+        <w:t>1</w:t>
+      </w:r>
+      <w:r>
+        <w:rPr>
+          <w:b/>
+          <w:bCs/>
+        </w:rPr>
+        <w:t>AM</w:t>
+      </w:r>
+      <w:r>
+        <w:rPr>
+          <w:b/>
+          <w:bCs/>
+        </w:rPr>
+        <w:t xml:space="preserve"> (1hr)</w:t>
+      </w:r>
+    </w:p>
+    <w:p>
+      <w:r>
+        <w:t>Log auditing</w:t>
+      </w:r>
+      <w:r>
+        <w:t xml:space="preserve">, </w:t>
+      </w:r>
+      <w:r>
+        <w:t>assignment</w:t>
+      </w:r>
+      <w:r>
+        <w:t xml:space="preserve"> </w:t>
+      </w:r>
+      <w:r>
+        <w:t>of Dave</w:t>
+      </w:r>
+      <w:r>
+        <w:t xml:space="preserve"> on </w:t>
+      </w:r>
+      <w:r>
+        <w:t xml:space="preserve">closeout client </w:t>
+      </w:r>
+      <w:r>
+        <w:t xml:space="preserve">presentation, </w:t>
+      </w:r>
+      <w:r>
+        <w:t>Sam</w:t>
+      </w:r>
+      <w:r>
+        <w:t xml:space="preserve"> to do research or diagnostics</w:t>
+      </w:r>
+      <w:r>
+        <w:t>. Fixing discrepancy with Sam’s hours in week 12 group log not being up to date.</w:t>
+      </w:r>
+      <w:r>
+        <w:t xml:space="preserve"> Team building </w:t>
+      </w:r>
+      <w:r>
+        <w:t>exercises in</w:t>
+      </w:r>
+      <w:r>
+        <w:t xml:space="preserve"> the form of quizzes.</w:t>
+      </w:r>
+      <w:r>
+        <w:t xml:space="preserve"> </w:t>
+      </w:r>
+    </w:p>
+    <w:p>
+      <w:pPr>
+        <w:rPr>
+          <w:b/>
+          <w:bCs/>
+        </w:rPr>
+      </w:pPr>
+      <w:r>
+        <w:rPr>
+          <w:b/>
+          <w:bCs/>
+        </w:rPr>
+        <w:t xml:space="preserve">5:30 </w:t>
+      </w:r>
+      <w:r>
+        <w:rPr>
+          <w:b/>
+          <w:bCs/>
+        </w:rPr>
+        <w:t>–</w:t>
+      </w:r>
+      <w:r>
+        <w:rPr>
+          <w:b/>
+          <w:bCs/>
+        </w:rPr>
+        <w:t xml:space="preserve"> </w:t>
+      </w:r>
+      <w:r>
+        <w:rPr>
+          <w:b/>
+          <w:bCs/>
+        </w:rPr>
+        <w:t>6:30 (1hr)</w:t>
+      </w:r>
+    </w:p>
+    <w:p>
+      <w:r>
+        <w:t>Meeting with Dave</w:t>
+      </w:r>
+      <w:r>
+        <w:t xml:space="preserve"> and Sam</w:t>
+      </w:r>
+      <w:r>
+        <w:t xml:space="preserve"> reading over entire </w:t>
+      </w:r>
+      <w:r>
+        <w:t>self-review</w:t>
+      </w:r>
+      <w:r>
+        <w:t xml:space="preserve"> document, discussing logging everything that needs doing.</w:t>
+      </w:r>
+      <w:r>
+        <w:t xml:space="preserve"> Some typos were </w:t>
+      </w:r>
+      <w:proofErr w:type="gramStart"/>
+      <w:r>
+        <w:t>located,</w:t>
+      </w:r>
+      <w:proofErr w:type="gramEnd"/>
+      <w:r>
+        <w:t xml:space="preserve"> we discussed </w:t>
+      </w:r>
+      <w:r>
+        <w:t>whether</w:t>
+      </w:r>
+      <w:r>
+        <w:t xml:space="preserve"> the narratives suggested were accurate. We discussed how th</w:t>
+      </w:r>
+      <w:r>
+        <w:t xml:space="preserve">e shift in project scope </w:t>
+      </w:r>
+      <w:proofErr w:type="gramStart"/>
+      <w:r>
+        <w:t>/”philosophy</w:t>
+      </w:r>
+      <w:proofErr w:type="gramEnd"/>
+      <w:r>
+        <w:t xml:space="preserve">” changes how the </w:t>
+      </w:r>
+      <w:proofErr w:type="spellStart"/>
+      <w:r>
+        <w:t>gantt</w:t>
+      </w:r>
+      <w:proofErr w:type="spellEnd"/>
+      <w:r>
+        <w:t xml:space="preserve"> chart is interpreted.</w:t>
+      </w:r>
     </w:p>
     <w:p>
       <w:pPr>
@@ -2583,6 +2760,172 @@
         <w:t>or Meetings</w:t>
       </w:r>
       <w:bookmarkEnd w:id="3"/>
+    </w:p>
+    <w:p>
+      <w:r>
+        <w:t>Tuesday, October 6</w:t>
+      </w:r>
+    </w:p>
+    <w:p>
+      <w:pPr>
+        <w:rPr>
+          <w:b/>
+          <w:bCs/>
+        </w:rPr>
+      </w:pPr>
+      <w:r>
+        <w:rPr>
+          <w:b/>
+          <w:bCs/>
+        </w:rPr>
+        <w:t>9:00</w:t>
+      </w:r>
+      <w:r>
+        <w:rPr>
+          <w:b/>
+          <w:bCs/>
+        </w:rPr>
+        <w:t xml:space="preserve"> </w:t>
+      </w:r>
+      <w:r>
+        <w:rPr>
+          <w:b/>
+          <w:bCs/>
+        </w:rPr>
+        <w:t>-</w:t>
+      </w:r>
+      <w:r>
+        <w:rPr>
+          <w:b/>
+          <w:bCs/>
+        </w:rPr>
+        <w:t xml:space="preserve"> 1</w:t>
+      </w:r>
+      <w:r>
+        <w:rPr>
+          <w:b/>
+          <w:bCs/>
+        </w:rPr>
+        <w:t>0</w:t>
+      </w:r>
+      <w:r>
+        <w:rPr>
+          <w:b/>
+          <w:bCs/>
+        </w:rPr>
+        <w:t>:00</w:t>
+      </w:r>
+      <w:r>
+        <w:rPr>
+          <w:b/>
+          <w:bCs/>
+        </w:rPr>
+        <w:t>AM</w:t>
+      </w:r>
+      <w:r>
+        <w:rPr>
+          <w:b/>
+          <w:bCs/>
+        </w:rPr>
+        <w:t xml:space="preserve"> (1hr)</w:t>
+      </w:r>
+    </w:p>
+    <w:p>
+      <w:r>
+        <w:t xml:space="preserve">Meeting with </w:t>
+      </w:r>
+      <w:r>
+        <w:t>B</w:t>
+      </w:r>
+      <w:r>
+        <w:t>ryce with all present</w:t>
+      </w:r>
+      <w:r>
+        <w:t xml:space="preserve">, </w:t>
+      </w:r>
+      <w:r>
+        <w:t xml:space="preserve">discussing what panellists are looking for, why Nmap and Wireshark are forensics tools. Setting up </w:t>
+      </w:r>
+      <w:r>
+        <w:t xml:space="preserve">packet sniffing, shadow devices, projects for CV, </w:t>
+      </w:r>
+      <w:r>
+        <w:t>small computers (</w:t>
+      </w:r>
+      <w:r>
+        <w:t>raspberry</w:t>
+      </w:r>
+      <w:r>
+        <w:t xml:space="preserve"> pi…)</w:t>
+      </w:r>
+      <w:r>
+        <w:t>.</w:t>
+      </w:r>
+      <w:r>
+        <w:t xml:space="preserve"> Purchasing second hand technology, (NUC and whatnot)</w:t>
+      </w:r>
+      <w:r>
+        <w:t>. Final video</w:t>
+      </w:r>
+      <w:r>
+        <w:t xml:space="preserve"> </w:t>
+      </w:r>
+      <w:r>
+        <w:t>presentation to panel. Applying for jobs, outrageous employer expectations or even undisclosed expectations.</w:t>
+      </w:r>
+      <w:r>
+        <w:t xml:space="preserve"> </w:t>
+      </w:r>
+      <w:r>
+        <w:t>Drawing</w:t>
+      </w:r>
+      <w:r>
+        <w:t xml:space="preserve"> flowcharts, what important steps to include</w:t>
+      </w:r>
+      <w:r>
+        <w:t xml:space="preserve"> in AI processing.</w:t>
+      </w:r>
+      <w:r>
+        <w:t xml:space="preserve"> Testing, how did we validate our output.</w:t>
+      </w:r>
+      <w:r>
+        <w:t xml:space="preserve"> Create graphs that represent the changes in tokens, required processing power, and increase in time it took to generate reports</w:t>
+      </w:r>
+      <w:r>
+        <w:t xml:space="preserve"> between pre and post 30k context length</w:t>
+      </w:r>
+      <w:r>
+        <w:t>.</w:t>
+      </w:r>
+      <w:r>
+        <w:t xml:space="preserve"> </w:t>
+      </w:r>
+      <w:r>
+        <w:t xml:space="preserve">Install </w:t>
+      </w:r>
+      <w:proofErr w:type="spellStart"/>
+      <w:r>
+        <w:t>sys</w:t>
+      </w:r>
+      <w:r>
+        <w:t>s</w:t>
+      </w:r>
+      <w:r>
+        <w:t>tat</w:t>
+      </w:r>
+      <w:proofErr w:type="spellEnd"/>
+      <w:r>
+        <w:t xml:space="preserve"> for more computation metrics.</w:t>
+      </w:r>
+      <w:r>
+        <w:t xml:space="preserve"> Include idle baseline.</w:t>
+      </w:r>
+      <w:r>
+        <w:t xml:space="preserve"> Create a presentation.</w:t>
+      </w:r>
+      <w:r>
+        <w:t xml:space="preserve"> </w:t>
+      </w:r>
     </w:p>
     <w:p>
       <w:pPr>
@@ -2664,6 +3007,13 @@
           <w:b/>
           <w:bCs/>
         </w:rPr>
+        <w:t>mins</w:t>
+      </w:r>
+      <w:r>
+        <w:rPr>
+          <w:b/>
+          <w:bCs/>
+        </w:rPr>
         <w:t>)</w:t>
       </w:r>
     </w:p>
@@ -2676,6 +3026,223 @@
       </w:r>
       <w:r>
         <w:t>Completed a Wireshark dataset findings section and discussion as well as a table of all test cases, source file types, and converted file types.</w:t>
+      </w:r>
+    </w:p>
+    <w:p>
+      <w:r>
+        <w:t>Tuesday, October 6</w:t>
+      </w:r>
+    </w:p>
+    <w:p>
+      <w:pPr>
+        <w:rPr>
+          <w:b/>
+          <w:bCs/>
+        </w:rPr>
+      </w:pPr>
+      <w:r>
+        <w:rPr>
+          <w:b/>
+          <w:bCs/>
+        </w:rPr>
+        <w:t xml:space="preserve">12:00 </w:t>
+      </w:r>
+      <w:r>
+        <w:rPr>
+          <w:b/>
+          <w:bCs/>
+        </w:rPr>
+        <w:t>–</w:t>
+      </w:r>
+      <w:r>
+        <w:rPr>
+          <w:b/>
+          <w:bCs/>
+        </w:rPr>
+        <w:t xml:space="preserve"> </w:t>
+      </w:r>
+      <w:r>
+        <w:rPr>
+          <w:b/>
+          <w:bCs/>
+        </w:rPr>
+        <w:t>4:00 (4 hrs)</w:t>
+      </w:r>
+    </w:p>
+    <w:p>
+      <w:r>
+        <w:t xml:space="preserve">Work on </w:t>
+      </w:r>
+      <w:r>
+        <w:t>self-management</w:t>
+      </w:r>
+      <w:r>
+        <w:t xml:space="preserve"> review</w:t>
+      </w:r>
+      <w:r>
+        <w:t xml:space="preserve">. First settling </w:t>
+      </w:r>
+      <w:r>
+        <w:t xml:space="preserve">the word document as a shared </w:t>
+      </w:r>
+      <w:r>
+        <w:t>OneDrive</w:t>
+      </w:r>
+      <w:r>
+        <w:t xml:space="preserve"> document so that changes are attributable and people don’t have to use </w:t>
+      </w:r>
+      <w:r>
+        <w:t>web</w:t>
+      </w:r>
+      <w:r>
+        <w:t xml:space="preserve"> browser version of word to modify the document. Added cover page.</w:t>
+      </w:r>
+      <w:r>
+        <w:t xml:space="preserve"> Added all evidence to appendices list and cross referenced them to the related content in the discussion sections. Added all individual logbook evidence and discussion into the document, formatting appropriately.</w:t>
+      </w:r>
+      <w:r>
+        <w:t xml:space="preserve"> Created and added headings for all weekly </w:t>
+      </w:r>
+      <w:r>
+        <w:lastRenderedPageBreak/>
+        <w:t>logbook evidence so that they wouldn’t link to the table of contents and bloat it. Also set all “Experience, reflection, action headings to one for the same reason.</w:t>
+      </w:r>
+    </w:p>
+    <w:p/>
+    <w:p>
+      <w:pPr>
+        <w:rPr>
+          <w:b/>
+          <w:bCs/>
+        </w:rPr>
+      </w:pPr>
+      <w:r>
+        <w:rPr>
+          <w:b/>
+          <w:bCs/>
+        </w:rPr>
+        <w:t xml:space="preserve">5:00 </w:t>
+      </w:r>
+      <w:r>
+        <w:rPr>
+          <w:b/>
+          <w:bCs/>
+        </w:rPr>
+        <w:t>–</w:t>
+      </w:r>
+      <w:r>
+        <w:rPr>
+          <w:b/>
+          <w:bCs/>
+        </w:rPr>
+        <w:t xml:space="preserve"> </w:t>
+      </w:r>
+      <w:r>
+        <w:rPr>
+          <w:b/>
+          <w:bCs/>
+        </w:rPr>
+        <w:t>5:30 (30mins)</w:t>
+      </w:r>
+    </w:p>
+    <w:p>
+      <w:r>
+        <w:t>Continuing previously logged work after my penetration testing lecture. Particularly formatting the rest of ERA headings to heading 4 and adding Olivia’s discussion and logbook evidence content</w:t>
+      </w:r>
+      <w:r>
+        <w:t xml:space="preserve"> and cross referencing it</w:t>
+      </w:r>
+      <w:r>
+        <w:t>.</w:t>
+      </w:r>
+    </w:p>
+    <w:p>
+      <w:pPr>
+        <w:ind w:left="0" w:firstLine="0"/>
+      </w:pPr>
+      <w:r>
+        <w:t>Wednesday, October 7</w:t>
+      </w:r>
+    </w:p>
+    <w:p>
+      <w:pPr>
+        <w:ind w:left="0" w:firstLine="0"/>
+        <w:rPr>
+          <w:b/>
+          <w:bCs/>
+        </w:rPr>
+      </w:pPr>
+      <w:r>
+        <w:rPr>
+          <w:b/>
+          <w:bCs/>
+        </w:rPr>
+        <w:t xml:space="preserve">10:15 - </w:t>
+      </w:r>
+    </w:p>
+    <w:p>
+      <w:r>
+        <w:t>Final touches, editing, structuring, adding lack</w:t>
+      </w:r>
+      <w:r>
+        <w:t>ing</w:t>
+      </w:r>
+      <w:r>
+        <w:t xml:space="preserve"> content to</w:t>
+      </w:r>
+      <w:r>
+        <w:t xml:space="preserve"> many sections</w:t>
+      </w:r>
+      <w:r>
+        <w:t xml:space="preserve"> the </w:t>
+      </w:r>
+      <w:r>
+        <w:t>self-management</w:t>
+      </w:r>
+      <w:r>
+        <w:t xml:space="preserve"> review.</w:t>
+      </w:r>
+      <w:r>
+        <w:t xml:space="preserve"> Changed font everywhere other than the appendices to times new roman 12pt justified</w:t>
+      </w:r>
+      <w:r>
+        <w:t xml:space="preserve"> with</w:t>
+      </w:r>
+      <w:r>
+        <w:t xml:space="preserve"> </w:t>
+      </w:r>
+      <w:proofErr w:type="gramStart"/>
+      <w:r>
+        <w:t>1.15 line</w:t>
+      </w:r>
+      <w:proofErr w:type="gramEnd"/>
+      <w:r>
+        <w:t xml:space="preserve"> spacing.</w:t>
+      </w:r>
+      <w:r>
+        <w:t xml:space="preserve"> Removing </w:t>
+      </w:r>
+      <w:r>
+        <w:t xml:space="preserve">some concatenations. A document exists where my specific in text changes </w:t>
+      </w:r>
+      <w:proofErr w:type="gramStart"/>
+      <w:r>
+        <w:t>are</w:t>
+      </w:r>
+      <w:proofErr w:type="gramEnd"/>
+      <w:r>
+        <w:t xml:space="preserve"> commented on by me to </w:t>
+      </w:r>
+      <w:proofErr w:type="gramStart"/>
+      <w:r>
+        <w:t>validate</w:t>
+      </w:r>
+      <w:proofErr w:type="gramEnd"/>
+      <w:r>
+        <w:t xml:space="preserve"> they were done by me.</w:t>
+      </w:r>
+      <w:r>
+        <w:t xml:space="preserve"> Shifted around sections with headings and appendices so they all start on their own page.</w:t>
       </w:r>
     </w:p>
     <w:p>

--- a/Weekly Logs/Matt/Matt Baker - Week 13 Individual Logbook.docx
+++ b/Weekly Logs/Matt/Matt Baker - Week 13 Individual Logbook.docx
@@ -1853,7 +1853,10 @@
               <w:ind w:left="0" w:firstLine="0"/>
             </w:pPr>
             <w:r>
-              <w:t>0</w:t>
+              <w:t>2</w:t>
+            </w:r>
+            <w:r>
+              <w:t>hrs</w:t>
             </w:r>
           </w:p>
         </w:tc>
@@ -1945,7 +1948,10 @@
               <w:ind w:left="0" w:firstLine="0"/>
             </w:pPr>
             <w:r>
-              <w:t>0</w:t>
+              <w:t>3</w:t>
+            </w:r>
+            <w:r>
+              <w:t>hrs</w:t>
             </w:r>
           </w:p>
         </w:tc>
@@ -1993,7 +1999,10 @@
               <w:ind w:left="0" w:firstLine="0"/>
             </w:pPr>
             <w:r>
-              <w:t>0</w:t>
+              <w:t>1hr 30</w:t>
+            </w:r>
+            <w:r>
+              <w:t>min</w:t>
             </w:r>
           </w:p>
         </w:tc>
@@ -2041,7 +2050,7 @@
               <w:ind w:left="0" w:firstLine="0"/>
             </w:pPr>
             <w:r>
-              <w:t>0</w:t>
+              <w:t>2hrs 30min</w:t>
             </w:r>
           </w:p>
         </w:tc>
@@ -2095,7 +2104,7 @@
               <w:rPr>
                 <w:sz w:val="24"/>
               </w:rPr>
-              <w:t>0</w:t>
+              <w:t>1hr 30min</w:t>
             </w:r>
           </w:p>
         </w:tc>
@@ -2143,7 +2152,7 @@
               <w:ind w:left="0" w:firstLine="0"/>
             </w:pPr>
             <w:r>
-              <w:t>0</w:t>
+              <w:t>16hrs</w:t>
             </w:r>
           </w:p>
         </w:tc>
@@ -2928,43 +2937,8 @@
       </w:r>
     </w:p>
     <w:p>
-      <w:pPr>
-        <w:pStyle w:val="Heading2"/>
-      </w:pPr>
-      <w:bookmarkStart w:id="4" w:name="_Toc242029808"/>
-      <w:r>
-        <w:t>Client Meetings</w:t>
-      </w:r>
-      <w:bookmarkEnd w:id="4"/>
-    </w:p>
-    <w:p>
-      <w:pPr>
-        <w:pStyle w:val="Heading2"/>
-      </w:pPr>
-      <w:bookmarkStart w:id="5" w:name="_Toc242029809"/>
-      <w:r>
-        <w:t>Research</w:t>
-      </w:r>
-      <w:bookmarkEnd w:id="5"/>
-    </w:p>
-    <w:p>
-      <w:pPr>
-        <w:pStyle w:val="Heading2"/>
-      </w:pPr>
-      <w:bookmarkStart w:id="6" w:name="_Toc242029810"/>
-      <w:r>
-        <w:t>Documentation</w:t>
-      </w:r>
-      <w:bookmarkEnd w:id="6"/>
-    </w:p>
-    <w:p>
-      <w:pPr>
-        <w:rPr>
-          <w:vertAlign w:val="superscript"/>
-        </w:rPr>
-      </w:pPr>
-      <w:r>
-        <w:t>Monday, October 5</w:t>
+      <w:r>
+        <w:t>Friday, October 9</w:t>
       </w:r>
     </w:p>
     <w:p>
@@ -2979,58 +2953,107 @@
           <w:b/>
           <w:bCs/>
         </w:rPr>
-        <w:t xml:space="preserve">7:30 – </w:t>
+        <w:t>9:00 – 11:00</w:t>
       </w:r>
       <w:r>
         <w:rPr>
           <w:b/>
           <w:bCs/>
         </w:rPr>
-        <w:t>9:00</w:t>
+        <w:t>AM</w:t>
       </w:r>
       <w:r>
         <w:rPr>
           <w:b/>
           <w:bCs/>
         </w:rPr>
-        <w:t xml:space="preserve">PM (1hr </w:t>
+        <w:t xml:space="preserve"> (</w:t>
       </w:r>
       <w:r>
         <w:rPr>
           <w:b/>
           <w:bCs/>
         </w:rPr>
-        <w:t>30</w:t>
+        <w:t>2</w:t>
       </w:r>
       <w:r>
         <w:rPr>
           <w:b/>
           <w:bCs/>
         </w:rPr>
-        <w:t>mins</w:t>
-      </w:r>
+        <w:t>hr)</w:t>
+      </w:r>
+    </w:p>
+    <w:p>
+      <w:r>
+        <w:t>Meeting with Bryce with all present, we gave our progress on the slides Dave is making, the graphs Sam is creating, he taught us how to make master slides. We spoke about recording metrics and displaying them with excel.</w:t>
+      </w:r>
+      <w:r>
+        <w:t xml:space="preserve"> We talked about job searching, CV, final panel schedule.</w:t>
+      </w:r>
+    </w:p>
+    <w:p/>
+    <w:p/>
+    <w:p/>
+    <w:p/>
+    <w:p/>
+    <w:p/>
+    <w:p>
+      <w:pPr>
+        <w:pStyle w:val="Heading2"/>
+      </w:pPr>
+      <w:bookmarkStart w:id="4" w:name="_Toc242029808"/>
+      <w:r>
+        <w:lastRenderedPageBreak/>
+        <w:t>Client Meetings</w:t>
+      </w:r>
+      <w:bookmarkEnd w:id="4"/>
+    </w:p>
+    <w:p>
+      <w:pPr>
+        <w:pStyle w:val="Heading2"/>
+      </w:pPr>
+      <w:bookmarkStart w:id="5" w:name="_Toc242029809"/>
+      <w:r>
+        <w:t>Research</w:t>
+      </w:r>
+      <w:bookmarkEnd w:id="5"/>
+    </w:p>
+    <w:p>
       <w:r>
         <w:rPr>
           <w:b/>
           <w:bCs/>
         </w:rPr>
-        <w:t>)</w:t>
-      </w:r>
-    </w:p>
-    <w:p>
-      <w:r>
-        <w:t>Working on the primary deliverable project research report.</w:t>
-      </w:r>
-      <w:r>
-        <w:t xml:space="preserve"> </w:t>
-      </w:r>
-      <w:r>
-        <w:t>Completed a Wireshark dataset findings section and discussion as well as a table of all test cases, source file types, and converted file types.</w:t>
-      </w:r>
-    </w:p>
-    <w:p>
-      <w:r>
-        <w:t>Tuesday, October 6</w:t>
+        <w:t>1hr 30 mins</w:t>
+      </w:r>
+      <w:r>
+        <w:t xml:space="preserve"> (see research log)</w:t>
+      </w:r>
+    </w:p>
+    <w:p>
+      <w:r>
+        <w:t>Research focussed on content to go into the final report and to validate claims about max GPU temps.</w:t>
+      </w:r>
+    </w:p>
+    <w:p>
+      <w:pPr>
+        <w:pStyle w:val="Heading2"/>
+      </w:pPr>
+      <w:bookmarkStart w:id="6" w:name="_Toc242029810"/>
+      <w:r>
+        <w:t>Documentation</w:t>
+      </w:r>
+      <w:bookmarkEnd w:id="6"/>
+    </w:p>
+    <w:p>
+      <w:pPr>
+        <w:rPr>
+          <w:vertAlign w:val="superscript"/>
+        </w:rPr>
+      </w:pPr>
+      <w:r>
+        <w:t>Monday, October 5</w:t>
       </w:r>
     </w:p>
     <w:p>
@@ -3045,139 +3068,264 @@
           <w:b/>
           <w:bCs/>
         </w:rPr>
-        <w:t xml:space="preserve">12:00 </w:t>
+        <w:t xml:space="preserve">7:30 – </w:t>
       </w:r>
       <w:r>
         <w:rPr>
           <w:b/>
           <w:bCs/>
         </w:rPr>
-        <w:t>–</w:t>
+        <w:t>9:00</w:t>
       </w:r>
       <w:r>
         <w:rPr>
           <w:b/>
           <w:bCs/>
         </w:rPr>
-        <w:t xml:space="preserve"> </w:t>
+        <w:t xml:space="preserve">PM (1hr </w:t>
       </w:r>
       <w:r>
         <w:rPr>
           <w:b/>
           <w:bCs/>
         </w:rPr>
-        <w:t>4:00 (4 hrs)</w:t>
-      </w:r>
-    </w:p>
-    <w:p>
-      <w:r>
-        <w:t xml:space="preserve">Work on </w:t>
-      </w:r>
-      <w:r>
-        <w:t>self-management</w:t>
-      </w:r>
-      <w:r>
-        <w:t xml:space="preserve"> review</w:t>
-      </w:r>
-      <w:r>
-        <w:t xml:space="preserve">. First settling </w:t>
-      </w:r>
-      <w:r>
-        <w:t xml:space="preserve">the word document as a shared </w:t>
-      </w:r>
-      <w:r>
-        <w:t>OneDrive</w:t>
-      </w:r>
-      <w:r>
-        <w:t xml:space="preserve"> document so that changes are attributable and people don’t have to use </w:t>
-      </w:r>
-      <w:r>
-        <w:t>web</w:t>
-      </w:r>
-      <w:r>
-        <w:t xml:space="preserve"> browser version of word to modify the document. Added cover page.</w:t>
-      </w:r>
-      <w:r>
-        <w:t xml:space="preserve"> Added all evidence to appendices list and cross referenced them to the related content in the discussion sections. Added all individual logbook evidence and discussion into the document, formatting appropriately.</w:t>
-      </w:r>
-      <w:r>
-        <w:t xml:space="preserve"> Created and added headings for all weekly </w:t>
-      </w:r>
-      <w:r>
-        <w:lastRenderedPageBreak/>
-        <w:t>logbook evidence so that they wouldn’t link to the table of contents and bloat it. Also set all “Experience, reflection, action headings to one for the same reason.</w:t>
-      </w:r>
-    </w:p>
-    <w:p/>
-    <w:p>
-      <w:pPr>
+        <w:t>30</w:t>
+      </w:r>
+      <w:r>
         <w:rPr>
           <w:b/>
           <w:bCs/>
         </w:rPr>
-      </w:pPr>
+        <w:t>mins</w:t>
+      </w:r>
       <w:r>
         <w:rPr>
           <w:b/>
           <w:bCs/>
         </w:rPr>
-        <w:t xml:space="preserve">5:00 </w:t>
-      </w:r>
-      <w:r>
+        <w:t>)</w:t>
+      </w:r>
+    </w:p>
+    <w:p>
+      <w:r>
+        <w:t>Working on the primary deliverable project research report.</w:t>
+      </w:r>
+      <w:r>
+        <w:t xml:space="preserve"> </w:t>
+      </w:r>
+      <w:r>
+        <w:t>Completed a Wireshark dataset findings section and discussion as well as a table of all test cases, source file types, and converted file types.</w:t>
+      </w:r>
+    </w:p>
+    <w:p>
+      <w:r>
+        <w:t>Tuesday, October 6</w:t>
+      </w:r>
+    </w:p>
+    <w:p>
+      <w:pPr>
         <w:rPr>
           <w:b/>
           <w:bCs/>
         </w:rPr>
-        <w:t>–</w:t>
-      </w:r>
+      </w:pPr>
       <w:r>
         <w:rPr>
           <w:b/>
           <w:bCs/>
         </w:rPr>
-        <w:t xml:space="preserve"> </w:t>
+        <w:t xml:space="preserve">12:00 </w:t>
       </w:r>
       <w:r>
         <w:rPr>
           <w:b/>
           <w:bCs/>
         </w:rPr>
-        <w:t>5:30 (30mins)</w:t>
-      </w:r>
-    </w:p>
-    <w:p>
-      <w:r>
-        <w:t>Continuing previously logged work after my penetration testing lecture. Particularly formatting the rest of ERA headings to heading 4 and adding Olivia’s discussion and logbook evidence content</w:t>
-      </w:r>
-      <w:r>
-        <w:t xml:space="preserve"> and cross referencing it</w:t>
-      </w:r>
-      <w:r>
-        <w:t>.</w:t>
-      </w:r>
-    </w:p>
-    <w:p>
-      <w:pPr>
-        <w:ind w:left="0" w:firstLine="0"/>
-      </w:pPr>
-      <w:r>
-        <w:t>Wednesday, October 7</w:t>
-      </w:r>
-    </w:p>
-    <w:p>
-      <w:pPr>
-        <w:ind w:left="0" w:firstLine="0"/>
+        <w:t>–</w:t>
+      </w:r>
+      <w:r>
         <w:rPr>
           <w:b/>
           <w:bCs/>
         </w:rPr>
-      </w:pPr>
+        <w:t xml:space="preserve"> </w:t>
+      </w:r>
       <w:r>
         <w:rPr>
           <w:b/>
           <w:bCs/>
         </w:rPr>
-        <w:t xml:space="preserve">10:15 - </w:t>
+        <w:t>4:00 (4 hrs)</w:t>
+      </w:r>
+    </w:p>
+    <w:p>
+      <w:r>
+        <w:t xml:space="preserve">Work on </w:t>
+      </w:r>
+      <w:r>
+        <w:t>self-management</w:t>
+      </w:r>
+      <w:r>
+        <w:t xml:space="preserve"> review</w:t>
+      </w:r>
+      <w:r>
+        <w:t xml:space="preserve">. First settling </w:t>
+      </w:r>
+      <w:r>
+        <w:t xml:space="preserve">the word document as a shared </w:t>
+      </w:r>
+      <w:r>
+        <w:t>OneDrive</w:t>
+      </w:r>
+      <w:r>
+        <w:t xml:space="preserve"> document so that changes are attributable and people don’t have to use </w:t>
+      </w:r>
+      <w:r>
+        <w:t>web</w:t>
+      </w:r>
+      <w:r>
+        <w:t xml:space="preserve"> browser version of word to modify the document. Added cover page.</w:t>
+      </w:r>
+      <w:r>
+        <w:t xml:space="preserve"> Added all evidence to appendices list and cross referenced them to the related content in the discussion sections. Added all individual logbook evidence and discussion into the document, formatting appropriately.</w:t>
+      </w:r>
+      <w:r>
+        <w:t xml:space="preserve"> Created and added headings for all weekly logbook evidence so that they wouldn’t link to the table of contents and bloat it. Also set all “Experience, reflection, action headings to one for the same reason.</w:t>
+      </w:r>
+    </w:p>
+    <w:p/>
+    <w:p>
+      <w:pPr>
+        <w:rPr>
+          <w:b/>
+          <w:bCs/>
+        </w:rPr>
+      </w:pPr>
+      <w:r>
+        <w:rPr>
+          <w:b/>
+          <w:bCs/>
+        </w:rPr>
+        <w:t xml:space="preserve">5:00 </w:t>
+      </w:r>
+      <w:r>
+        <w:rPr>
+          <w:b/>
+          <w:bCs/>
+        </w:rPr>
+        <w:t>–</w:t>
+      </w:r>
+      <w:r>
+        <w:rPr>
+          <w:b/>
+          <w:bCs/>
+        </w:rPr>
+        <w:t xml:space="preserve"> </w:t>
+      </w:r>
+      <w:r>
+        <w:rPr>
+          <w:b/>
+          <w:bCs/>
+        </w:rPr>
+        <w:t>5:30 (30mins)</w:t>
+      </w:r>
+    </w:p>
+    <w:p>
+      <w:r>
+        <w:t>Continuing previously logged work after my penetration testing lecture. Particularly formatting the rest of ERA headings to heading 4 and adding Olivia’s discussion and logbook evidence content</w:t>
+      </w:r>
+      <w:r>
+        <w:t xml:space="preserve"> and cross referencing it</w:t>
+      </w:r>
+      <w:r>
+        <w:t>.</w:t>
+      </w:r>
+    </w:p>
+    <w:p>
+      <w:pPr>
+        <w:ind w:left="0" w:firstLine="0"/>
+      </w:pPr>
+      <w:r>
+        <w:t>Wednesday, October 7</w:t>
+      </w:r>
+    </w:p>
+    <w:p>
+      <w:pPr>
+        <w:ind w:left="0" w:firstLine="0"/>
+        <w:rPr>
+          <w:b/>
+          <w:bCs/>
+        </w:rPr>
+      </w:pPr>
+      <w:r>
+        <w:rPr>
+          <w:b/>
+          <w:bCs/>
+        </w:rPr>
+        <w:t xml:space="preserve">10:15 </w:t>
+      </w:r>
+      <w:r>
+        <w:rPr>
+          <w:b/>
+          <w:bCs/>
+        </w:rPr>
+        <w:t>–</w:t>
+      </w:r>
+      <w:r>
+        <w:rPr>
+          <w:b/>
+          <w:bCs/>
+        </w:rPr>
+        <w:t xml:space="preserve"> </w:t>
+      </w:r>
+      <w:r>
+        <w:rPr>
+          <w:b/>
+          <w:bCs/>
+        </w:rPr>
+        <w:t>12:</w:t>
+      </w:r>
+      <w:r>
+        <w:rPr>
+          <w:b/>
+          <w:bCs/>
+        </w:rPr>
+        <w:t>45</w:t>
+      </w:r>
+      <w:r>
+        <w:rPr>
+          <w:b/>
+          <w:bCs/>
+        </w:rPr>
+        <w:t xml:space="preserve"> (2hr</w:t>
+      </w:r>
+      <w:r>
+        <w:rPr>
+          <w:b/>
+          <w:bCs/>
+        </w:rPr>
+        <w:t>s</w:t>
+      </w:r>
+      <w:r>
+        <w:rPr>
+          <w:b/>
+          <w:bCs/>
+        </w:rPr>
+        <w:t xml:space="preserve"> </w:t>
+      </w:r>
+      <w:r>
+        <w:rPr>
+          <w:b/>
+          <w:bCs/>
+        </w:rPr>
+        <w:t>30</w:t>
+      </w:r>
+      <w:r>
+        <w:rPr>
+          <w:b/>
+          <w:bCs/>
+        </w:rPr>
+        <w:t xml:space="preserve"> min)</w:t>
       </w:r>
     </w:p>
     <w:p>
@@ -3245,6 +3393,6410 @@
         <w:t xml:space="preserve"> Shifted around sections with headings and appendices so they all start on their own page.</w:t>
       </w:r>
     </w:p>
+    <w:p/>
+    <w:p/>
+    <w:p/>
+    <w:p/>
+    <w:p>
+      <w:pPr>
+        <w:ind w:left="0" w:firstLine="0"/>
+      </w:pPr>
+    </w:p>
+    <w:p>
+      <w:r>
+        <w:lastRenderedPageBreak/>
+        <w:t>Friday, October 9</w:t>
+      </w:r>
+    </w:p>
+    <w:p>
+      <w:pPr>
+        <w:rPr>
+          <w:b/>
+          <w:bCs/>
+        </w:rPr>
+      </w:pPr>
+      <w:r>
+        <w:rPr>
+          <w:b/>
+          <w:bCs/>
+        </w:rPr>
+        <w:t xml:space="preserve">12:45 </w:t>
+      </w:r>
+      <w:r>
+        <w:rPr>
+          <w:b/>
+          <w:bCs/>
+        </w:rPr>
+        <w:t>–</w:t>
+      </w:r>
+      <w:r>
+        <w:rPr>
+          <w:b/>
+          <w:bCs/>
+        </w:rPr>
+        <w:t xml:space="preserve"> </w:t>
+      </w:r>
+      <w:r>
+        <w:rPr>
+          <w:b/>
+          <w:bCs/>
+        </w:rPr>
+        <w:t>4:00 (3hrs 15min)</w:t>
+      </w:r>
+    </w:p>
+    <w:p>
+      <w:r>
+        <w:t>Running LLM scripts 3 times per test case file to collect metrics for generating charts.</w:t>
+      </w:r>
+    </w:p>
+    <w:p>
+      <w:r>
+        <w:t xml:space="preserve">Using a simple script to capture live GPU data with </w:t>
+      </w:r>
+      <w:proofErr w:type="spellStart"/>
+      <w:r>
+        <w:t>smi</w:t>
+      </w:r>
+      <w:proofErr w:type="spellEnd"/>
+      <w:r>
+        <w:t xml:space="preserve"> and appending it to a file, stopping the capture once the script has finished.</w:t>
+      </w:r>
+    </w:p>
+    <w:p>
+      <w:r>
+        <w:rPr>
+          <w:noProof/>
+        </w:rPr>
+        <w:drawing>
+          <wp:inline distT="0" distB="0" distL="0" distR="0" wp14:anchorId="4B3FB21A" wp14:editId="778E1CAE">
+            <wp:extent cx="5729605" cy="220345"/>
+            <wp:effectExtent l="0" t="0" r="4445" b="8255"/>
+            <wp:docPr id="217284895" name="Picture 1"/>
+            <wp:cNvGraphicFramePr>
+              <a:graphicFrameLocks xmlns:a="http://schemas.openxmlformats.org/drawingml/2006/main" noChangeAspect="1"/>
+            </wp:cNvGraphicFramePr>
+            <a:graphic xmlns:a="http://schemas.openxmlformats.org/drawingml/2006/main">
+              <a:graphicData uri="http://schemas.openxmlformats.org/drawingml/2006/picture">
+                <pic:pic xmlns:pic="http://schemas.openxmlformats.org/drawingml/2006/picture">
+                  <pic:nvPicPr>
+                    <pic:cNvPr id="217284895" name=""/>
+                    <pic:cNvPicPr/>
+                  </pic:nvPicPr>
+                  <pic:blipFill>
+                    <a:blip r:embed="rId9"/>
+                    <a:stretch>
+                      <a:fillRect/>
+                    </a:stretch>
+                  </pic:blipFill>
+                  <pic:spPr>
+                    <a:xfrm>
+                      <a:off x="0" y="0"/>
+                      <a:ext cx="5729605" cy="220345"/>
+                    </a:xfrm>
+                    <a:prstGeom prst="rect">
+                      <a:avLst/>
+                    </a:prstGeom>
+                  </pic:spPr>
+                </pic:pic>
+              </a:graphicData>
+            </a:graphic>
+          </wp:inline>
+        </w:drawing>
+      </w:r>
+    </w:p>
+    <w:p>
+      <w:r>
+        <w:t>Example of a capture</w:t>
+      </w:r>
+    </w:p>
+    <w:p>
+      <w:r>
+        <w:rPr>
+          <w:noProof/>
+        </w:rPr>
+        <w:drawing>
+          <wp:inline distT="0" distB="0" distL="0" distR="0" wp14:anchorId="461D5DC2" wp14:editId="6FA2B876">
+            <wp:extent cx="4344006" cy="2610214"/>
+            <wp:effectExtent l="0" t="0" r="0" b="0"/>
+            <wp:docPr id="20284199" name="Picture 1"/>
+            <wp:cNvGraphicFramePr>
+              <a:graphicFrameLocks xmlns:a="http://schemas.openxmlformats.org/drawingml/2006/main" noChangeAspect="1"/>
+            </wp:cNvGraphicFramePr>
+            <a:graphic xmlns:a="http://schemas.openxmlformats.org/drawingml/2006/main">
+              <a:graphicData uri="http://schemas.openxmlformats.org/drawingml/2006/picture">
+                <pic:pic xmlns:pic="http://schemas.openxmlformats.org/drawingml/2006/picture">
+                  <pic:nvPicPr>
+                    <pic:cNvPr id="20284199" name=""/>
+                    <pic:cNvPicPr/>
+                  </pic:nvPicPr>
+                  <pic:blipFill>
+                    <a:blip r:embed="rId10"/>
+                    <a:stretch>
+                      <a:fillRect/>
+                    </a:stretch>
+                  </pic:blipFill>
+                  <pic:spPr>
+                    <a:xfrm>
+                      <a:off x="0" y="0"/>
+                      <a:ext cx="4344006" cy="2610214"/>
+                    </a:xfrm>
+                    <a:prstGeom prst="rect">
+                      <a:avLst/>
+                    </a:prstGeom>
+                  </pic:spPr>
+                </pic:pic>
+              </a:graphicData>
+            </a:graphic>
+          </wp:inline>
+        </w:drawing>
+      </w:r>
+    </w:p>
+    <w:p>
+      <w:r>
+        <w:t xml:space="preserve">This data will be used by </w:t>
+      </w:r>
+      <w:proofErr w:type="spellStart"/>
+      <w:r>
+        <w:t>sam</w:t>
+      </w:r>
+      <w:proofErr w:type="spellEnd"/>
+      <w:r>
+        <w:t xml:space="preserve"> to average out the GPU statistics.</w:t>
+      </w:r>
+      <w:r>
+        <w:t xml:space="preserve"> But during this </w:t>
+      </w:r>
+      <w:proofErr w:type="gramStart"/>
+      <w:r>
+        <w:t>time</w:t>
+      </w:r>
+      <w:proofErr w:type="gramEnd"/>
+      <w:r>
+        <w:t xml:space="preserve"> I recorded all other statistics and ran the script for every test case for every tool 3 times. </w:t>
+      </w:r>
+    </w:p>
+    <w:p>
+      <w:r>
+        <w:t>Example of working through files to create performance captures</w:t>
+      </w:r>
+    </w:p>
+    <w:p>
+      <w:r>
+        <w:rPr>
+          <w:noProof/>
+        </w:rPr>
+        <w:drawing>
+          <wp:inline distT="0" distB="0" distL="0" distR="0" wp14:anchorId="35BEC182" wp14:editId="66C56290">
+            <wp:extent cx="5382883" cy="3089654"/>
+            <wp:effectExtent l="0" t="0" r="8890" b="0"/>
+            <wp:docPr id="597731548" name="Picture 1"/>
+            <wp:cNvGraphicFramePr>
+              <a:graphicFrameLocks xmlns:a="http://schemas.openxmlformats.org/drawingml/2006/main" noChangeAspect="1"/>
+            </wp:cNvGraphicFramePr>
+            <a:graphic xmlns:a="http://schemas.openxmlformats.org/drawingml/2006/main">
+              <a:graphicData uri="http://schemas.openxmlformats.org/drawingml/2006/picture">
+                <pic:pic xmlns:pic="http://schemas.openxmlformats.org/drawingml/2006/picture">
+                  <pic:nvPicPr>
+                    <pic:cNvPr id="597731548" name=""/>
+                    <pic:cNvPicPr/>
+                  </pic:nvPicPr>
+                  <pic:blipFill>
+                    <a:blip r:embed="rId11"/>
+                    <a:stretch>
+                      <a:fillRect/>
+                    </a:stretch>
+                  </pic:blipFill>
+                  <pic:spPr>
+                    <a:xfrm>
+                      <a:off x="0" y="0"/>
+                      <a:ext cx="5386492" cy="3091725"/>
+                    </a:xfrm>
+                    <a:prstGeom prst="rect">
+                      <a:avLst/>
+                    </a:prstGeom>
+                  </pic:spPr>
+                </pic:pic>
+              </a:graphicData>
+            </a:graphic>
+          </wp:inline>
+        </w:drawing>
+      </w:r>
+    </w:p>
+    <w:p>
+      <w:pPr>
+        <w:rPr>
+          <w:b/>
+          <w:bCs/>
+        </w:rPr>
+      </w:pPr>
+      <w:r>
+        <w:rPr>
+          <w:b/>
+          <w:bCs/>
+        </w:rPr>
+        <w:lastRenderedPageBreak/>
+        <w:t xml:space="preserve">Foremost </w:t>
+      </w:r>
+      <w:r>
+        <w:rPr>
+          <w:b/>
+          <w:bCs/>
+        </w:rPr>
+        <w:t xml:space="preserve">Scripts </w:t>
+      </w:r>
+      <w:r>
+        <w:rPr>
+          <w:b/>
+          <w:bCs/>
+        </w:rPr>
+        <w:t>Data</w:t>
+      </w:r>
+    </w:p>
+    <w:p>
+      <w:r>
+        <w:t xml:space="preserve">This table records metrics </w:t>
+      </w:r>
+      <w:r>
+        <w:t>gathered</w:t>
+      </w:r>
+      <w:r>
+        <w:t xml:space="preserve"> during AI report generation</w:t>
+      </w:r>
+      <w:r>
+        <w:t xml:space="preserve"> for Foremost data (disk images)</w:t>
+      </w:r>
+      <w:r>
+        <w:t>.</w:t>
+      </w:r>
+    </w:p>
+    <w:p>
+      <w:r>
+        <w:t>GPU 1 = 3060, GPU 2 = 3070</w:t>
+      </w:r>
+    </w:p>
+    <w:tbl>
+      <w:tblPr>
+        <w:tblStyle w:val="TableGrid0"/>
+        <w:tblW w:w="8661" w:type="dxa"/>
+        <w:tblInd w:w="39" w:type="dxa"/>
+        <w:tblLook w:val="04A0" w:firstRow="1" w:lastRow="0" w:firstColumn="1" w:lastColumn="0" w:noHBand="0" w:noVBand="1"/>
+      </w:tblPr>
+      <w:tblGrid>
+        <w:gridCol w:w="1190"/>
+        <w:gridCol w:w="606"/>
+        <w:gridCol w:w="984"/>
+        <w:gridCol w:w="850"/>
+        <w:gridCol w:w="856"/>
+        <w:gridCol w:w="845"/>
+        <w:gridCol w:w="850"/>
+        <w:gridCol w:w="849"/>
+        <w:gridCol w:w="849"/>
+        <w:gridCol w:w="782"/>
+      </w:tblGrid>
+      <w:tr>
+        <w:tc>
+          <w:tcPr>
+            <w:tcW w:w="1190" w:type="dxa"/>
+          </w:tcPr>
+          <w:p>
+            <w:pPr>
+              <w:ind w:left="0" w:firstLine="0"/>
+            </w:pPr>
+            <w:r>
+              <w:t>Input Data</w:t>
+            </w:r>
+          </w:p>
+        </w:tc>
+        <w:tc>
+          <w:tcPr>
+            <w:tcW w:w="606" w:type="dxa"/>
+          </w:tcPr>
+          <w:p>
+            <w:pPr>
+              <w:ind w:left="0" w:firstLine="0"/>
+            </w:pPr>
+            <w:r>
+              <w:t>Test</w:t>
+            </w:r>
+          </w:p>
+        </w:tc>
+        <w:tc>
+          <w:tcPr>
+            <w:tcW w:w="984" w:type="dxa"/>
+          </w:tcPr>
+          <w:p>
+            <w:pPr>
+              <w:ind w:left="0" w:firstLine="0"/>
+            </w:pPr>
+            <w:r>
+              <w:t>Time (s)</w:t>
+            </w:r>
+          </w:p>
+        </w:tc>
+        <w:tc>
+          <w:tcPr>
+            <w:tcW w:w="850" w:type="dxa"/>
+          </w:tcPr>
+          <w:p>
+            <w:pPr>
+              <w:ind w:left="0" w:firstLine="0"/>
+            </w:pPr>
+            <w:r>
+              <w:t>Input Tokens</w:t>
+            </w:r>
+          </w:p>
+        </w:tc>
+        <w:tc>
+          <w:tcPr>
+            <w:tcW w:w="856" w:type="dxa"/>
+          </w:tcPr>
+          <w:p>
+            <w:pPr>
+              <w:ind w:left="0" w:firstLine="0"/>
+            </w:pPr>
+            <w:r>
+              <w:t>Output Tokens</w:t>
+            </w:r>
+          </w:p>
+        </w:tc>
+        <w:tc>
+          <w:tcPr>
+            <w:tcW w:w="845" w:type="dxa"/>
+          </w:tcPr>
+          <w:p>
+            <w:pPr>
+              <w:ind w:left="0" w:firstLine="0"/>
+            </w:pPr>
+            <w:r>
+              <w:t>Total Tokens</w:t>
+            </w:r>
+          </w:p>
+        </w:tc>
+        <w:tc>
+          <w:tcPr>
+            <w:tcW w:w="850" w:type="dxa"/>
+          </w:tcPr>
+          <w:p>
+            <w:pPr>
+              <w:ind w:left="0" w:firstLine="0"/>
+            </w:pPr>
+            <w:r>
+              <w:t>GPU 1 VRAM (MiB)</w:t>
+            </w:r>
+          </w:p>
+        </w:tc>
+        <w:tc>
+          <w:tcPr>
+            <w:tcW w:w="849" w:type="dxa"/>
+          </w:tcPr>
+          <w:p>
+            <w:pPr>
+              <w:ind w:left="0" w:firstLine="0"/>
+            </w:pPr>
+            <w:r>
+              <w:t>GPU 2 VRAM (MiB)</w:t>
+            </w:r>
+          </w:p>
+        </w:tc>
+        <w:tc>
+          <w:tcPr>
+            <w:tcW w:w="849" w:type="dxa"/>
+          </w:tcPr>
+          <w:p>
+            <w:pPr>
+              <w:ind w:left="0" w:firstLine="0"/>
+            </w:pPr>
+            <w:r>
+              <w:t>GPU 1 Power (W)</w:t>
+            </w:r>
+          </w:p>
+        </w:tc>
+        <w:tc>
+          <w:tcPr>
+            <w:tcW w:w="782" w:type="dxa"/>
+          </w:tcPr>
+          <w:p>
+            <w:pPr>
+              <w:ind w:left="0" w:firstLine="0"/>
+            </w:pPr>
+            <w:r>
+              <w:t>GPU 2 Power (W)</w:t>
+            </w:r>
+          </w:p>
+        </w:tc>
+      </w:tr>
+      <w:tr>
+        <w:tc>
+          <w:tcPr>
+            <w:tcW w:w="1190" w:type="dxa"/>
+          </w:tcPr>
+          <w:p>
+            <w:pPr>
+              <w:ind w:left="0" w:firstLine="0"/>
+            </w:pPr>
+            <w:r>
+              <w:t>EIGHT.dd</w:t>
+            </w:r>
+          </w:p>
+        </w:tc>
+        <w:tc>
+          <w:tcPr>
+            <w:tcW w:w="606" w:type="dxa"/>
+          </w:tcPr>
+          <w:p>
+            <w:pPr>
+              <w:ind w:left="0" w:firstLine="0"/>
+            </w:pPr>
+            <w:r>
+              <w:t>1</w:t>
+            </w:r>
+          </w:p>
+        </w:tc>
+        <w:tc>
+          <w:tcPr>
+            <w:tcW w:w="984" w:type="dxa"/>
+          </w:tcPr>
+          <w:p>
+            <w:pPr>
+              <w:ind w:left="0" w:firstLine="0"/>
+            </w:pPr>
+            <w:r>
+              <w:t>38.86</w:t>
+            </w:r>
+          </w:p>
+        </w:tc>
+        <w:tc>
+          <w:tcPr>
+            <w:tcW w:w="850" w:type="dxa"/>
+          </w:tcPr>
+          <w:p>
+            <w:pPr>
+              <w:ind w:left="0" w:firstLine="0"/>
+            </w:pPr>
+            <w:r>
+              <w:t>2020</w:t>
+            </w:r>
+          </w:p>
+        </w:tc>
+        <w:tc>
+          <w:tcPr>
+            <w:tcW w:w="856" w:type="dxa"/>
+          </w:tcPr>
+          <w:p>
+            <w:pPr>
+              <w:ind w:left="0" w:firstLine="0"/>
+            </w:pPr>
+            <w:r>
+              <w:t>750</w:t>
+            </w:r>
+          </w:p>
+        </w:tc>
+        <w:tc>
+          <w:tcPr>
+            <w:tcW w:w="845" w:type="dxa"/>
+          </w:tcPr>
+          <w:p>
+            <w:pPr>
+              <w:ind w:left="0" w:firstLine="0"/>
+            </w:pPr>
+            <w:r>
+              <w:t>2770</w:t>
+            </w:r>
+          </w:p>
+        </w:tc>
+        <w:tc>
+          <w:tcPr>
+            <w:tcW w:w="850" w:type="dxa"/>
+          </w:tcPr>
+          <w:p>
+            <w:pPr>
+              <w:ind w:left="0" w:firstLine="0"/>
+            </w:pPr>
+          </w:p>
+        </w:tc>
+        <w:tc>
+          <w:tcPr>
+            <w:tcW w:w="849" w:type="dxa"/>
+          </w:tcPr>
+          <w:p>
+            <w:pPr>
+              <w:ind w:left="0" w:firstLine="0"/>
+            </w:pPr>
+          </w:p>
+        </w:tc>
+        <w:tc>
+          <w:tcPr>
+            <w:tcW w:w="849" w:type="dxa"/>
+          </w:tcPr>
+          <w:p>
+            <w:pPr>
+              <w:ind w:left="0" w:firstLine="0"/>
+            </w:pPr>
+          </w:p>
+        </w:tc>
+        <w:tc>
+          <w:tcPr>
+            <w:tcW w:w="782" w:type="dxa"/>
+          </w:tcPr>
+          <w:p>
+            <w:pPr>
+              <w:ind w:left="0" w:firstLine="0"/>
+            </w:pPr>
+          </w:p>
+        </w:tc>
+      </w:tr>
+      <w:tr>
+        <w:tc>
+          <w:tcPr>
+            <w:tcW w:w="1190" w:type="dxa"/>
+          </w:tcPr>
+          <w:p>
+            <w:pPr>
+              <w:ind w:left="0" w:firstLine="0"/>
+            </w:pPr>
+            <w:r>
+              <w:t>EIGHT.dd</w:t>
+            </w:r>
+          </w:p>
+        </w:tc>
+        <w:tc>
+          <w:tcPr>
+            <w:tcW w:w="606" w:type="dxa"/>
+          </w:tcPr>
+          <w:p>
+            <w:pPr>
+              <w:ind w:left="0" w:firstLine="0"/>
+            </w:pPr>
+            <w:r>
+              <w:t>2</w:t>
+            </w:r>
+          </w:p>
+        </w:tc>
+        <w:tc>
+          <w:tcPr>
+            <w:tcW w:w="984" w:type="dxa"/>
+          </w:tcPr>
+          <w:p>
+            <w:pPr>
+              <w:ind w:left="0" w:firstLine="0"/>
+            </w:pPr>
+            <w:r>
+              <w:t>13.65</w:t>
+            </w:r>
+          </w:p>
+        </w:tc>
+        <w:tc>
+          <w:tcPr>
+            <w:tcW w:w="850" w:type="dxa"/>
+          </w:tcPr>
+          <w:p>
+            <w:pPr>
+              <w:ind w:left="0" w:firstLine="0"/>
+            </w:pPr>
+            <w:r>
+              <w:t>2020</w:t>
+            </w:r>
+          </w:p>
+        </w:tc>
+        <w:tc>
+          <w:tcPr>
+            <w:tcW w:w="856" w:type="dxa"/>
+          </w:tcPr>
+          <w:p>
+            <w:pPr>
+              <w:ind w:left="0" w:firstLine="0"/>
+            </w:pPr>
+            <w:r>
+              <w:t>771</w:t>
+            </w:r>
+          </w:p>
+        </w:tc>
+        <w:tc>
+          <w:tcPr>
+            <w:tcW w:w="845" w:type="dxa"/>
+          </w:tcPr>
+          <w:p>
+            <w:pPr>
+              <w:ind w:left="0" w:firstLine="0"/>
+            </w:pPr>
+            <w:r>
+              <w:t>2791</w:t>
+            </w:r>
+          </w:p>
+        </w:tc>
+        <w:tc>
+          <w:tcPr>
+            <w:tcW w:w="850" w:type="dxa"/>
+          </w:tcPr>
+          <w:p>
+            <w:pPr>
+              <w:ind w:left="0" w:firstLine="0"/>
+            </w:pPr>
+          </w:p>
+        </w:tc>
+        <w:tc>
+          <w:tcPr>
+            <w:tcW w:w="849" w:type="dxa"/>
+          </w:tcPr>
+          <w:p>
+            <w:pPr>
+              <w:ind w:left="0" w:firstLine="0"/>
+            </w:pPr>
+          </w:p>
+        </w:tc>
+        <w:tc>
+          <w:tcPr>
+            <w:tcW w:w="849" w:type="dxa"/>
+          </w:tcPr>
+          <w:p>
+            <w:pPr>
+              <w:ind w:left="0" w:firstLine="0"/>
+            </w:pPr>
+          </w:p>
+        </w:tc>
+        <w:tc>
+          <w:tcPr>
+            <w:tcW w:w="782" w:type="dxa"/>
+          </w:tcPr>
+          <w:p>
+            <w:pPr>
+              <w:ind w:left="0" w:firstLine="0"/>
+            </w:pPr>
+          </w:p>
+        </w:tc>
+      </w:tr>
+      <w:tr>
+        <w:tc>
+          <w:tcPr>
+            <w:tcW w:w="1190" w:type="dxa"/>
+          </w:tcPr>
+          <w:p>
+            <w:pPr>
+              <w:ind w:left="0" w:firstLine="0"/>
+            </w:pPr>
+            <w:r>
+              <w:t>EIGHT.dd</w:t>
+            </w:r>
+          </w:p>
+        </w:tc>
+        <w:tc>
+          <w:tcPr>
+            <w:tcW w:w="606" w:type="dxa"/>
+          </w:tcPr>
+          <w:p>
+            <w:pPr>
+              <w:ind w:left="0" w:firstLine="0"/>
+            </w:pPr>
+            <w:r>
+              <w:t>3</w:t>
+            </w:r>
+          </w:p>
+        </w:tc>
+        <w:tc>
+          <w:tcPr>
+            <w:tcW w:w="984" w:type="dxa"/>
+          </w:tcPr>
+          <w:p>
+            <w:pPr>
+              <w:ind w:left="0" w:firstLine="0"/>
+            </w:pPr>
+            <w:r>
+              <w:t>13.22</w:t>
+            </w:r>
+          </w:p>
+        </w:tc>
+        <w:tc>
+          <w:tcPr>
+            <w:tcW w:w="850" w:type="dxa"/>
+          </w:tcPr>
+          <w:p>
+            <w:pPr>
+              <w:ind w:left="0" w:firstLine="0"/>
+            </w:pPr>
+            <w:r>
+              <w:t>2020</w:t>
+            </w:r>
+          </w:p>
+        </w:tc>
+        <w:tc>
+          <w:tcPr>
+            <w:tcW w:w="856" w:type="dxa"/>
+          </w:tcPr>
+          <w:p>
+            <w:pPr>
+              <w:ind w:left="0" w:firstLine="0"/>
+            </w:pPr>
+            <w:r>
+              <w:t>749</w:t>
+            </w:r>
+          </w:p>
+        </w:tc>
+        <w:tc>
+          <w:tcPr>
+            <w:tcW w:w="845" w:type="dxa"/>
+          </w:tcPr>
+          <w:p>
+            <w:pPr>
+              <w:ind w:left="0" w:firstLine="0"/>
+            </w:pPr>
+            <w:r>
+              <w:t>2769</w:t>
+            </w:r>
+          </w:p>
+        </w:tc>
+        <w:tc>
+          <w:tcPr>
+            <w:tcW w:w="850" w:type="dxa"/>
+          </w:tcPr>
+          <w:p>
+            <w:pPr>
+              <w:ind w:left="0" w:firstLine="0"/>
+            </w:pPr>
+          </w:p>
+        </w:tc>
+        <w:tc>
+          <w:tcPr>
+            <w:tcW w:w="849" w:type="dxa"/>
+          </w:tcPr>
+          <w:p>
+            <w:pPr>
+              <w:ind w:left="0" w:firstLine="0"/>
+            </w:pPr>
+          </w:p>
+        </w:tc>
+        <w:tc>
+          <w:tcPr>
+            <w:tcW w:w="849" w:type="dxa"/>
+          </w:tcPr>
+          <w:p>
+            <w:pPr>
+              <w:ind w:left="0" w:firstLine="0"/>
+            </w:pPr>
+          </w:p>
+        </w:tc>
+        <w:tc>
+          <w:tcPr>
+            <w:tcW w:w="782" w:type="dxa"/>
+          </w:tcPr>
+          <w:p>
+            <w:pPr>
+              <w:ind w:left="0" w:firstLine="0"/>
+            </w:pPr>
+          </w:p>
+        </w:tc>
+      </w:tr>
+      <w:tr>
+        <w:tc>
+          <w:tcPr>
+            <w:tcW w:w="1190" w:type="dxa"/>
+          </w:tcPr>
+          <w:p>
+            <w:pPr>
+              <w:ind w:left="0" w:firstLine="0"/>
+            </w:pPr>
+            <w:r>
+              <w:t>Three.dd</w:t>
+            </w:r>
+          </w:p>
+        </w:tc>
+        <w:tc>
+          <w:tcPr>
+            <w:tcW w:w="606" w:type="dxa"/>
+          </w:tcPr>
+          <w:p>
+            <w:pPr>
+              <w:ind w:left="0" w:firstLine="0"/>
+            </w:pPr>
+            <w:r>
+              <w:t>1</w:t>
+            </w:r>
+          </w:p>
+        </w:tc>
+        <w:tc>
+          <w:tcPr>
+            <w:tcW w:w="984" w:type="dxa"/>
+          </w:tcPr>
+          <w:p>
+            <w:pPr>
+              <w:ind w:left="0" w:firstLine="0"/>
+            </w:pPr>
+            <w:r>
+              <w:t>35.58</w:t>
+            </w:r>
+          </w:p>
+        </w:tc>
+        <w:tc>
+          <w:tcPr>
+            <w:tcW w:w="850" w:type="dxa"/>
+          </w:tcPr>
+          <w:p>
+            <w:pPr>
+              <w:ind w:left="0" w:firstLine="0"/>
+            </w:pPr>
+            <w:r>
+              <w:t>911</w:t>
+            </w:r>
+          </w:p>
+        </w:tc>
+        <w:tc>
+          <w:tcPr>
+            <w:tcW w:w="856" w:type="dxa"/>
+          </w:tcPr>
+          <w:p>
+            <w:pPr>
+              <w:ind w:left="0" w:firstLine="0"/>
+            </w:pPr>
+            <w:r>
+              <w:t>787</w:t>
+            </w:r>
+          </w:p>
+        </w:tc>
+        <w:tc>
+          <w:tcPr>
+            <w:tcW w:w="845" w:type="dxa"/>
+          </w:tcPr>
+          <w:p>
+            <w:pPr>
+              <w:ind w:left="0" w:firstLine="0"/>
+            </w:pPr>
+            <w:r>
+              <w:t>1698</w:t>
+            </w:r>
+          </w:p>
+        </w:tc>
+        <w:tc>
+          <w:tcPr>
+            <w:tcW w:w="850" w:type="dxa"/>
+          </w:tcPr>
+          <w:p>
+            <w:pPr>
+              <w:ind w:left="0" w:firstLine="0"/>
+            </w:pPr>
+          </w:p>
+        </w:tc>
+        <w:tc>
+          <w:tcPr>
+            <w:tcW w:w="849" w:type="dxa"/>
+          </w:tcPr>
+          <w:p>
+            <w:pPr>
+              <w:ind w:left="0" w:firstLine="0"/>
+            </w:pPr>
+          </w:p>
+        </w:tc>
+        <w:tc>
+          <w:tcPr>
+            <w:tcW w:w="849" w:type="dxa"/>
+          </w:tcPr>
+          <w:p>
+            <w:pPr>
+              <w:ind w:left="0" w:firstLine="0"/>
+            </w:pPr>
+          </w:p>
+        </w:tc>
+        <w:tc>
+          <w:tcPr>
+            <w:tcW w:w="782" w:type="dxa"/>
+          </w:tcPr>
+          <w:p>
+            <w:pPr>
+              <w:ind w:left="0" w:firstLine="0"/>
+            </w:pPr>
+          </w:p>
+        </w:tc>
+      </w:tr>
+      <w:tr>
+        <w:tc>
+          <w:tcPr>
+            <w:tcW w:w="1190" w:type="dxa"/>
+          </w:tcPr>
+          <w:p>
+            <w:pPr>
+              <w:ind w:left="0" w:firstLine="0"/>
+            </w:pPr>
+            <w:r>
+              <w:t>Three.dd</w:t>
+            </w:r>
+          </w:p>
+        </w:tc>
+        <w:tc>
+          <w:tcPr>
+            <w:tcW w:w="606" w:type="dxa"/>
+          </w:tcPr>
+          <w:p>
+            <w:pPr>
+              <w:ind w:left="0" w:firstLine="0"/>
+            </w:pPr>
+            <w:r>
+              <w:t>2</w:t>
+            </w:r>
+          </w:p>
+        </w:tc>
+        <w:tc>
+          <w:tcPr>
+            <w:tcW w:w="984" w:type="dxa"/>
+          </w:tcPr>
+          <w:p>
+            <w:pPr>
+              <w:ind w:left="0" w:firstLine="0"/>
+            </w:pPr>
+            <w:r>
+              <w:t>11.63</w:t>
+            </w:r>
+          </w:p>
+        </w:tc>
+        <w:tc>
+          <w:tcPr>
+            <w:tcW w:w="850" w:type="dxa"/>
+          </w:tcPr>
+          <w:p>
+            <w:pPr>
+              <w:ind w:left="0" w:firstLine="0"/>
+            </w:pPr>
+            <w:r>
+              <w:t>911</w:t>
+            </w:r>
+          </w:p>
+        </w:tc>
+        <w:tc>
+          <w:tcPr>
+            <w:tcW w:w="856" w:type="dxa"/>
+          </w:tcPr>
+          <w:p>
+            <w:pPr>
+              <w:ind w:left="0" w:firstLine="0"/>
+            </w:pPr>
+            <w:r>
+              <w:t>655</w:t>
+            </w:r>
+          </w:p>
+        </w:tc>
+        <w:tc>
+          <w:tcPr>
+            <w:tcW w:w="845" w:type="dxa"/>
+          </w:tcPr>
+          <w:p>
+            <w:pPr>
+              <w:ind w:left="0" w:firstLine="0"/>
+            </w:pPr>
+            <w:r>
+              <w:t>1566</w:t>
+            </w:r>
+          </w:p>
+        </w:tc>
+        <w:tc>
+          <w:tcPr>
+            <w:tcW w:w="850" w:type="dxa"/>
+          </w:tcPr>
+          <w:p>
+            <w:pPr>
+              <w:ind w:left="0" w:firstLine="0"/>
+            </w:pPr>
+          </w:p>
+        </w:tc>
+        <w:tc>
+          <w:tcPr>
+            <w:tcW w:w="849" w:type="dxa"/>
+          </w:tcPr>
+          <w:p>
+            <w:pPr>
+              <w:ind w:left="0" w:firstLine="0"/>
+            </w:pPr>
+          </w:p>
+        </w:tc>
+        <w:tc>
+          <w:tcPr>
+            <w:tcW w:w="849" w:type="dxa"/>
+          </w:tcPr>
+          <w:p>
+            <w:pPr>
+              <w:ind w:left="0" w:firstLine="0"/>
+            </w:pPr>
+          </w:p>
+        </w:tc>
+        <w:tc>
+          <w:tcPr>
+            <w:tcW w:w="782" w:type="dxa"/>
+          </w:tcPr>
+          <w:p>
+            <w:pPr>
+              <w:ind w:left="0" w:firstLine="0"/>
+            </w:pPr>
+          </w:p>
+        </w:tc>
+      </w:tr>
+      <w:tr>
+        <w:tc>
+          <w:tcPr>
+            <w:tcW w:w="1190" w:type="dxa"/>
+          </w:tcPr>
+          <w:p>
+            <w:pPr>
+              <w:ind w:left="0" w:firstLine="0"/>
+            </w:pPr>
+            <w:r>
+              <w:t>Three.dd</w:t>
+            </w:r>
+          </w:p>
+        </w:tc>
+        <w:tc>
+          <w:tcPr>
+            <w:tcW w:w="606" w:type="dxa"/>
+          </w:tcPr>
+          <w:p>
+            <w:pPr>
+              <w:ind w:left="0" w:firstLine="0"/>
+            </w:pPr>
+            <w:r>
+              <w:t>3</w:t>
+            </w:r>
+          </w:p>
+        </w:tc>
+        <w:tc>
+          <w:tcPr>
+            <w:tcW w:w="984" w:type="dxa"/>
+          </w:tcPr>
+          <w:p>
+            <w:pPr>
+              <w:ind w:left="0" w:firstLine="0"/>
+            </w:pPr>
+            <w:r>
+              <w:t>20.88</w:t>
+            </w:r>
+          </w:p>
+        </w:tc>
+        <w:tc>
+          <w:tcPr>
+            <w:tcW w:w="850" w:type="dxa"/>
+          </w:tcPr>
+          <w:p>
+            <w:pPr>
+              <w:ind w:left="0" w:firstLine="0"/>
+            </w:pPr>
+            <w:r>
+              <w:t>911</w:t>
+            </w:r>
+          </w:p>
+        </w:tc>
+        <w:tc>
+          <w:tcPr>
+            <w:tcW w:w="856" w:type="dxa"/>
+          </w:tcPr>
+          <w:p>
+            <w:pPr>
+              <w:ind w:left="0" w:firstLine="0"/>
+            </w:pPr>
+            <w:r>
+              <w:t>1250</w:t>
+            </w:r>
+          </w:p>
+        </w:tc>
+        <w:tc>
+          <w:tcPr>
+            <w:tcW w:w="845" w:type="dxa"/>
+          </w:tcPr>
+          <w:p>
+            <w:pPr>
+              <w:ind w:left="0" w:firstLine="0"/>
+            </w:pPr>
+            <w:r>
+              <w:t>2161</w:t>
+            </w:r>
+          </w:p>
+        </w:tc>
+        <w:tc>
+          <w:tcPr>
+            <w:tcW w:w="850" w:type="dxa"/>
+          </w:tcPr>
+          <w:p>
+            <w:pPr>
+              <w:ind w:left="0" w:firstLine="0"/>
+            </w:pPr>
+          </w:p>
+        </w:tc>
+        <w:tc>
+          <w:tcPr>
+            <w:tcW w:w="849" w:type="dxa"/>
+          </w:tcPr>
+          <w:p>
+            <w:pPr>
+              <w:ind w:left="0" w:firstLine="0"/>
+            </w:pPr>
+          </w:p>
+        </w:tc>
+        <w:tc>
+          <w:tcPr>
+            <w:tcW w:w="849" w:type="dxa"/>
+          </w:tcPr>
+          <w:p>
+            <w:pPr>
+              <w:ind w:left="0" w:firstLine="0"/>
+            </w:pPr>
+          </w:p>
+        </w:tc>
+        <w:tc>
+          <w:tcPr>
+            <w:tcW w:w="782" w:type="dxa"/>
+          </w:tcPr>
+          <w:p>
+            <w:pPr>
+              <w:ind w:left="0" w:firstLine="0"/>
+            </w:pPr>
+          </w:p>
+        </w:tc>
+      </w:tr>
+      <w:tr>
+        <w:tc>
+          <w:tcPr>
+            <w:tcW w:w="1190" w:type="dxa"/>
+          </w:tcPr>
+          <w:p>
+            <w:pPr>
+              <w:ind w:left="0" w:firstLine="0"/>
+            </w:pPr>
+            <w:r>
+              <w:t>NINE.dd</w:t>
+            </w:r>
+          </w:p>
+        </w:tc>
+        <w:tc>
+          <w:tcPr>
+            <w:tcW w:w="606" w:type="dxa"/>
+          </w:tcPr>
+          <w:p>
+            <w:pPr>
+              <w:ind w:left="0" w:firstLine="0"/>
+            </w:pPr>
+            <w:r>
+              <w:t>1</w:t>
+            </w:r>
+          </w:p>
+        </w:tc>
+        <w:tc>
+          <w:tcPr>
+            <w:tcW w:w="984" w:type="dxa"/>
+          </w:tcPr>
+          <w:p>
+            <w:pPr>
+              <w:ind w:left="0" w:firstLine="0"/>
+            </w:pPr>
+            <w:r>
+              <w:t>35.04</w:t>
+            </w:r>
+          </w:p>
+        </w:tc>
+        <w:tc>
+          <w:tcPr>
+            <w:tcW w:w="850" w:type="dxa"/>
+          </w:tcPr>
+          <w:p>
+            <w:pPr>
+              <w:ind w:left="0" w:firstLine="0"/>
+            </w:pPr>
+            <w:r>
+              <w:t>2020</w:t>
+            </w:r>
+          </w:p>
+        </w:tc>
+        <w:tc>
+          <w:tcPr>
+            <w:tcW w:w="856" w:type="dxa"/>
+          </w:tcPr>
+          <w:p>
+            <w:pPr>
+              <w:ind w:left="0" w:firstLine="0"/>
+            </w:pPr>
+            <w:r>
+              <w:t>694</w:t>
+            </w:r>
+          </w:p>
+        </w:tc>
+        <w:tc>
+          <w:tcPr>
+            <w:tcW w:w="845" w:type="dxa"/>
+          </w:tcPr>
+          <w:p>
+            <w:pPr>
+              <w:ind w:left="0" w:firstLine="0"/>
+            </w:pPr>
+            <w:r>
+              <w:t>2714</w:t>
+            </w:r>
+          </w:p>
+        </w:tc>
+        <w:tc>
+          <w:tcPr>
+            <w:tcW w:w="850" w:type="dxa"/>
+          </w:tcPr>
+          <w:p>
+            <w:pPr>
+              <w:ind w:left="0" w:firstLine="0"/>
+            </w:pPr>
+          </w:p>
+        </w:tc>
+        <w:tc>
+          <w:tcPr>
+            <w:tcW w:w="849" w:type="dxa"/>
+          </w:tcPr>
+          <w:p>
+            <w:pPr>
+              <w:ind w:left="0" w:firstLine="0"/>
+            </w:pPr>
+          </w:p>
+        </w:tc>
+        <w:tc>
+          <w:tcPr>
+            <w:tcW w:w="849" w:type="dxa"/>
+          </w:tcPr>
+          <w:p>
+            <w:pPr>
+              <w:ind w:left="0" w:firstLine="0"/>
+            </w:pPr>
+          </w:p>
+        </w:tc>
+        <w:tc>
+          <w:tcPr>
+            <w:tcW w:w="782" w:type="dxa"/>
+          </w:tcPr>
+          <w:p>
+            <w:pPr>
+              <w:ind w:left="0" w:firstLine="0"/>
+            </w:pPr>
+          </w:p>
+        </w:tc>
+      </w:tr>
+      <w:tr>
+        <w:tc>
+          <w:tcPr>
+            <w:tcW w:w="1190" w:type="dxa"/>
+          </w:tcPr>
+          <w:p>
+            <w:pPr>
+              <w:ind w:left="0" w:firstLine="0"/>
+            </w:pPr>
+            <w:r>
+              <w:t>NINE.dd</w:t>
+            </w:r>
+          </w:p>
+        </w:tc>
+        <w:tc>
+          <w:tcPr>
+            <w:tcW w:w="606" w:type="dxa"/>
+          </w:tcPr>
+          <w:p>
+            <w:pPr>
+              <w:ind w:left="0" w:firstLine="0"/>
+            </w:pPr>
+            <w:r>
+              <w:t>2</w:t>
+            </w:r>
+          </w:p>
+        </w:tc>
+        <w:tc>
+          <w:tcPr>
+            <w:tcW w:w="984" w:type="dxa"/>
+          </w:tcPr>
+          <w:p>
+            <w:pPr>
+              <w:ind w:left="0" w:firstLine="0"/>
+            </w:pPr>
+            <w:r>
+              <w:t>13.80</w:t>
+            </w:r>
+          </w:p>
+        </w:tc>
+        <w:tc>
+          <w:tcPr>
+            <w:tcW w:w="850" w:type="dxa"/>
+          </w:tcPr>
+          <w:p>
+            <w:pPr>
+              <w:ind w:left="0" w:firstLine="0"/>
+            </w:pPr>
+            <w:r>
+              <w:t>2020</w:t>
+            </w:r>
+          </w:p>
+        </w:tc>
+        <w:tc>
+          <w:tcPr>
+            <w:tcW w:w="856" w:type="dxa"/>
+          </w:tcPr>
+          <w:p>
+            <w:pPr>
+              <w:ind w:left="0" w:firstLine="0"/>
+            </w:pPr>
+            <w:r>
+              <w:t>769</w:t>
+            </w:r>
+          </w:p>
+        </w:tc>
+        <w:tc>
+          <w:tcPr>
+            <w:tcW w:w="845" w:type="dxa"/>
+          </w:tcPr>
+          <w:p>
+            <w:pPr>
+              <w:ind w:left="0" w:firstLine="0"/>
+            </w:pPr>
+            <w:r>
+              <w:t>2789</w:t>
+            </w:r>
+          </w:p>
+        </w:tc>
+        <w:tc>
+          <w:tcPr>
+            <w:tcW w:w="850" w:type="dxa"/>
+          </w:tcPr>
+          <w:p>
+            <w:pPr>
+              <w:ind w:left="0" w:firstLine="0"/>
+            </w:pPr>
+          </w:p>
+        </w:tc>
+        <w:tc>
+          <w:tcPr>
+            <w:tcW w:w="849" w:type="dxa"/>
+          </w:tcPr>
+          <w:p>
+            <w:pPr>
+              <w:ind w:left="0" w:firstLine="0"/>
+            </w:pPr>
+          </w:p>
+        </w:tc>
+        <w:tc>
+          <w:tcPr>
+            <w:tcW w:w="849" w:type="dxa"/>
+          </w:tcPr>
+          <w:p>
+            <w:pPr>
+              <w:ind w:left="0" w:firstLine="0"/>
+            </w:pPr>
+          </w:p>
+        </w:tc>
+        <w:tc>
+          <w:tcPr>
+            <w:tcW w:w="782" w:type="dxa"/>
+          </w:tcPr>
+          <w:p>
+            <w:pPr>
+              <w:ind w:left="0" w:firstLine="0"/>
+            </w:pPr>
+          </w:p>
+        </w:tc>
+      </w:tr>
+      <w:tr>
+        <w:tc>
+          <w:tcPr>
+            <w:tcW w:w="1190" w:type="dxa"/>
+          </w:tcPr>
+          <w:p>
+            <w:pPr>
+              <w:ind w:left="0" w:firstLine="0"/>
+            </w:pPr>
+            <w:r>
+              <w:t>NINE.dd</w:t>
+            </w:r>
+          </w:p>
+        </w:tc>
+        <w:tc>
+          <w:tcPr>
+            <w:tcW w:w="606" w:type="dxa"/>
+          </w:tcPr>
+          <w:p>
+            <w:pPr>
+              <w:ind w:left="0" w:firstLine="0"/>
+            </w:pPr>
+            <w:r>
+              <w:t>3</w:t>
+            </w:r>
+          </w:p>
+        </w:tc>
+        <w:tc>
+          <w:tcPr>
+            <w:tcW w:w="984" w:type="dxa"/>
+          </w:tcPr>
+          <w:p>
+            <w:pPr>
+              <w:ind w:left="0" w:firstLine="0"/>
+            </w:pPr>
+            <w:r>
+              <w:t>14.35</w:t>
+            </w:r>
+          </w:p>
+        </w:tc>
+        <w:tc>
+          <w:tcPr>
+            <w:tcW w:w="850" w:type="dxa"/>
+          </w:tcPr>
+          <w:p>
+            <w:pPr>
+              <w:ind w:left="0" w:firstLine="0"/>
+            </w:pPr>
+            <w:r>
+              <w:t>2020</w:t>
+            </w:r>
+          </w:p>
+        </w:tc>
+        <w:tc>
+          <w:tcPr>
+            <w:tcW w:w="856" w:type="dxa"/>
+          </w:tcPr>
+          <w:p>
+            <w:pPr>
+              <w:ind w:left="0" w:firstLine="0"/>
+            </w:pPr>
+            <w:r>
+              <w:t>811</w:t>
+            </w:r>
+          </w:p>
+        </w:tc>
+        <w:tc>
+          <w:tcPr>
+            <w:tcW w:w="845" w:type="dxa"/>
+          </w:tcPr>
+          <w:p>
+            <w:pPr>
+              <w:ind w:left="0" w:firstLine="0"/>
+            </w:pPr>
+            <w:r>
+              <w:t>2831</w:t>
+            </w:r>
+          </w:p>
+        </w:tc>
+        <w:tc>
+          <w:tcPr>
+            <w:tcW w:w="850" w:type="dxa"/>
+          </w:tcPr>
+          <w:p>
+            <w:pPr>
+              <w:ind w:left="0" w:firstLine="0"/>
+            </w:pPr>
+          </w:p>
+        </w:tc>
+        <w:tc>
+          <w:tcPr>
+            <w:tcW w:w="849" w:type="dxa"/>
+          </w:tcPr>
+          <w:p>
+            <w:pPr>
+              <w:ind w:left="0" w:firstLine="0"/>
+            </w:pPr>
+          </w:p>
+        </w:tc>
+        <w:tc>
+          <w:tcPr>
+            <w:tcW w:w="849" w:type="dxa"/>
+          </w:tcPr>
+          <w:p>
+            <w:pPr>
+              <w:ind w:left="0" w:firstLine="0"/>
+            </w:pPr>
+          </w:p>
+        </w:tc>
+        <w:tc>
+          <w:tcPr>
+            <w:tcW w:w="782" w:type="dxa"/>
+          </w:tcPr>
+          <w:p>
+            <w:pPr>
+              <w:ind w:left="0" w:firstLine="0"/>
+            </w:pPr>
+          </w:p>
+        </w:tc>
+      </w:tr>
+    </w:tbl>
+    <w:p>
+      <w:pPr>
+        <w:ind w:left="0" w:firstLine="0"/>
+      </w:pPr>
+    </w:p>
+    <w:p>
+      <w:pPr>
+        <w:ind w:left="0" w:firstLine="0"/>
+        <w:rPr>
+          <w:b/>
+          <w:bCs/>
+        </w:rPr>
+      </w:pPr>
+      <w:r>
+        <w:rPr>
+          <w:b/>
+          <w:bCs/>
+        </w:rPr>
+        <w:t>Nmap Scripts Data</w:t>
+      </w:r>
+    </w:p>
+    <w:p>
+      <w:pPr>
+        <w:ind w:left="0" w:firstLine="0"/>
+      </w:pPr>
+      <w:r>
+        <w:t xml:space="preserve">This table records metrics </w:t>
+      </w:r>
+      <w:r>
+        <w:t>gathered</w:t>
+      </w:r>
+      <w:r>
+        <w:t xml:space="preserve"> during AI report generation for Nmap data (</w:t>
+      </w:r>
+      <w:r>
+        <w:t>Nmap</w:t>
+      </w:r>
+      <w:r>
+        <w:t xml:space="preserve"> scans).</w:t>
+      </w:r>
+    </w:p>
+    <w:p>
+      <w:r>
+        <w:t>GPU 1 = 3060, GPU 2 = 3070</w:t>
+      </w:r>
+    </w:p>
+    <w:tbl>
+      <w:tblPr>
+        <w:tblStyle w:val="TableGrid0"/>
+        <w:tblW w:w="9454" w:type="dxa"/>
+        <w:tblInd w:w="39" w:type="dxa"/>
+        <w:tblLook w:val="04A0" w:firstRow="1" w:lastRow="0" w:firstColumn="1" w:lastColumn="0" w:noHBand="0" w:noVBand="1"/>
+      </w:tblPr>
+      <w:tblGrid>
+        <w:gridCol w:w="2183"/>
+        <w:gridCol w:w="571"/>
+        <w:gridCol w:w="941"/>
+        <w:gridCol w:w="824"/>
+        <w:gridCol w:w="856"/>
+        <w:gridCol w:w="853"/>
+        <w:gridCol w:w="805"/>
+        <w:gridCol w:w="805"/>
+        <w:gridCol w:w="808"/>
+        <w:gridCol w:w="808"/>
+      </w:tblGrid>
+      <w:tr>
+        <w:tc>
+          <w:tcPr>
+            <w:tcW w:w="2183" w:type="dxa"/>
+          </w:tcPr>
+          <w:p>
+            <w:pPr>
+              <w:ind w:left="0" w:firstLine="0"/>
+            </w:pPr>
+            <w:r>
+              <w:t>Input Data</w:t>
+            </w:r>
+          </w:p>
+        </w:tc>
+        <w:tc>
+          <w:tcPr>
+            <w:tcW w:w="571" w:type="dxa"/>
+          </w:tcPr>
+          <w:p>
+            <w:pPr>
+              <w:ind w:left="0" w:firstLine="0"/>
+            </w:pPr>
+            <w:r>
+              <w:t>Test</w:t>
+            </w:r>
+          </w:p>
+        </w:tc>
+        <w:tc>
+          <w:tcPr>
+            <w:tcW w:w="1030" w:type="dxa"/>
+          </w:tcPr>
+          <w:p>
+            <w:pPr>
+              <w:ind w:left="0" w:firstLine="0"/>
+            </w:pPr>
+            <w:r>
+              <w:t>Time (s)</w:t>
+            </w:r>
+          </w:p>
+        </w:tc>
+        <w:tc>
+          <w:tcPr>
+            <w:tcW w:w="679" w:type="dxa"/>
+          </w:tcPr>
+          <w:p>
+            <w:pPr>
+              <w:ind w:left="0" w:firstLine="0"/>
+            </w:pPr>
+            <w:r>
+              <w:t>Input Tokens</w:t>
+            </w:r>
+          </w:p>
+        </w:tc>
+        <w:tc>
+          <w:tcPr>
+            <w:tcW w:w="856" w:type="dxa"/>
+          </w:tcPr>
+          <w:p>
+            <w:pPr>
+              <w:ind w:left="0" w:firstLine="0"/>
+            </w:pPr>
+            <w:r>
+              <w:t>Output Tokens</w:t>
+            </w:r>
+          </w:p>
+        </w:tc>
+        <w:tc>
+          <w:tcPr>
+            <w:tcW w:w="865" w:type="dxa"/>
+          </w:tcPr>
+          <w:p>
+            <w:pPr>
+              <w:ind w:left="0" w:firstLine="0"/>
+            </w:pPr>
+            <w:r>
+              <w:t>Total Tokens</w:t>
+            </w:r>
+          </w:p>
+        </w:tc>
+        <w:tc>
+          <w:tcPr>
+            <w:tcW w:w="816" w:type="dxa"/>
+          </w:tcPr>
+          <w:p>
+            <w:pPr>
+              <w:ind w:left="0" w:firstLine="0"/>
+            </w:pPr>
+            <w:r>
+              <w:t>GPU 1 VRAM (MiB)</w:t>
+            </w:r>
+          </w:p>
+        </w:tc>
+        <w:tc>
+          <w:tcPr>
+            <w:tcW w:w="816" w:type="dxa"/>
+          </w:tcPr>
+          <w:p>
+            <w:pPr>
+              <w:ind w:left="0" w:firstLine="0"/>
+            </w:pPr>
+            <w:r>
+              <w:t>GPU 2 VRAM (MiB)</w:t>
+            </w:r>
+          </w:p>
+        </w:tc>
+        <w:tc>
+          <w:tcPr>
+            <w:tcW w:w="819" w:type="dxa"/>
+          </w:tcPr>
+          <w:p>
+            <w:pPr>
+              <w:ind w:left="0" w:firstLine="0"/>
+            </w:pPr>
+            <w:r>
+              <w:t>GPU 1 Power (W)</w:t>
+            </w:r>
+          </w:p>
+        </w:tc>
+        <w:tc>
+          <w:tcPr>
+            <w:tcW w:w="819" w:type="dxa"/>
+          </w:tcPr>
+          <w:p>
+            <w:pPr>
+              <w:ind w:left="0" w:firstLine="0"/>
+            </w:pPr>
+            <w:r>
+              <w:t>GPU 2 Power (W)</w:t>
+            </w:r>
+          </w:p>
+        </w:tc>
+      </w:tr>
+      <w:tr>
+        <w:tc>
+          <w:tcPr>
+            <w:tcW w:w="2183" w:type="dxa"/>
+          </w:tcPr>
+          <w:p>
+            <w:pPr>
+              <w:ind w:left="0" w:firstLine="0"/>
+            </w:pPr>
+            <w:r>
+              <w:t>Nmap_example.xml</w:t>
+            </w:r>
+          </w:p>
+        </w:tc>
+        <w:tc>
+          <w:tcPr>
+            <w:tcW w:w="571" w:type="dxa"/>
+          </w:tcPr>
+          <w:p>
+            <w:pPr>
+              <w:ind w:left="0" w:firstLine="0"/>
+            </w:pPr>
+            <w:r>
+              <w:t>1</w:t>
+            </w:r>
+          </w:p>
+        </w:tc>
+        <w:tc>
+          <w:tcPr>
+            <w:tcW w:w="1030" w:type="dxa"/>
+          </w:tcPr>
+          <w:p>
+            <w:pPr>
+              <w:ind w:left="0" w:firstLine="0"/>
+            </w:pPr>
+            <w:r>
+              <w:t>98.29</w:t>
+            </w:r>
+          </w:p>
+        </w:tc>
+        <w:tc>
+          <w:tcPr>
+            <w:tcW w:w="679" w:type="dxa"/>
+          </w:tcPr>
+          <w:p>
+            <w:pPr>
+              <w:ind w:left="0" w:firstLine="0"/>
+            </w:pPr>
+            <w:r>
+              <w:t>21565</w:t>
+            </w:r>
+          </w:p>
+        </w:tc>
+        <w:tc>
+          <w:tcPr>
+            <w:tcW w:w="856" w:type="dxa"/>
+          </w:tcPr>
+          <w:p>
+            <w:pPr>
+              <w:ind w:left="0" w:firstLine="0"/>
+            </w:pPr>
+            <w:r>
+              <w:t>2490</w:t>
+            </w:r>
+          </w:p>
+        </w:tc>
+        <w:tc>
+          <w:tcPr>
+            <w:tcW w:w="865" w:type="dxa"/>
+          </w:tcPr>
+          <w:p>
+            <w:pPr>
+              <w:ind w:left="0" w:firstLine="0"/>
+            </w:pPr>
+            <w:r>
+              <w:t>24055</w:t>
+            </w:r>
+          </w:p>
+        </w:tc>
+        <w:tc>
+          <w:tcPr>
+            <w:tcW w:w="816" w:type="dxa"/>
+          </w:tcPr>
+          <w:p>
+            <w:pPr>
+              <w:ind w:left="0" w:firstLine="0"/>
+            </w:pPr>
+          </w:p>
+        </w:tc>
+        <w:tc>
+          <w:tcPr>
+            <w:tcW w:w="816" w:type="dxa"/>
+          </w:tcPr>
+          <w:p>
+            <w:pPr>
+              <w:ind w:left="0" w:firstLine="0"/>
+            </w:pPr>
+          </w:p>
+        </w:tc>
+        <w:tc>
+          <w:tcPr>
+            <w:tcW w:w="819" w:type="dxa"/>
+          </w:tcPr>
+          <w:p>
+            <w:pPr>
+              <w:ind w:left="0" w:firstLine="0"/>
+            </w:pPr>
+          </w:p>
+        </w:tc>
+        <w:tc>
+          <w:tcPr>
+            <w:tcW w:w="819" w:type="dxa"/>
+          </w:tcPr>
+          <w:p>
+            <w:pPr>
+              <w:ind w:left="0" w:firstLine="0"/>
+            </w:pPr>
+          </w:p>
+        </w:tc>
+      </w:tr>
+      <w:tr>
+        <w:tc>
+          <w:tcPr>
+            <w:tcW w:w="2183" w:type="dxa"/>
+          </w:tcPr>
+          <w:p>
+            <w:pPr>
+              <w:ind w:left="0" w:firstLine="0"/>
+            </w:pPr>
+            <w:r>
+              <w:t>Nmap_example.xml</w:t>
+            </w:r>
+          </w:p>
+        </w:tc>
+        <w:tc>
+          <w:tcPr>
+            <w:tcW w:w="571" w:type="dxa"/>
+          </w:tcPr>
+          <w:p>
+            <w:pPr>
+              <w:ind w:left="0" w:firstLine="0"/>
+            </w:pPr>
+            <w:r>
+              <w:t>2</w:t>
+            </w:r>
+          </w:p>
+        </w:tc>
+        <w:tc>
+          <w:tcPr>
+            <w:tcW w:w="1030" w:type="dxa"/>
+          </w:tcPr>
+          <w:p>
+            <w:pPr>
+              <w:ind w:left="0" w:firstLine="0"/>
+            </w:pPr>
+            <w:r>
+              <w:t>53.69</w:t>
+            </w:r>
+          </w:p>
+        </w:tc>
+        <w:tc>
+          <w:tcPr>
+            <w:tcW w:w="679" w:type="dxa"/>
+          </w:tcPr>
+          <w:p>
+            <w:pPr>
+              <w:ind w:left="0" w:firstLine="0"/>
+            </w:pPr>
+            <w:r>
+              <w:t>21791</w:t>
+            </w:r>
+          </w:p>
+        </w:tc>
+        <w:tc>
+          <w:tcPr>
+            <w:tcW w:w="856" w:type="dxa"/>
+          </w:tcPr>
+          <w:p>
+            <w:pPr>
+              <w:ind w:left="0" w:firstLine="0"/>
+            </w:pPr>
+            <w:r>
+              <w:t>2947</w:t>
+            </w:r>
+          </w:p>
+        </w:tc>
+        <w:tc>
+          <w:tcPr>
+            <w:tcW w:w="865" w:type="dxa"/>
+          </w:tcPr>
+          <w:p>
+            <w:pPr>
+              <w:ind w:left="0" w:firstLine="0"/>
+            </w:pPr>
+            <w:r>
+              <w:t>24735</w:t>
+            </w:r>
+          </w:p>
+        </w:tc>
+        <w:tc>
+          <w:tcPr>
+            <w:tcW w:w="816" w:type="dxa"/>
+          </w:tcPr>
+          <w:p>
+            <w:pPr>
+              <w:ind w:left="0" w:firstLine="0"/>
+            </w:pPr>
+          </w:p>
+        </w:tc>
+        <w:tc>
+          <w:tcPr>
+            <w:tcW w:w="816" w:type="dxa"/>
+          </w:tcPr>
+          <w:p>
+            <w:pPr>
+              <w:ind w:left="0" w:firstLine="0"/>
+            </w:pPr>
+          </w:p>
+        </w:tc>
+        <w:tc>
+          <w:tcPr>
+            <w:tcW w:w="819" w:type="dxa"/>
+          </w:tcPr>
+          <w:p>
+            <w:pPr>
+              <w:ind w:left="0" w:firstLine="0"/>
+            </w:pPr>
+          </w:p>
+        </w:tc>
+        <w:tc>
+          <w:tcPr>
+            <w:tcW w:w="819" w:type="dxa"/>
+          </w:tcPr>
+          <w:p>
+            <w:pPr>
+              <w:ind w:left="0" w:firstLine="0"/>
+            </w:pPr>
+          </w:p>
+        </w:tc>
+      </w:tr>
+      <w:tr>
+        <w:tc>
+          <w:tcPr>
+            <w:tcW w:w="2183" w:type="dxa"/>
+          </w:tcPr>
+          <w:p>
+            <w:pPr>
+              <w:ind w:left="0" w:firstLine="0"/>
+            </w:pPr>
+            <w:r>
+              <w:t>Nmap_example.xml</w:t>
+            </w:r>
+          </w:p>
+        </w:tc>
+        <w:tc>
+          <w:tcPr>
+            <w:tcW w:w="571" w:type="dxa"/>
+          </w:tcPr>
+          <w:p>
+            <w:pPr>
+              <w:ind w:left="0" w:firstLine="0"/>
+            </w:pPr>
+            <w:r>
+              <w:t>3</w:t>
+            </w:r>
+          </w:p>
+        </w:tc>
+        <w:tc>
+          <w:tcPr>
+            <w:tcW w:w="1030" w:type="dxa"/>
+          </w:tcPr>
+          <w:p>
+            <w:pPr>
+              <w:ind w:left="0" w:firstLine="0"/>
+            </w:pPr>
+            <w:r>
+              <w:t>47.89</w:t>
+            </w:r>
+          </w:p>
+        </w:tc>
+        <w:tc>
+          <w:tcPr>
+            <w:tcW w:w="679" w:type="dxa"/>
+          </w:tcPr>
+          <w:p>
+            <w:pPr>
+              <w:ind w:left="0" w:firstLine="0"/>
+            </w:pPr>
+            <w:r>
+              <w:t>21791</w:t>
+            </w:r>
+          </w:p>
+        </w:tc>
+        <w:tc>
+          <w:tcPr>
+            <w:tcW w:w="856" w:type="dxa"/>
+          </w:tcPr>
+          <w:p>
+            <w:pPr>
+              <w:ind w:left="0" w:firstLine="0"/>
+            </w:pPr>
+            <w:r>
+              <w:t>2742</w:t>
+            </w:r>
+          </w:p>
+        </w:tc>
+        <w:tc>
+          <w:tcPr>
+            <w:tcW w:w="865" w:type="dxa"/>
+          </w:tcPr>
+          <w:p>
+            <w:pPr>
+              <w:ind w:left="0" w:firstLine="0"/>
+            </w:pPr>
+            <w:r>
+              <w:t>24533</w:t>
+            </w:r>
+          </w:p>
+        </w:tc>
+        <w:tc>
+          <w:tcPr>
+            <w:tcW w:w="816" w:type="dxa"/>
+          </w:tcPr>
+          <w:p>
+            <w:pPr>
+              <w:ind w:left="0" w:firstLine="0"/>
+            </w:pPr>
+          </w:p>
+        </w:tc>
+        <w:tc>
+          <w:tcPr>
+            <w:tcW w:w="816" w:type="dxa"/>
+          </w:tcPr>
+          <w:p>
+            <w:pPr>
+              <w:ind w:left="0" w:firstLine="0"/>
+            </w:pPr>
+          </w:p>
+        </w:tc>
+        <w:tc>
+          <w:tcPr>
+            <w:tcW w:w="819" w:type="dxa"/>
+          </w:tcPr>
+          <w:p>
+            <w:pPr>
+              <w:ind w:left="0" w:firstLine="0"/>
+            </w:pPr>
+          </w:p>
+        </w:tc>
+        <w:tc>
+          <w:tcPr>
+            <w:tcW w:w="819" w:type="dxa"/>
+          </w:tcPr>
+          <w:p>
+            <w:pPr>
+              <w:ind w:left="0" w:firstLine="0"/>
+            </w:pPr>
+          </w:p>
+        </w:tc>
+      </w:tr>
+      <w:tr>
+        <w:tc>
+          <w:tcPr>
+            <w:tcW w:w="2183" w:type="dxa"/>
+          </w:tcPr>
+          <w:p>
+            <w:pPr>
+              <w:ind w:left="0" w:firstLine="0"/>
+            </w:pPr>
+            <w:r>
+              <w:t>SOITnetworkscan.xml</w:t>
+            </w:r>
+          </w:p>
+        </w:tc>
+        <w:tc>
+          <w:tcPr>
+            <w:tcW w:w="571" w:type="dxa"/>
+          </w:tcPr>
+          <w:p>
+            <w:pPr>
+              <w:ind w:left="0" w:firstLine="0"/>
+            </w:pPr>
+            <w:r>
+              <w:t>1</w:t>
+            </w:r>
+          </w:p>
+        </w:tc>
+        <w:tc>
+          <w:tcPr>
+            <w:tcW w:w="1030" w:type="dxa"/>
+          </w:tcPr>
+          <w:p>
+            <w:pPr>
+              <w:ind w:left="0" w:firstLine="0"/>
+            </w:pPr>
+            <w:r>
+              <w:t>64.12</w:t>
+            </w:r>
+          </w:p>
+        </w:tc>
+        <w:tc>
+          <w:tcPr>
+            <w:tcW w:w="679" w:type="dxa"/>
+          </w:tcPr>
+          <w:p>
+            <w:pPr>
+              <w:ind w:left="0" w:firstLine="0"/>
+            </w:pPr>
+            <w:r>
+              <w:t>17368</w:t>
+            </w:r>
+          </w:p>
+        </w:tc>
+        <w:tc>
+          <w:tcPr>
+            <w:tcW w:w="856" w:type="dxa"/>
+          </w:tcPr>
+          <w:p>
+            <w:pPr>
+              <w:ind w:left="0" w:firstLine="0"/>
+            </w:pPr>
+            <w:r>
+              <w:t>2229</w:t>
+            </w:r>
+          </w:p>
+        </w:tc>
+        <w:tc>
+          <w:tcPr>
+            <w:tcW w:w="865" w:type="dxa"/>
+          </w:tcPr>
+          <w:p>
+            <w:pPr>
+              <w:ind w:left="0" w:firstLine="0"/>
+            </w:pPr>
+            <w:r>
+              <w:t>19587</w:t>
+            </w:r>
+          </w:p>
+        </w:tc>
+        <w:tc>
+          <w:tcPr>
+            <w:tcW w:w="816" w:type="dxa"/>
+          </w:tcPr>
+          <w:p>
+            <w:pPr>
+              <w:ind w:left="0" w:firstLine="0"/>
+            </w:pPr>
+          </w:p>
+        </w:tc>
+        <w:tc>
+          <w:tcPr>
+            <w:tcW w:w="816" w:type="dxa"/>
+          </w:tcPr>
+          <w:p>
+            <w:pPr>
+              <w:ind w:left="0" w:firstLine="0"/>
+            </w:pPr>
+          </w:p>
+        </w:tc>
+        <w:tc>
+          <w:tcPr>
+            <w:tcW w:w="819" w:type="dxa"/>
+          </w:tcPr>
+          <w:p>
+            <w:pPr>
+              <w:ind w:left="0" w:firstLine="0"/>
+            </w:pPr>
+          </w:p>
+        </w:tc>
+        <w:tc>
+          <w:tcPr>
+            <w:tcW w:w="819" w:type="dxa"/>
+          </w:tcPr>
+          <w:p>
+            <w:pPr>
+              <w:ind w:left="0" w:firstLine="0"/>
+            </w:pPr>
+          </w:p>
+        </w:tc>
+      </w:tr>
+      <w:tr>
+        <w:tc>
+          <w:tcPr>
+            <w:tcW w:w="2183" w:type="dxa"/>
+          </w:tcPr>
+          <w:p>
+            <w:pPr>
+              <w:ind w:left="0" w:firstLine="0"/>
+            </w:pPr>
+            <w:r>
+              <w:t>SOITnetworkscan.xml</w:t>
+            </w:r>
+          </w:p>
+        </w:tc>
+        <w:tc>
+          <w:tcPr>
+            <w:tcW w:w="571" w:type="dxa"/>
+          </w:tcPr>
+          <w:p>
+            <w:pPr>
+              <w:ind w:left="0" w:firstLine="0"/>
+            </w:pPr>
+            <w:r>
+              <w:t>2</w:t>
+            </w:r>
+          </w:p>
+        </w:tc>
+        <w:tc>
+          <w:tcPr>
+            <w:tcW w:w="1030" w:type="dxa"/>
+          </w:tcPr>
+          <w:p>
+            <w:pPr>
+              <w:ind w:left="0" w:firstLine="0"/>
+            </w:pPr>
+            <w:r>
+              <w:t>39.90</w:t>
+            </w:r>
+          </w:p>
+        </w:tc>
+        <w:tc>
+          <w:tcPr>
+            <w:tcW w:w="679" w:type="dxa"/>
+          </w:tcPr>
+          <w:p>
+            <w:pPr>
+              <w:ind w:left="0" w:firstLine="0"/>
+            </w:pPr>
+            <w:r>
+              <w:t>17470</w:t>
+            </w:r>
+          </w:p>
+        </w:tc>
+        <w:tc>
+          <w:tcPr>
+            <w:tcW w:w="856" w:type="dxa"/>
+          </w:tcPr>
+          <w:p>
+            <w:pPr>
+              <w:ind w:left="0" w:firstLine="0"/>
+            </w:pPr>
+            <w:r>
+              <w:t>2164</w:t>
+            </w:r>
+          </w:p>
+        </w:tc>
+        <w:tc>
+          <w:tcPr>
+            <w:tcW w:w="865" w:type="dxa"/>
+          </w:tcPr>
+          <w:p>
+            <w:pPr>
+              <w:ind w:left="0" w:firstLine="0"/>
+            </w:pPr>
+            <w:r>
+              <w:t>19634</w:t>
+            </w:r>
+          </w:p>
+        </w:tc>
+        <w:tc>
+          <w:tcPr>
+            <w:tcW w:w="816" w:type="dxa"/>
+          </w:tcPr>
+          <w:p>
+            <w:pPr>
+              <w:ind w:left="0" w:firstLine="0"/>
+            </w:pPr>
+          </w:p>
+        </w:tc>
+        <w:tc>
+          <w:tcPr>
+            <w:tcW w:w="816" w:type="dxa"/>
+          </w:tcPr>
+          <w:p>
+            <w:pPr>
+              <w:ind w:left="0" w:firstLine="0"/>
+            </w:pPr>
+          </w:p>
+        </w:tc>
+        <w:tc>
+          <w:tcPr>
+            <w:tcW w:w="819" w:type="dxa"/>
+          </w:tcPr>
+          <w:p>
+            <w:pPr>
+              <w:ind w:left="0" w:firstLine="0"/>
+            </w:pPr>
+          </w:p>
+        </w:tc>
+        <w:tc>
+          <w:tcPr>
+            <w:tcW w:w="819" w:type="dxa"/>
+          </w:tcPr>
+          <w:p>
+            <w:pPr>
+              <w:ind w:left="0" w:firstLine="0"/>
+            </w:pPr>
+          </w:p>
+        </w:tc>
+      </w:tr>
+      <w:tr>
+        <w:tc>
+          <w:tcPr>
+            <w:tcW w:w="2183" w:type="dxa"/>
+          </w:tcPr>
+          <w:p>
+            <w:pPr>
+              <w:ind w:left="0" w:firstLine="0"/>
+            </w:pPr>
+            <w:r>
+              <w:t>SOITnetworkscan.xml</w:t>
+            </w:r>
+          </w:p>
+        </w:tc>
+        <w:tc>
+          <w:tcPr>
+            <w:tcW w:w="571" w:type="dxa"/>
+          </w:tcPr>
+          <w:p>
+            <w:pPr>
+              <w:ind w:left="0" w:firstLine="0"/>
+            </w:pPr>
+            <w:r>
+              <w:t>3</w:t>
+            </w:r>
+          </w:p>
+        </w:tc>
+        <w:tc>
+          <w:tcPr>
+            <w:tcW w:w="1030" w:type="dxa"/>
+          </w:tcPr>
+          <w:p>
+            <w:pPr>
+              <w:ind w:left="0" w:firstLine="0"/>
+            </w:pPr>
+            <w:r>
+              <w:t>41.75</w:t>
+            </w:r>
+          </w:p>
+        </w:tc>
+        <w:tc>
+          <w:tcPr>
+            <w:tcW w:w="679" w:type="dxa"/>
+          </w:tcPr>
+          <w:p>
+            <w:pPr>
+              <w:ind w:left="0" w:firstLine="0"/>
+            </w:pPr>
+            <w:r>
+              <w:t>17470</w:t>
+            </w:r>
+          </w:p>
+        </w:tc>
+        <w:tc>
+          <w:tcPr>
+            <w:tcW w:w="856" w:type="dxa"/>
+          </w:tcPr>
+          <w:p>
+            <w:pPr>
+              <w:ind w:left="0" w:firstLine="0"/>
+            </w:pPr>
+            <w:r>
+              <w:t>2369</w:t>
+            </w:r>
+          </w:p>
+        </w:tc>
+        <w:tc>
+          <w:tcPr>
+            <w:tcW w:w="865" w:type="dxa"/>
+          </w:tcPr>
+          <w:p>
+            <w:pPr>
+              <w:ind w:left="0" w:firstLine="0"/>
+            </w:pPr>
+            <w:r>
+              <w:t>19839</w:t>
+            </w:r>
+          </w:p>
+        </w:tc>
+        <w:tc>
+          <w:tcPr>
+            <w:tcW w:w="816" w:type="dxa"/>
+          </w:tcPr>
+          <w:p>
+            <w:pPr>
+              <w:ind w:left="0" w:firstLine="0"/>
+            </w:pPr>
+          </w:p>
+        </w:tc>
+        <w:tc>
+          <w:tcPr>
+            <w:tcW w:w="816" w:type="dxa"/>
+          </w:tcPr>
+          <w:p>
+            <w:pPr>
+              <w:ind w:left="0" w:firstLine="0"/>
+            </w:pPr>
+          </w:p>
+        </w:tc>
+        <w:tc>
+          <w:tcPr>
+            <w:tcW w:w="819" w:type="dxa"/>
+          </w:tcPr>
+          <w:p>
+            <w:pPr>
+              <w:ind w:left="0" w:firstLine="0"/>
+            </w:pPr>
+          </w:p>
+        </w:tc>
+        <w:tc>
+          <w:tcPr>
+            <w:tcW w:w="819" w:type="dxa"/>
+          </w:tcPr>
+          <w:p>
+            <w:pPr>
+              <w:ind w:left="0" w:firstLine="0"/>
+            </w:pPr>
+          </w:p>
+        </w:tc>
+      </w:tr>
+      <w:tr>
+        <w:tc>
+          <w:tcPr>
+            <w:tcW w:w="2183" w:type="dxa"/>
+          </w:tcPr>
+          <w:p>
+            <w:pPr>
+              <w:ind w:left="0" w:firstLine="0"/>
+            </w:pPr>
+            <w:r>
+              <w:t>28sepServiceScan.xml</w:t>
+            </w:r>
+          </w:p>
+        </w:tc>
+        <w:tc>
+          <w:tcPr>
+            <w:tcW w:w="571" w:type="dxa"/>
+          </w:tcPr>
+          <w:p>
+            <w:pPr>
+              <w:ind w:left="0" w:firstLine="0"/>
+            </w:pPr>
+            <w:r>
+              <w:t>1</w:t>
+            </w:r>
+          </w:p>
+        </w:tc>
+        <w:tc>
+          <w:tcPr>
+            <w:tcW w:w="1030" w:type="dxa"/>
+          </w:tcPr>
+          <w:p>
+            <w:pPr>
+              <w:ind w:left="0" w:firstLine="0"/>
+            </w:pPr>
+            <w:r>
+              <w:t>84.18</w:t>
+            </w:r>
+          </w:p>
+        </w:tc>
+        <w:tc>
+          <w:tcPr>
+            <w:tcW w:w="679" w:type="dxa"/>
+          </w:tcPr>
+          <w:p>
+            <w:pPr>
+              <w:ind w:left="0" w:firstLine="0"/>
+            </w:pPr>
+            <w:r>
+              <w:t>32135</w:t>
+            </w:r>
+          </w:p>
+        </w:tc>
+        <w:tc>
+          <w:tcPr>
+            <w:tcW w:w="856" w:type="dxa"/>
+          </w:tcPr>
+          <w:p>
+            <w:pPr>
+              <w:ind w:left="0" w:firstLine="0"/>
+            </w:pPr>
+            <w:r>
+              <w:t>2246</w:t>
+            </w:r>
+          </w:p>
+        </w:tc>
+        <w:tc>
+          <w:tcPr>
+            <w:tcW w:w="865" w:type="dxa"/>
+          </w:tcPr>
+          <w:p>
+            <w:pPr>
+              <w:ind w:left="0" w:firstLine="0"/>
+            </w:pPr>
+            <w:r>
+              <w:t>34381</w:t>
+            </w:r>
+          </w:p>
+        </w:tc>
+        <w:tc>
+          <w:tcPr>
+            <w:tcW w:w="816" w:type="dxa"/>
+          </w:tcPr>
+          <w:p>
+            <w:pPr>
+              <w:ind w:left="0" w:firstLine="0"/>
+            </w:pPr>
+          </w:p>
+        </w:tc>
+        <w:tc>
+          <w:tcPr>
+            <w:tcW w:w="816" w:type="dxa"/>
+          </w:tcPr>
+          <w:p>
+            <w:pPr>
+              <w:ind w:left="0" w:firstLine="0"/>
+            </w:pPr>
+          </w:p>
+        </w:tc>
+        <w:tc>
+          <w:tcPr>
+            <w:tcW w:w="819" w:type="dxa"/>
+          </w:tcPr>
+          <w:p>
+            <w:pPr>
+              <w:ind w:left="0" w:firstLine="0"/>
+            </w:pPr>
+          </w:p>
+        </w:tc>
+        <w:tc>
+          <w:tcPr>
+            <w:tcW w:w="819" w:type="dxa"/>
+          </w:tcPr>
+          <w:p>
+            <w:pPr>
+              <w:ind w:left="0" w:firstLine="0"/>
+            </w:pPr>
+          </w:p>
+        </w:tc>
+      </w:tr>
+      <w:tr>
+        <w:tc>
+          <w:tcPr>
+            <w:tcW w:w="2183" w:type="dxa"/>
+          </w:tcPr>
+          <w:p>
+            <w:pPr>
+              <w:ind w:left="0" w:firstLine="0"/>
+            </w:pPr>
+            <w:r>
+              <w:t>28sepServiceScan.xml</w:t>
+            </w:r>
+          </w:p>
+        </w:tc>
+        <w:tc>
+          <w:tcPr>
+            <w:tcW w:w="571" w:type="dxa"/>
+          </w:tcPr>
+          <w:p>
+            <w:pPr>
+              <w:ind w:left="0" w:firstLine="0"/>
+            </w:pPr>
+            <w:r>
+              <w:t>2</w:t>
+            </w:r>
+          </w:p>
+        </w:tc>
+        <w:tc>
+          <w:tcPr>
+            <w:tcW w:w="1030" w:type="dxa"/>
+          </w:tcPr>
+          <w:p>
+            <w:pPr>
+              <w:ind w:left="0" w:firstLine="0"/>
+            </w:pPr>
+            <w:r>
+              <w:t>41.37</w:t>
+            </w:r>
+          </w:p>
+        </w:tc>
+        <w:tc>
+          <w:tcPr>
+            <w:tcW w:w="679" w:type="dxa"/>
+          </w:tcPr>
+          <w:p>
+            <w:pPr>
+              <w:ind w:left="0" w:firstLine="0"/>
+            </w:pPr>
+            <w:r>
+              <w:t>32156</w:t>
+            </w:r>
+          </w:p>
+        </w:tc>
+        <w:tc>
+          <w:tcPr>
+            <w:tcW w:w="856" w:type="dxa"/>
+          </w:tcPr>
+          <w:p>
+            <w:pPr>
+              <w:ind w:left="0" w:firstLine="0"/>
+            </w:pPr>
+            <w:r>
+              <w:t>2225</w:t>
+            </w:r>
+          </w:p>
+        </w:tc>
+        <w:tc>
+          <w:tcPr>
+            <w:tcW w:w="865" w:type="dxa"/>
+          </w:tcPr>
+          <w:p>
+            <w:pPr>
+              <w:ind w:left="0" w:firstLine="0"/>
+            </w:pPr>
+            <w:r>
+              <w:t>34381</w:t>
+            </w:r>
+          </w:p>
+        </w:tc>
+        <w:tc>
+          <w:tcPr>
+            <w:tcW w:w="816" w:type="dxa"/>
+          </w:tcPr>
+          <w:p>
+            <w:pPr>
+              <w:ind w:left="0" w:firstLine="0"/>
+            </w:pPr>
+          </w:p>
+        </w:tc>
+        <w:tc>
+          <w:tcPr>
+            <w:tcW w:w="816" w:type="dxa"/>
+          </w:tcPr>
+          <w:p>
+            <w:pPr>
+              <w:ind w:left="0" w:firstLine="0"/>
+            </w:pPr>
+          </w:p>
+        </w:tc>
+        <w:tc>
+          <w:tcPr>
+            <w:tcW w:w="819" w:type="dxa"/>
+          </w:tcPr>
+          <w:p>
+            <w:pPr>
+              <w:ind w:left="0" w:firstLine="0"/>
+            </w:pPr>
+          </w:p>
+        </w:tc>
+        <w:tc>
+          <w:tcPr>
+            <w:tcW w:w="819" w:type="dxa"/>
+          </w:tcPr>
+          <w:p>
+            <w:pPr>
+              <w:ind w:left="0" w:firstLine="0"/>
+            </w:pPr>
+          </w:p>
+        </w:tc>
+      </w:tr>
+      <w:tr>
+        <w:tc>
+          <w:tcPr>
+            <w:tcW w:w="2183" w:type="dxa"/>
+          </w:tcPr>
+          <w:p>
+            <w:pPr>
+              <w:ind w:left="0" w:firstLine="0"/>
+            </w:pPr>
+            <w:r>
+              <w:t>28sepServiceScan.xml</w:t>
+            </w:r>
+          </w:p>
+        </w:tc>
+        <w:tc>
+          <w:tcPr>
+            <w:tcW w:w="571" w:type="dxa"/>
+          </w:tcPr>
+          <w:p>
+            <w:pPr>
+              <w:ind w:left="0" w:firstLine="0"/>
+            </w:pPr>
+            <w:r>
+              <w:t>3</w:t>
+            </w:r>
+          </w:p>
+        </w:tc>
+        <w:tc>
+          <w:tcPr>
+            <w:tcW w:w="1030" w:type="dxa"/>
+          </w:tcPr>
+          <w:p>
+            <w:pPr>
+              <w:ind w:left="0" w:firstLine="0"/>
+            </w:pPr>
+            <w:r>
+              <w:t>39.64</w:t>
+            </w:r>
+          </w:p>
+        </w:tc>
+        <w:tc>
+          <w:tcPr>
+            <w:tcW w:w="679" w:type="dxa"/>
+          </w:tcPr>
+          <w:p>
+            <w:pPr>
+              <w:ind w:left="0" w:firstLine="0"/>
+            </w:pPr>
+            <w:r>
+              <w:t>32156</w:t>
+            </w:r>
+          </w:p>
+        </w:tc>
+        <w:tc>
+          <w:tcPr>
+            <w:tcW w:w="856" w:type="dxa"/>
+          </w:tcPr>
+          <w:p>
+            <w:pPr>
+              <w:ind w:left="0" w:firstLine="0"/>
+            </w:pPr>
+            <w:r>
+              <w:t>2235</w:t>
+            </w:r>
+          </w:p>
+        </w:tc>
+        <w:tc>
+          <w:tcPr>
+            <w:tcW w:w="865" w:type="dxa"/>
+          </w:tcPr>
+          <w:p>
+            <w:pPr>
+              <w:ind w:left="0" w:firstLine="0"/>
+            </w:pPr>
+            <w:r>
+              <w:t>34391</w:t>
+            </w:r>
+          </w:p>
+        </w:tc>
+        <w:tc>
+          <w:tcPr>
+            <w:tcW w:w="816" w:type="dxa"/>
+          </w:tcPr>
+          <w:p>
+            <w:pPr>
+              <w:ind w:left="0" w:firstLine="0"/>
+            </w:pPr>
+          </w:p>
+        </w:tc>
+        <w:tc>
+          <w:tcPr>
+            <w:tcW w:w="816" w:type="dxa"/>
+          </w:tcPr>
+          <w:p>
+            <w:pPr>
+              <w:ind w:left="0" w:firstLine="0"/>
+            </w:pPr>
+          </w:p>
+        </w:tc>
+        <w:tc>
+          <w:tcPr>
+            <w:tcW w:w="819" w:type="dxa"/>
+          </w:tcPr>
+          <w:p>
+            <w:pPr>
+              <w:ind w:left="0" w:firstLine="0"/>
+            </w:pPr>
+          </w:p>
+        </w:tc>
+        <w:tc>
+          <w:tcPr>
+            <w:tcW w:w="819" w:type="dxa"/>
+          </w:tcPr>
+          <w:p>
+            <w:pPr>
+              <w:ind w:left="0" w:firstLine="0"/>
+            </w:pPr>
+          </w:p>
+        </w:tc>
+      </w:tr>
+    </w:tbl>
+    <w:p>
+      <w:pPr>
+        <w:ind w:left="0" w:firstLine="0"/>
+        <w:rPr>
+          <w:b/>
+          <w:bCs/>
+        </w:rPr>
+      </w:pPr>
+    </w:p>
+    <w:p>
+      <w:pPr>
+        <w:ind w:left="0" w:firstLine="0"/>
+        <w:rPr>
+          <w:b/>
+          <w:bCs/>
+        </w:rPr>
+      </w:pPr>
+      <w:r>
+        <w:rPr>
+          <w:b/>
+          <w:bCs/>
+        </w:rPr>
+        <w:lastRenderedPageBreak/>
+        <w:t>Wireshark</w:t>
+      </w:r>
+      <w:r>
+        <w:rPr>
+          <w:b/>
+          <w:bCs/>
+        </w:rPr>
+        <w:t xml:space="preserve"> Scripts Data</w:t>
+      </w:r>
+    </w:p>
+    <w:p>
+      <w:pPr>
+        <w:ind w:left="0" w:firstLine="0"/>
+      </w:pPr>
+      <w:r>
+        <w:t xml:space="preserve">This table records metrics </w:t>
+      </w:r>
+      <w:r>
+        <w:t>gathered</w:t>
+      </w:r>
+      <w:r>
+        <w:t xml:space="preserve"> during AI report generation for Wireshark data (Packet captures).</w:t>
+      </w:r>
+    </w:p>
+    <w:p>
+      <w:r>
+        <w:t>GPU 1 = 3060, GPU 2 = 3070</w:t>
+      </w:r>
+    </w:p>
+    <w:tbl>
+      <w:tblPr>
+        <w:tblStyle w:val="TableGrid0"/>
+        <w:tblW w:w="0" w:type="auto"/>
+        <w:tblInd w:w="39" w:type="dxa"/>
+        <w:tblLook w:val="04A0" w:firstRow="1" w:lastRow="0" w:firstColumn="1" w:lastColumn="0" w:noHBand="0" w:noVBand="1"/>
+      </w:tblPr>
+      <w:tblGrid>
+        <w:gridCol w:w="1944"/>
+        <w:gridCol w:w="573"/>
+        <w:gridCol w:w="830"/>
+        <w:gridCol w:w="826"/>
+        <w:gridCol w:w="858"/>
+        <w:gridCol w:w="826"/>
+        <w:gridCol w:w="777"/>
+        <w:gridCol w:w="776"/>
+        <w:gridCol w:w="782"/>
+        <w:gridCol w:w="782"/>
+      </w:tblGrid>
+      <w:tr>
+        <w:tc>
+          <w:tcPr>
+            <w:tcW w:w="1944" w:type="dxa"/>
+          </w:tcPr>
+          <w:p>
+            <w:pPr>
+              <w:ind w:left="0" w:firstLine="0"/>
+            </w:pPr>
+            <w:r>
+              <w:t>Input Data</w:t>
+            </w:r>
+          </w:p>
+        </w:tc>
+        <w:tc>
+          <w:tcPr>
+            <w:tcW w:w="650" w:type="dxa"/>
+          </w:tcPr>
+          <w:p>
+            <w:pPr>
+              <w:ind w:left="0" w:firstLine="0"/>
+            </w:pPr>
+            <w:r>
+              <w:t>Test</w:t>
+            </w:r>
+          </w:p>
+        </w:tc>
+        <w:tc>
+          <w:tcPr>
+            <w:tcW w:w="835" w:type="dxa"/>
+          </w:tcPr>
+          <w:p>
+            <w:pPr>
+              <w:ind w:left="0" w:firstLine="0"/>
+            </w:pPr>
+            <w:r>
+              <w:t>Time (s)</w:t>
+            </w:r>
+          </w:p>
+        </w:tc>
+        <w:tc>
+          <w:tcPr>
+            <w:tcW w:w="892" w:type="dxa"/>
+          </w:tcPr>
+          <w:p>
+            <w:pPr>
+              <w:ind w:left="0" w:firstLine="0"/>
+            </w:pPr>
+            <w:r>
+              <w:t>Input Tokens</w:t>
+            </w:r>
+          </w:p>
+        </w:tc>
+        <w:tc>
+          <w:tcPr>
+            <w:tcW w:w="936" w:type="dxa"/>
+          </w:tcPr>
+          <w:p>
+            <w:pPr>
+              <w:ind w:left="0" w:firstLine="0"/>
+            </w:pPr>
+            <w:r>
+              <w:t>Output Tokens</w:t>
+            </w:r>
+          </w:p>
+        </w:tc>
+        <w:tc>
+          <w:tcPr>
+            <w:tcW w:w="882" w:type="dxa"/>
+          </w:tcPr>
+          <w:p>
+            <w:pPr>
+              <w:ind w:left="0" w:firstLine="0"/>
+            </w:pPr>
+            <w:r>
+              <w:t>Total Tokens</w:t>
+            </w:r>
+          </w:p>
+        </w:tc>
+        <w:tc>
+          <w:tcPr>
+            <w:tcW w:w="817" w:type="dxa"/>
+          </w:tcPr>
+          <w:p>
+            <w:pPr>
+              <w:ind w:left="0" w:firstLine="0"/>
+            </w:pPr>
+            <w:r>
+              <w:t>GPU 1 VRAM (MiB)</w:t>
+            </w:r>
+          </w:p>
+        </w:tc>
+        <w:tc>
+          <w:tcPr>
+            <w:tcW w:w="776" w:type="dxa"/>
+          </w:tcPr>
+          <w:p>
+            <w:pPr>
+              <w:ind w:left="0" w:firstLine="0"/>
+            </w:pPr>
+            <w:r>
+              <w:t>GPU 2 VRAM (MiB)</w:t>
+            </w:r>
+          </w:p>
+        </w:tc>
+        <w:tc>
+          <w:tcPr>
+            <w:tcW w:w="783" w:type="dxa"/>
+          </w:tcPr>
+          <w:p>
+            <w:pPr>
+              <w:ind w:left="0" w:firstLine="0"/>
+            </w:pPr>
+            <w:r>
+              <w:t>GPU 1 Power (W)</w:t>
+            </w:r>
+          </w:p>
+        </w:tc>
+        <w:tc>
+          <w:tcPr>
+            <w:tcW w:w="459" w:type="dxa"/>
+          </w:tcPr>
+          <w:p>
+            <w:pPr>
+              <w:ind w:left="0" w:firstLine="0"/>
+            </w:pPr>
+            <w:r>
+              <w:t>GPU 2 Power (W)</w:t>
+            </w:r>
+          </w:p>
+        </w:tc>
+      </w:tr>
+      <w:tr>
+        <w:tc>
+          <w:tcPr>
+            <w:tcW w:w="1944" w:type="dxa"/>
+          </w:tcPr>
+          <w:p>
+            <w:pPr>
+              <w:ind w:left="0" w:firstLine="0"/>
+            </w:pPr>
+            <w:r>
+              <w:t>evidence01.pcap</w:t>
+            </w:r>
+          </w:p>
+        </w:tc>
+        <w:tc>
+          <w:tcPr>
+            <w:tcW w:w="650" w:type="dxa"/>
+          </w:tcPr>
+          <w:p>
+            <w:pPr>
+              <w:ind w:left="0" w:firstLine="0"/>
+            </w:pPr>
+            <w:r>
+              <w:t>1</w:t>
+            </w:r>
+          </w:p>
+        </w:tc>
+        <w:tc>
+          <w:tcPr>
+            <w:tcW w:w="835" w:type="dxa"/>
+          </w:tcPr>
+          <w:p>
+            <w:pPr>
+              <w:ind w:left="0" w:firstLine="0"/>
+            </w:pPr>
+            <w:r>
+              <w:t>149.46</w:t>
+            </w:r>
+          </w:p>
+        </w:tc>
+        <w:tc>
+          <w:tcPr>
+            <w:tcW w:w="892" w:type="dxa"/>
+          </w:tcPr>
+          <w:p>
+            <w:pPr>
+              <w:ind w:left="0" w:firstLine="0"/>
+            </w:pPr>
+            <w:r>
+              <w:t>55167</w:t>
+            </w:r>
+          </w:p>
+        </w:tc>
+        <w:tc>
+          <w:tcPr>
+            <w:tcW w:w="936" w:type="dxa"/>
+          </w:tcPr>
+          <w:p>
+            <w:pPr>
+              <w:ind w:left="0" w:firstLine="0"/>
+            </w:pPr>
+            <w:r>
+              <w:t>2460</w:t>
+            </w:r>
+          </w:p>
+        </w:tc>
+        <w:tc>
+          <w:tcPr>
+            <w:tcW w:w="882" w:type="dxa"/>
+          </w:tcPr>
+          <w:p>
+            <w:pPr>
+              <w:ind w:left="0" w:firstLine="0"/>
+            </w:pPr>
+            <w:r>
+              <w:t>57627</w:t>
+            </w:r>
+          </w:p>
+        </w:tc>
+        <w:tc>
+          <w:tcPr>
+            <w:tcW w:w="817" w:type="dxa"/>
+          </w:tcPr>
+          <w:p>
+            <w:pPr>
+              <w:ind w:left="0" w:firstLine="0"/>
+            </w:pPr>
+          </w:p>
+        </w:tc>
+        <w:tc>
+          <w:tcPr>
+            <w:tcW w:w="776" w:type="dxa"/>
+          </w:tcPr>
+          <w:p>
+            <w:pPr>
+              <w:ind w:left="0" w:firstLine="0"/>
+            </w:pPr>
+          </w:p>
+        </w:tc>
+        <w:tc>
+          <w:tcPr>
+            <w:tcW w:w="783" w:type="dxa"/>
+          </w:tcPr>
+          <w:p>
+            <w:pPr>
+              <w:ind w:left="0" w:firstLine="0"/>
+            </w:pPr>
+          </w:p>
+        </w:tc>
+        <w:tc>
+          <w:tcPr>
+            <w:tcW w:w="459" w:type="dxa"/>
+          </w:tcPr>
+          <w:p>
+            <w:pPr>
+              <w:ind w:left="0" w:firstLine="0"/>
+            </w:pPr>
+          </w:p>
+        </w:tc>
+      </w:tr>
+      <w:tr>
+        <w:tc>
+          <w:tcPr>
+            <w:tcW w:w="1944" w:type="dxa"/>
+          </w:tcPr>
+          <w:p>
+            <w:pPr>
+              <w:ind w:left="0" w:firstLine="0"/>
+            </w:pPr>
+            <w:r>
+              <w:t>evidence01.pcap</w:t>
+            </w:r>
+          </w:p>
+        </w:tc>
+        <w:tc>
+          <w:tcPr>
+            <w:tcW w:w="650" w:type="dxa"/>
+          </w:tcPr>
+          <w:p>
+            <w:pPr>
+              <w:ind w:left="0" w:firstLine="0"/>
+            </w:pPr>
+            <w:r>
+              <w:t>2</w:t>
+            </w:r>
+          </w:p>
+        </w:tc>
+        <w:tc>
+          <w:tcPr>
+            <w:tcW w:w="835" w:type="dxa"/>
+          </w:tcPr>
+          <w:p>
+            <w:pPr>
+              <w:ind w:left="0" w:firstLine="0"/>
+            </w:pPr>
+            <w:r>
+              <w:t>51.36</w:t>
+            </w:r>
+          </w:p>
+        </w:tc>
+        <w:tc>
+          <w:tcPr>
+            <w:tcW w:w="892" w:type="dxa"/>
+          </w:tcPr>
+          <w:p>
+            <w:pPr>
+              <w:ind w:left="0" w:firstLine="0"/>
+            </w:pPr>
+            <w:r>
+              <w:t>55241</w:t>
+            </w:r>
+          </w:p>
+        </w:tc>
+        <w:tc>
+          <w:tcPr>
+            <w:tcW w:w="936" w:type="dxa"/>
+          </w:tcPr>
+          <w:p>
+            <w:pPr>
+              <w:ind w:left="0" w:firstLine="0"/>
+            </w:pPr>
+            <w:r>
+              <w:t>2721</w:t>
+            </w:r>
+          </w:p>
+        </w:tc>
+        <w:tc>
+          <w:tcPr>
+            <w:tcW w:w="882" w:type="dxa"/>
+          </w:tcPr>
+          <w:p>
+            <w:pPr>
+              <w:ind w:left="0" w:firstLine="0"/>
+            </w:pPr>
+            <w:r>
+              <w:t>57962</w:t>
+            </w:r>
+          </w:p>
+        </w:tc>
+        <w:tc>
+          <w:tcPr>
+            <w:tcW w:w="817" w:type="dxa"/>
+          </w:tcPr>
+          <w:p>
+            <w:pPr>
+              <w:ind w:left="0" w:firstLine="0"/>
+            </w:pPr>
+          </w:p>
+        </w:tc>
+        <w:tc>
+          <w:tcPr>
+            <w:tcW w:w="776" w:type="dxa"/>
+          </w:tcPr>
+          <w:p>
+            <w:pPr>
+              <w:ind w:left="0" w:firstLine="0"/>
+            </w:pPr>
+          </w:p>
+        </w:tc>
+        <w:tc>
+          <w:tcPr>
+            <w:tcW w:w="783" w:type="dxa"/>
+          </w:tcPr>
+          <w:p>
+            <w:pPr>
+              <w:ind w:left="0" w:firstLine="0"/>
+            </w:pPr>
+          </w:p>
+        </w:tc>
+        <w:tc>
+          <w:tcPr>
+            <w:tcW w:w="459" w:type="dxa"/>
+          </w:tcPr>
+          <w:p>
+            <w:pPr>
+              <w:ind w:left="0" w:firstLine="0"/>
+            </w:pPr>
+          </w:p>
+        </w:tc>
+      </w:tr>
+      <w:tr>
+        <w:tc>
+          <w:tcPr>
+            <w:tcW w:w="1944" w:type="dxa"/>
+          </w:tcPr>
+          <w:p>
+            <w:pPr>
+              <w:ind w:left="0" w:firstLine="0"/>
+            </w:pPr>
+            <w:r>
+              <w:t>evidence01.pcap</w:t>
+            </w:r>
+          </w:p>
+        </w:tc>
+        <w:tc>
+          <w:tcPr>
+            <w:tcW w:w="650" w:type="dxa"/>
+          </w:tcPr>
+          <w:p>
+            <w:pPr>
+              <w:ind w:left="0" w:firstLine="0"/>
+            </w:pPr>
+            <w:r>
+              <w:t>3</w:t>
+            </w:r>
+          </w:p>
+        </w:tc>
+        <w:tc>
+          <w:tcPr>
+            <w:tcW w:w="835" w:type="dxa"/>
+          </w:tcPr>
+          <w:p>
+            <w:pPr>
+              <w:ind w:left="0" w:firstLine="0"/>
+            </w:pPr>
+            <w:r>
+              <w:t>49.73</w:t>
+            </w:r>
+          </w:p>
+        </w:tc>
+        <w:tc>
+          <w:tcPr>
+            <w:tcW w:w="892" w:type="dxa"/>
+          </w:tcPr>
+          <w:p>
+            <w:pPr>
+              <w:ind w:left="0" w:firstLine="0"/>
+            </w:pPr>
+            <w:r>
+              <w:t>55241</w:t>
+            </w:r>
+          </w:p>
+        </w:tc>
+        <w:tc>
+          <w:tcPr>
+            <w:tcW w:w="936" w:type="dxa"/>
+          </w:tcPr>
+          <w:p>
+            <w:pPr>
+              <w:ind w:left="0" w:firstLine="0"/>
+            </w:pPr>
+            <w:r>
+              <w:t>2771</w:t>
+            </w:r>
+          </w:p>
+        </w:tc>
+        <w:tc>
+          <w:tcPr>
+            <w:tcW w:w="882" w:type="dxa"/>
+          </w:tcPr>
+          <w:p>
+            <w:pPr>
+              <w:ind w:left="0" w:firstLine="0"/>
+            </w:pPr>
+            <w:r>
+              <w:t>58012</w:t>
+            </w:r>
+          </w:p>
+        </w:tc>
+        <w:tc>
+          <w:tcPr>
+            <w:tcW w:w="817" w:type="dxa"/>
+          </w:tcPr>
+          <w:p>
+            <w:pPr>
+              <w:ind w:left="0" w:firstLine="0"/>
+            </w:pPr>
+          </w:p>
+        </w:tc>
+        <w:tc>
+          <w:tcPr>
+            <w:tcW w:w="776" w:type="dxa"/>
+          </w:tcPr>
+          <w:p>
+            <w:pPr>
+              <w:ind w:left="0" w:firstLine="0"/>
+            </w:pPr>
+          </w:p>
+        </w:tc>
+        <w:tc>
+          <w:tcPr>
+            <w:tcW w:w="783" w:type="dxa"/>
+          </w:tcPr>
+          <w:p>
+            <w:pPr>
+              <w:ind w:left="0" w:firstLine="0"/>
+            </w:pPr>
+          </w:p>
+        </w:tc>
+        <w:tc>
+          <w:tcPr>
+            <w:tcW w:w="459" w:type="dxa"/>
+          </w:tcPr>
+          <w:p>
+            <w:pPr>
+              <w:ind w:left="0" w:firstLine="0"/>
+            </w:pPr>
+          </w:p>
+        </w:tc>
+      </w:tr>
+      <w:tr>
+        <w:tc>
+          <w:tcPr>
+            <w:tcW w:w="1944" w:type="dxa"/>
+          </w:tcPr>
+          <w:p>
+            <w:pPr>
+              <w:ind w:left="0" w:firstLine="0"/>
+            </w:pPr>
+            <w:r>
+              <w:t>evidence02.pcapng</w:t>
+            </w:r>
+          </w:p>
+        </w:tc>
+        <w:tc>
+          <w:tcPr>
+            <w:tcW w:w="650" w:type="dxa"/>
+          </w:tcPr>
+          <w:p>
+            <w:pPr>
+              <w:ind w:left="0" w:firstLine="0"/>
+            </w:pPr>
+            <w:r>
+              <w:t>1</w:t>
+            </w:r>
+          </w:p>
+        </w:tc>
+        <w:tc>
+          <w:tcPr>
+            <w:tcW w:w="835" w:type="dxa"/>
+          </w:tcPr>
+          <w:p>
+            <w:pPr>
+              <w:ind w:left="0" w:firstLine="0"/>
+            </w:pPr>
+            <w:r>
+              <w:t>92.05</w:t>
+            </w:r>
+          </w:p>
+        </w:tc>
+        <w:tc>
+          <w:tcPr>
+            <w:tcW w:w="892" w:type="dxa"/>
+          </w:tcPr>
+          <w:p>
+            <w:pPr>
+              <w:ind w:left="0" w:firstLine="0"/>
+            </w:pPr>
+            <w:r>
+              <w:t>33714</w:t>
+            </w:r>
+          </w:p>
+        </w:tc>
+        <w:tc>
+          <w:tcPr>
+            <w:tcW w:w="936" w:type="dxa"/>
+          </w:tcPr>
+          <w:p>
+            <w:pPr>
+              <w:ind w:left="0" w:firstLine="0"/>
+            </w:pPr>
+            <w:r>
+              <w:t>2527</w:t>
+            </w:r>
+          </w:p>
+        </w:tc>
+        <w:tc>
+          <w:tcPr>
+            <w:tcW w:w="882" w:type="dxa"/>
+          </w:tcPr>
+          <w:p>
+            <w:pPr>
+              <w:ind w:left="0" w:firstLine="0"/>
+            </w:pPr>
+            <w:r>
+              <w:t>36241</w:t>
+            </w:r>
+          </w:p>
+        </w:tc>
+        <w:tc>
+          <w:tcPr>
+            <w:tcW w:w="817" w:type="dxa"/>
+          </w:tcPr>
+          <w:p>
+            <w:pPr>
+              <w:ind w:left="0" w:firstLine="0"/>
+            </w:pPr>
+          </w:p>
+        </w:tc>
+        <w:tc>
+          <w:tcPr>
+            <w:tcW w:w="776" w:type="dxa"/>
+          </w:tcPr>
+          <w:p>
+            <w:pPr>
+              <w:ind w:left="0" w:firstLine="0"/>
+            </w:pPr>
+          </w:p>
+        </w:tc>
+        <w:tc>
+          <w:tcPr>
+            <w:tcW w:w="783" w:type="dxa"/>
+          </w:tcPr>
+          <w:p>
+            <w:pPr>
+              <w:ind w:left="0" w:firstLine="0"/>
+            </w:pPr>
+          </w:p>
+        </w:tc>
+        <w:tc>
+          <w:tcPr>
+            <w:tcW w:w="459" w:type="dxa"/>
+          </w:tcPr>
+          <w:p>
+            <w:pPr>
+              <w:ind w:left="0" w:firstLine="0"/>
+            </w:pPr>
+          </w:p>
+        </w:tc>
+      </w:tr>
+      <w:tr>
+        <w:tc>
+          <w:tcPr>
+            <w:tcW w:w="1944" w:type="dxa"/>
+          </w:tcPr>
+          <w:p>
+            <w:pPr>
+              <w:ind w:left="0" w:firstLine="0"/>
+            </w:pPr>
+            <w:r>
+              <w:t>evidence02.pcapng</w:t>
+            </w:r>
+          </w:p>
+        </w:tc>
+        <w:tc>
+          <w:tcPr>
+            <w:tcW w:w="650" w:type="dxa"/>
+          </w:tcPr>
+          <w:p>
+            <w:pPr>
+              <w:ind w:left="0" w:firstLine="0"/>
+            </w:pPr>
+            <w:r>
+              <w:t>2</w:t>
+            </w:r>
+          </w:p>
+        </w:tc>
+        <w:tc>
+          <w:tcPr>
+            <w:tcW w:w="835" w:type="dxa"/>
+          </w:tcPr>
+          <w:p>
+            <w:pPr>
+              <w:ind w:left="0" w:firstLine="0"/>
+            </w:pPr>
+            <w:r>
+              <w:t>46.79</w:t>
+            </w:r>
+          </w:p>
+        </w:tc>
+        <w:tc>
+          <w:tcPr>
+            <w:tcW w:w="892" w:type="dxa"/>
+          </w:tcPr>
+          <w:p>
+            <w:pPr>
+              <w:ind w:left="0" w:firstLine="0"/>
+            </w:pPr>
+            <w:r>
+              <w:t>33635</w:t>
+            </w:r>
+          </w:p>
+        </w:tc>
+        <w:tc>
+          <w:tcPr>
+            <w:tcW w:w="936" w:type="dxa"/>
+          </w:tcPr>
+          <w:p>
+            <w:pPr>
+              <w:ind w:left="0" w:firstLine="0"/>
+            </w:pPr>
+            <w:r>
+              <w:t>2512</w:t>
+            </w:r>
+          </w:p>
+        </w:tc>
+        <w:tc>
+          <w:tcPr>
+            <w:tcW w:w="882" w:type="dxa"/>
+          </w:tcPr>
+          <w:p>
+            <w:pPr>
+              <w:ind w:left="0" w:firstLine="0"/>
+            </w:pPr>
+            <w:r>
+              <w:t>36147</w:t>
+            </w:r>
+          </w:p>
+        </w:tc>
+        <w:tc>
+          <w:tcPr>
+            <w:tcW w:w="817" w:type="dxa"/>
+          </w:tcPr>
+          <w:p>
+            <w:pPr>
+              <w:ind w:left="0" w:firstLine="0"/>
+            </w:pPr>
+          </w:p>
+        </w:tc>
+        <w:tc>
+          <w:tcPr>
+            <w:tcW w:w="776" w:type="dxa"/>
+          </w:tcPr>
+          <w:p>
+            <w:pPr>
+              <w:ind w:left="0" w:firstLine="0"/>
+            </w:pPr>
+          </w:p>
+        </w:tc>
+        <w:tc>
+          <w:tcPr>
+            <w:tcW w:w="783" w:type="dxa"/>
+          </w:tcPr>
+          <w:p>
+            <w:pPr>
+              <w:ind w:left="0" w:firstLine="0"/>
+            </w:pPr>
+          </w:p>
+        </w:tc>
+        <w:tc>
+          <w:tcPr>
+            <w:tcW w:w="459" w:type="dxa"/>
+          </w:tcPr>
+          <w:p>
+            <w:pPr>
+              <w:ind w:left="0" w:firstLine="0"/>
+            </w:pPr>
+          </w:p>
+        </w:tc>
+      </w:tr>
+      <w:tr>
+        <w:tc>
+          <w:tcPr>
+            <w:tcW w:w="1944" w:type="dxa"/>
+          </w:tcPr>
+          <w:p>
+            <w:pPr>
+              <w:ind w:left="0" w:firstLine="0"/>
+            </w:pPr>
+            <w:r>
+              <w:t>evidence02.pcapng</w:t>
+            </w:r>
+          </w:p>
+        </w:tc>
+        <w:tc>
+          <w:tcPr>
+            <w:tcW w:w="650" w:type="dxa"/>
+          </w:tcPr>
+          <w:p>
+            <w:pPr>
+              <w:ind w:left="0" w:firstLine="0"/>
+            </w:pPr>
+            <w:r>
+              <w:t>3</w:t>
+            </w:r>
+          </w:p>
+        </w:tc>
+        <w:tc>
+          <w:tcPr>
+            <w:tcW w:w="835" w:type="dxa"/>
+          </w:tcPr>
+          <w:p>
+            <w:pPr>
+              <w:ind w:left="0" w:firstLine="0"/>
+            </w:pPr>
+            <w:r>
+              <w:t>44.00</w:t>
+            </w:r>
+          </w:p>
+        </w:tc>
+        <w:tc>
+          <w:tcPr>
+            <w:tcW w:w="892" w:type="dxa"/>
+          </w:tcPr>
+          <w:p>
+            <w:pPr>
+              <w:ind w:left="0" w:firstLine="0"/>
+            </w:pPr>
+            <w:r>
+              <w:t>33635</w:t>
+            </w:r>
+          </w:p>
+        </w:tc>
+        <w:tc>
+          <w:tcPr>
+            <w:tcW w:w="936" w:type="dxa"/>
+          </w:tcPr>
+          <w:p>
+            <w:pPr>
+              <w:ind w:left="0" w:firstLine="0"/>
+            </w:pPr>
+            <w:r>
+              <w:t>2457</w:t>
+            </w:r>
+          </w:p>
+        </w:tc>
+        <w:tc>
+          <w:tcPr>
+            <w:tcW w:w="882" w:type="dxa"/>
+          </w:tcPr>
+          <w:p>
+            <w:pPr>
+              <w:ind w:left="0" w:firstLine="0"/>
+            </w:pPr>
+            <w:r>
+              <w:t>36092</w:t>
+            </w:r>
+          </w:p>
+        </w:tc>
+        <w:tc>
+          <w:tcPr>
+            <w:tcW w:w="817" w:type="dxa"/>
+          </w:tcPr>
+          <w:p>
+            <w:pPr>
+              <w:ind w:left="0" w:firstLine="0"/>
+            </w:pPr>
+          </w:p>
+        </w:tc>
+        <w:tc>
+          <w:tcPr>
+            <w:tcW w:w="776" w:type="dxa"/>
+          </w:tcPr>
+          <w:p>
+            <w:pPr>
+              <w:ind w:left="0" w:firstLine="0"/>
+            </w:pPr>
+          </w:p>
+        </w:tc>
+        <w:tc>
+          <w:tcPr>
+            <w:tcW w:w="783" w:type="dxa"/>
+          </w:tcPr>
+          <w:p>
+            <w:pPr>
+              <w:ind w:left="0" w:firstLine="0"/>
+            </w:pPr>
+          </w:p>
+        </w:tc>
+        <w:tc>
+          <w:tcPr>
+            <w:tcW w:w="459" w:type="dxa"/>
+          </w:tcPr>
+          <w:p>
+            <w:pPr>
+              <w:ind w:left="0" w:firstLine="0"/>
+            </w:pPr>
+          </w:p>
+        </w:tc>
+      </w:tr>
+      <w:tr>
+        <w:tc>
+          <w:tcPr>
+            <w:tcW w:w="1944" w:type="dxa"/>
+          </w:tcPr>
+          <w:p>
+            <w:pPr>
+              <w:ind w:left="0" w:firstLine="0"/>
+            </w:pPr>
+            <w:r>
+              <w:t>evidence03.pcap</w:t>
+            </w:r>
+          </w:p>
+        </w:tc>
+        <w:tc>
+          <w:tcPr>
+            <w:tcW w:w="650" w:type="dxa"/>
+          </w:tcPr>
+          <w:p>
+            <w:pPr>
+              <w:ind w:left="0" w:firstLine="0"/>
+            </w:pPr>
+            <w:r>
+              <w:t>1</w:t>
+            </w:r>
+          </w:p>
+        </w:tc>
+        <w:tc>
+          <w:tcPr>
+            <w:tcW w:w="835" w:type="dxa"/>
+          </w:tcPr>
+          <w:p>
+            <w:pPr>
+              <w:ind w:left="0" w:firstLine="0"/>
+            </w:pPr>
+            <w:r>
+              <w:t>90.02</w:t>
+            </w:r>
+          </w:p>
+        </w:tc>
+        <w:tc>
+          <w:tcPr>
+            <w:tcW w:w="892" w:type="dxa"/>
+          </w:tcPr>
+          <w:p>
+            <w:pPr>
+              <w:ind w:left="0" w:firstLine="0"/>
+            </w:pPr>
+            <w:r>
+              <w:t>33612</w:t>
+            </w:r>
+          </w:p>
+        </w:tc>
+        <w:tc>
+          <w:tcPr>
+            <w:tcW w:w="936" w:type="dxa"/>
+          </w:tcPr>
+          <w:p>
+            <w:pPr>
+              <w:ind w:left="0" w:firstLine="0"/>
+            </w:pPr>
+            <w:r>
+              <w:t>2378</w:t>
+            </w:r>
+          </w:p>
+        </w:tc>
+        <w:tc>
+          <w:tcPr>
+            <w:tcW w:w="882" w:type="dxa"/>
+          </w:tcPr>
+          <w:p>
+            <w:pPr>
+              <w:ind w:left="0" w:firstLine="0"/>
+            </w:pPr>
+            <w:r>
+              <w:t>35990</w:t>
+            </w:r>
+          </w:p>
+        </w:tc>
+        <w:tc>
+          <w:tcPr>
+            <w:tcW w:w="817" w:type="dxa"/>
+          </w:tcPr>
+          <w:p>
+            <w:pPr>
+              <w:ind w:left="0" w:firstLine="0"/>
+            </w:pPr>
+          </w:p>
+        </w:tc>
+        <w:tc>
+          <w:tcPr>
+            <w:tcW w:w="776" w:type="dxa"/>
+          </w:tcPr>
+          <w:p>
+            <w:pPr>
+              <w:ind w:left="0" w:firstLine="0"/>
+            </w:pPr>
+          </w:p>
+        </w:tc>
+        <w:tc>
+          <w:tcPr>
+            <w:tcW w:w="783" w:type="dxa"/>
+          </w:tcPr>
+          <w:p>
+            <w:pPr>
+              <w:ind w:left="0" w:firstLine="0"/>
+            </w:pPr>
+          </w:p>
+        </w:tc>
+        <w:tc>
+          <w:tcPr>
+            <w:tcW w:w="459" w:type="dxa"/>
+          </w:tcPr>
+          <w:p>
+            <w:pPr>
+              <w:ind w:left="0" w:firstLine="0"/>
+            </w:pPr>
+          </w:p>
+        </w:tc>
+      </w:tr>
+      <w:tr>
+        <w:tc>
+          <w:tcPr>
+            <w:tcW w:w="1944" w:type="dxa"/>
+          </w:tcPr>
+          <w:p>
+            <w:pPr>
+              <w:ind w:left="0" w:firstLine="0"/>
+            </w:pPr>
+            <w:r>
+              <w:t>evidence03.pcap</w:t>
+            </w:r>
+          </w:p>
+        </w:tc>
+        <w:tc>
+          <w:tcPr>
+            <w:tcW w:w="650" w:type="dxa"/>
+          </w:tcPr>
+          <w:p>
+            <w:pPr>
+              <w:ind w:left="0" w:firstLine="0"/>
+            </w:pPr>
+            <w:r>
+              <w:t>2</w:t>
+            </w:r>
+          </w:p>
+        </w:tc>
+        <w:tc>
+          <w:tcPr>
+            <w:tcW w:w="835" w:type="dxa"/>
+          </w:tcPr>
+          <w:p>
+            <w:pPr>
+              <w:ind w:left="0" w:firstLine="0"/>
+            </w:pPr>
+            <w:r>
+              <w:t>45.70</w:t>
+            </w:r>
+          </w:p>
+        </w:tc>
+        <w:tc>
+          <w:tcPr>
+            <w:tcW w:w="892" w:type="dxa"/>
+          </w:tcPr>
+          <w:p>
+            <w:pPr>
+              <w:ind w:left="0" w:firstLine="0"/>
+            </w:pPr>
+            <w:r>
+              <w:t>33725</w:t>
+            </w:r>
+          </w:p>
+        </w:tc>
+        <w:tc>
+          <w:tcPr>
+            <w:tcW w:w="936" w:type="dxa"/>
+          </w:tcPr>
+          <w:p>
+            <w:pPr>
+              <w:ind w:left="0" w:firstLine="0"/>
+            </w:pPr>
+            <w:r>
+              <w:t>2480</w:t>
+            </w:r>
+          </w:p>
+        </w:tc>
+        <w:tc>
+          <w:tcPr>
+            <w:tcW w:w="882" w:type="dxa"/>
+          </w:tcPr>
+          <w:p>
+            <w:pPr>
+              <w:ind w:left="0" w:firstLine="0"/>
+            </w:pPr>
+            <w:r>
+              <w:t>36205</w:t>
+            </w:r>
+          </w:p>
+        </w:tc>
+        <w:tc>
+          <w:tcPr>
+            <w:tcW w:w="817" w:type="dxa"/>
+          </w:tcPr>
+          <w:p>
+            <w:pPr>
+              <w:ind w:left="0" w:firstLine="0"/>
+            </w:pPr>
+          </w:p>
+        </w:tc>
+        <w:tc>
+          <w:tcPr>
+            <w:tcW w:w="776" w:type="dxa"/>
+          </w:tcPr>
+          <w:p>
+            <w:pPr>
+              <w:ind w:left="0" w:firstLine="0"/>
+            </w:pPr>
+          </w:p>
+        </w:tc>
+        <w:tc>
+          <w:tcPr>
+            <w:tcW w:w="783" w:type="dxa"/>
+          </w:tcPr>
+          <w:p>
+            <w:pPr>
+              <w:ind w:left="0" w:firstLine="0"/>
+            </w:pPr>
+          </w:p>
+        </w:tc>
+        <w:tc>
+          <w:tcPr>
+            <w:tcW w:w="459" w:type="dxa"/>
+          </w:tcPr>
+          <w:p>
+            <w:pPr>
+              <w:ind w:left="0" w:firstLine="0"/>
+            </w:pPr>
+          </w:p>
+        </w:tc>
+      </w:tr>
+      <w:tr>
+        <w:tc>
+          <w:tcPr>
+            <w:tcW w:w="1944" w:type="dxa"/>
+          </w:tcPr>
+          <w:p>
+            <w:pPr>
+              <w:ind w:left="0" w:firstLine="0"/>
+            </w:pPr>
+            <w:r>
+              <w:t>evidence03.pcap</w:t>
+            </w:r>
+          </w:p>
+        </w:tc>
+        <w:tc>
+          <w:tcPr>
+            <w:tcW w:w="650" w:type="dxa"/>
+          </w:tcPr>
+          <w:p>
+            <w:pPr>
+              <w:ind w:left="0" w:firstLine="0"/>
+            </w:pPr>
+            <w:r>
+              <w:t>3</w:t>
+            </w:r>
+          </w:p>
+        </w:tc>
+        <w:tc>
+          <w:tcPr>
+            <w:tcW w:w="835" w:type="dxa"/>
+          </w:tcPr>
+          <w:p>
+            <w:pPr>
+              <w:ind w:left="0" w:firstLine="0"/>
+            </w:pPr>
+            <w:r>
+              <w:t>45.48</w:t>
+            </w:r>
+          </w:p>
+        </w:tc>
+        <w:tc>
+          <w:tcPr>
+            <w:tcW w:w="892" w:type="dxa"/>
+          </w:tcPr>
+          <w:p>
+            <w:pPr>
+              <w:ind w:left="0" w:firstLine="0"/>
+            </w:pPr>
+            <w:r>
+              <w:t>33725</w:t>
+            </w:r>
+          </w:p>
+        </w:tc>
+        <w:tc>
+          <w:tcPr>
+            <w:tcW w:w="936" w:type="dxa"/>
+          </w:tcPr>
+          <w:p>
+            <w:pPr>
+              <w:ind w:left="0" w:firstLine="0"/>
+            </w:pPr>
+            <w:r>
+              <w:t>2570</w:t>
+            </w:r>
+          </w:p>
+        </w:tc>
+        <w:tc>
+          <w:tcPr>
+            <w:tcW w:w="882" w:type="dxa"/>
+          </w:tcPr>
+          <w:p>
+            <w:pPr>
+              <w:ind w:left="0" w:firstLine="0"/>
+            </w:pPr>
+            <w:r>
+              <w:t>36295</w:t>
+            </w:r>
+          </w:p>
+        </w:tc>
+        <w:tc>
+          <w:tcPr>
+            <w:tcW w:w="817" w:type="dxa"/>
+          </w:tcPr>
+          <w:p>
+            <w:pPr>
+              <w:ind w:left="0" w:firstLine="0"/>
+            </w:pPr>
+          </w:p>
+        </w:tc>
+        <w:tc>
+          <w:tcPr>
+            <w:tcW w:w="776" w:type="dxa"/>
+          </w:tcPr>
+          <w:p>
+            <w:pPr>
+              <w:ind w:left="0" w:firstLine="0"/>
+            </w:pPr>
+          </w:p>
+        </w:tc>
+        <w:tc>
+          <w:tcPr>
+            <w:tcW w:w="783" w:type="dxa"/>
+          </w:tcPr>
+          <w:p>
+            <w:pPr>
+              <w:ind w:left="0" w:firstLine="0"/>
+            </w:pPr>
+          </w:p>
+        </w:tc>
+        <w:tc>
+          <w:tcPr>
+            <w:tcW w:w="459" w:type="dxa"/>
+          </w:tcPr>
+          <w:p>
+            <w:pPr>
+              <w:ind w:left="0" w:firstLine="0"/>
+            </w:pPr>
+          </w:p>
+        </w:tc>
+      </w:tr>
+    </w:tbl>
+    <w:p/>
+    <w:p/>
+    <w:p/>
+    <w:p/>
+    <w:p/>
+    <w:p/>
+    <w:p/>
+    <w:p/>
+    <w:p/>
+    <w:p/>
+    <w:p/>
+    <w:p/>
+    <w:p/>
+    <w:p/>
+    <w:p/>
+    <w:p>
+      <w:pPr>
+        <w:ind w:left="0" w:firstLine="0"/>
+      </w:pPr>
+    </w:p>
+    <w:p>
+      <w:pPr>
+        <w:ind w:left="0" w:firstLine="0"/>
+      </w:pPr>
+      <w:r>
+        <w:lastRenderedPageBreak/>
+        <w:t>I then created tables for averages</w:t>
+      </w:r>
+      <w:r>
+        <w:t>, calculating the</w:t>
+      </w:r>
+      <w:r>
+        <w:t xml:space="preserve"> values</w:t>
+      </w:r>
+      <w:r>
+        <w:t xml:space="preserve"> myself.</w:t>
+      </w:r>
+    </w:p>
+    <w:p>
+      <w:pPr>
+        <w:rPr>
+          <w:b/>
+          <w:bCs/>
+        </w:rPr>
+      </w:pPr>
+      <w:r>
+        <w:rPr>
+          <w:b/>
+          <w:bCs/>
+        </w:rPr>
+        <w:t xml:space="preserve">Foremost </w:t>
+      </w:r>
+      <w:r>
+        <w:rPr>
+          <w:b/>
+          <w:bCs/>
+        </w:rPr>
+        <w:t xml:space="preserve">Scripts </w:t>
+      </w:r>
+      <w:r>
+        <w:rPr>
+          <w:b/>
+          <w:bCs/>
+        </w:rPr>
+        <w:t>Data</w:t>
+      </w:r>
+      <w:r>
+        <w:rPr>
+          <w:b/>
+          <w:bCs/>
+        </w:rPr>
+        <w:t xml:space="preserve"> (</w:t>
+      </w:r>
+      <w:r>
+        <w:rPr>
+          <w:b/>
+          <w:bCs/>
+        </w:rPr>
+        <w:t>average</w:t>
+      </w:r>
+      <w:r>
+        <w:rPr>
+          <w:b/>
+          <w:bCs/>
+        </w:rPr>
+        <w:t>)</w:t>
+      </w:r>
+    </w:p>
+    <w:p>
+      <w:r>
+        <w:t>M</w:t>
+      </w:r>
+      <w:r>
+        <w:t>etrics gathered during AI report generation for Foremost data (disk images).</w:t>
+      </w:r>
+    </w:p>
+    <w:p>
+      <w:r>
+        <w:t>GPU 1 = 3060, GPU 2 = 3070</w:t>
+      </w:r>
+    </w:p>
+    <w:tbl>
+      <w:tblPr>
+        <w:tblStyle w:val="TableGrid0"/>
+        <w:tblW w:w="8060" w:type="dxa"/>
+        <w:tblInd w:w="39" w:type="dxa"/>
+        <w:tblLook w:val="04A0" w:firstRow="1" w:lastRow="0" w:firstColumn="1" w:lastColumn="0" w:noHBand="0" w:noVBand="1"/>
+      </w:tblPr>
+      <w:tblGrid>
+        <w:gridCol w:w="1168"/>
+        <w:gridCol w:w="948"/>
+        <w:gridCol w:w="846"/>
+        <w:gridCol w:w="856"/>
+        <w:gridCol w:w="941"/>
+        <w:gridCol w:w="840"/>
+        <w:gridCol w:w="839"/>
+        <w:gridCol w:w="840"/>
+        <w:gridCol w:w="782"/>
+      </w:tblGrid>
+      <w:tr>
+        <w:tc>
+          <w:tcPr>
+            <w:tcW w:w="1168" w:type="dxa"/>
+          </w:tcPr>
+          <w:p>
+            <w:pPr>
+              <w:ind w:left="0" w:firstLine="0"/>
+            </w:pPr>
+            <w:r>
+              <w:t>Input Data</w:t>
+            </w:r>
+          </w:p>
+        </w:tc>
+        <w:tc>
+          <w:tcPr>
+            <w:tcW w:w="948" w:type="dxa"/>
+          </w:tcPr>
+          <w:p>
+            <w:pPr>
+              <w:ind w:left="0" w:firstLine="0"/>
+            </w:pPr>
+            <w:r>
+              <w:t>Time (</w:t>
+            </w:r>
+            <w:proofErr w:type="spellStart"/>
+            <w:r>
+              <w:t>avg</w:t>
+            </w:r>
+            <w:proofErr w:type="spellEnd"/>
+            <w:r>
+              <w:t>)</w:t>
+            </w:r>
+          </w:p>
+        </w:tc>
+        <w:tc>
+          <w:tcPr>
+            <w:tcW w:w="846" w:type="dxa"/>
+          </w:tcPr>
+          <w:p>
+            <w:pPr>
+              <w:ind w:left="0" w:firstLine="0"/>
+            </w:pPr>
+            <w:r>
+              <w:t>Input Tokens</w:t>
+            </w:r>
+          </w:p>
+          <w:p>
+            <w:pPr>
+              <w:ind w:left="0" w:firstLine="0"/>
+            </w:pPr>
+            <w:r>
+              <w:t>(</w:t>
+            </w:r>
+            <w:proofErr w:type="spellStart"/>
+            <w:r>
+              <w:t>avg</w:t>
+            </w:r>
+            <w:proofErr w:type="spellEnd"/>
+            <w:r>
+              <w:t>)</w:t>
+            </w:r>
+          </w:p>
+        </w:tc>
+        <w:tc>
+          <w:tcPr>
+            <w:tcW w:w="856" w:type="dxa"/>
+          </w:tcPr>
+          <w:p>
+            <w:pPr>
+              <w:ind w:left="0" w:firstLine="0"/>
+            </w:pPr>
+            <w:r>
+              <w:t>Output Tokens</w:t>
+            </w:r>
+          </w:p>
+          <w:p>
+            <w:pPr>
+              <w:ind w:left="0" w:firstLine="0"/>
+            </w:pPr>
+            <w:r>
+              <w:t>(</w:t>
+            </w:r>
+            <w:proofErr w:type="spellStart"/>
+            <w:r>
+              <w:t>avg</w:t>
+            </w:r>
+            <w:proofErr w:type="spellEnd"/>
+            <w:r>
+              <w:t>)</w:t>
+            </w:r>
+          </w:p>
+        </w:tc>
+        <w:tc>
+          <w:tcPr>
+            <w:tcW w:w="941" w:type="dxa"/>
+          </w:tcPr>
+          <w:p>
+            <w:pPr>
+              <w:ind w:left="0" w:firstLine="0"/>
+            </w:pPr>
+            <w:r>
+              <w:t>Total Tokens</w:t>
+            </w:r>
+          </w:p>
+          <w:p>
+            <w:pPr>
+              <w:ind w:left="0" w:firstLine="0"/>
+            </w:pPr>
+            <w:r>
+              <w:t>(</w:t>
+            </w:r>
+            <w:proofErr w:type="spellStart"/>
+            <w:r>
+              <w:t>avg</w:t>
+            </w:r>
+            <w:proofErr w:type="spellEnd"/>
+            <w:r>
+              <w:t>)</w:t>
+            </w:r>
+          </w:p>
+        </w:tc>
+        <w:tc>
+          <w:tcPr>
+            <w:tcW w:w="840" w:type="dxa"/>
+          </w:tcPr>
+          <w:p>
+            <w:pPr>
+              <w:ind w:left="0" w:firstLine="0"/>
+            </w:pPr>
+            <w:r>
+              <w:t>GPU 1 VRAM (MiB)</w:t>
+            </w:r>
+          </w:p>
+        </w:tc>
+        <w:tc>
+          <w:tcPr>
+            <w:tcW w:w="839" w:type="dxa"/>
+          </w:tcPr>
+          <w:p>
+            <w:pPr>
+              <w:ind w:left="0" w:firstLine="0"/>
+            </w:pPr>
+            <w:r>
+              <w:t>GPU 2 VRAM (MiB)</w:t>
+            </w:r>
+          </w:p>
+        </w:tc>
+        <w:tc>
+          <w:tcPr>
+            <w:tcW w:w="840" w:type="dxa"/>
+          </w:tcPr>
+          <w:p>
+            <w:pPr>
+              <w:ind w:left="0" w:firstLine="0"/>
+            </w:pPr>
+            <w:r>
+              <w:t>GPU 1 Power (W)</w:t>
+            </w:r>
+          </w:p>
+        </w:tc>
+        <w:tc>
+          <w:tcPr>
+            <w:tcW w:w="782" w:type="dxa"/>
+          </w:tcPr>
+          <w:p>
+            <w:pPr>
+              <w:ind w:left="0" w:firstLine="0"/>
+            </w:pPr>
+            <w:r>
+              <w:t>GPU 2 Power (W)</w:t>
+            </w:r>
+          </w:p>
+        </w:tc>
+      </w:tr>
+      <w:tr>
+        <w:tc>
+          <w:tcPr>
+            <w:tcW w:w="1168" w:type="dxa"/>
+          </w:tcPr>
+          <w:p>
+            <w:pPr>
+              <w:ind w:left="0" w:firstLine="0"/>
+            </w:pPr>
+            <w:r>
+              <w:t>EIGHT.dd</w:t>
+            </w:r>
+          </w:p>
+        </w:tc>
+        <w:tc>
+          <w:tcPr>
+            <w:tcW w:w="948" w:type="dxa"/>
+          </w:tcPr>
+          <w:p>
+            <w:pPr>
+              <w:ind w:left="0" w:firstLine="0"/>
+            </w:pPr>
+            <w:r>
+              <w:t>38.86</w:t>
+            </w:r>
+          </w:p>
+        </w:tc>
+        <w:tc>
+          <w:tcPr>
+            <w:tcW w:w="846" w:type="dxa"/>
+          </w:tcPr>
+          <w:p>
+            <w:pPr>
+              <w:ind w:left="0" w:firstLine="0"/>
+            </w:pPr>
+            <w:r>
+              <w:t>2020</w:t>
+            </w:r>
+          </w:p>
+        </w:tc>
+        <w:tc>
+          <w:tcPr>
+            <w:tcW w:w="856" w:type="dxa"/>
+          </w:tcPr>
+          <w:p>
+            <w:pPr>
+              <w:ind w:left="0" w:firstLine="0"/>
+            </w:pPr>
+            <w:r>
+              <w:t>756.67</w:t>
+            </w:r>
+          </w:p>
+        </w:tc>
+        <w:tc>
+          <w:tcPr>
+            <w:tcW w:w="941" w:type="dxa"/>
+          </w:tcPr>
+          <w:p>
+            <w:pPr>
+              <w:ind w:left="0" w:firstLine="0"/>
+            </w:pPr>
+            <w:r>
+              <w:t>2776.67</w:t>
+            </w:r>
+          </w:p>
+        </w:tc>
+        <w:tc>
+          <w:tcPr>
+            <w:tcW w:w="840" w:type="dxa"/>
+          </w:tcPr>
+          <w:p>
+            <w:pPr>
+              <w:ind w:left="0" w:firstLine="0"/>
+            </w:pPr>
+          </w:p>
+        </w:tc>
+        <w:tc>
+          <w:tcPr>
+            <w:tcW w:w="839" w:type="dxa"/>
+          </w:tcPr>
+          <w:p>
+            <w:pPr>
+              <w:ind w:left="0" w:firstLine="0"/>
+            </w:pPr>
+          </w:p>
+        </w:tc>
+        <w:tc>
+          <w:tcPr>
+            <w:tcW w:w="840" w:type="dxa"/>
+          </w:tcPr>
+          <w:p>
+            <w:pPr>
+              <w:ind w:left="0" w:firstLine="0"/>
+            </w:pPr>
+          </w:p>
+        </w:tc>
+        <w:tc>
+          <w:tcPr>
+            <w:tcW w:w="782" w:type="dxa"/>
+          </w:tcPr>
+          <w:p>
+            <w:pPr>
+              <w:ind w:left="0" w:firstLine="0"/>
+            </w:pPr>
+          </w:p>
+        </w:tc>
+      </w:tr>
+      <w:tr>
+        <w:tc>
+          <w:tcPr>
+            <w:tcW w:w="1168" w:type="dxa"/>
+          </w:tcPr>
+          <w:p>
+            <w:pPr>
+              <w:ind w:left="0" w:firstLine="0"/>
+            </w:pPr>
+            <w:r>
+              <w:t>Three.dd</w:t>
+            </w:r>
+          </w:p>
+        </w:tc>
+        <w:tc>
+          <w:tcPr>
+            <w:tcW w:w="948" w:type="dxa"/>
+          </w:tcPr>
+          <w:p>
+            <w:pPr>
+              <w:ind w:left="0" w:firstLine="0"/>
+            </w:pPr>
+            <w:r>
+              <w:t>22.70</w:t>
+            </w:r>
+          </w:p>
+        </w:tc>
+        <w:tc>
+          <w:tcPr>
+            <w:tcW w:w="846" w:type="dxa"/>
+          </w:tcPr>
+          <w:p>
+            <w:pPr>
+              <w:ind w:left="0" w:firstLine="0"/>
+            </w:pPr>
+            <w:r>
+              <w:t>911</w:t>
+            </w:r>
+          </w:p>
+        </w:tc>
+        <w:tc>
+          <w:tcPr>
+            <w:tcW w:w="856" w:type="dxa"/>
+          </w:tcPr>
+          <w:p>
+            <w:pPr>
+              <w:ind w:left="0" w:firstLine="0"/>
+            </w:pPr>
+            <w:r>
+              <w:t>897.33</w:t>
+            </w:r>
+          </w:p>
+        </w:tc>
+        <w:tc>
+          <w:tcPr>
+            <w:tcW w:w="941" w:type="dxa"/>
+          </w:tcPr>
+          <w:p>
+            <w:pPr>
+              <w:ind w:left="0" w:firstLine="0"/>
+            </w:pPr>
+            <w:r>
+              <w:t>1808.33</w:t>
+            </w:r>
+          </w:p>
+        </w:tc>
+        <w:tc>
+          <w:tcPr>
+            <w:tcW w:w="840" w:type="dxa"/>
+          </w:tcPr>
+          <w:p>
+            <w:pPr>
+              <w:ind w:left="0" w:firstLine="0"/>
+            </w:pPr>
+          </w:p>
+        </w:tc>
+        <w:tc>
+          <w:tcPr>
+            <w:tcW w:w="839" w:type="dxa"/>
+          </w:tcPr>
+          <w:p>
+            <w:pPr>
+              <w:ind w:left="0" w:firstLine="0"/>
+            </w:pPr>
+          </w:p>
+        </w:tc>
+        <w:tc>
+          <w:tcPr>
+            <w:tcW w:w="840" w:type="dxa"/>
+          </w:tcPr>
+          <w:p>
+            <w:pPr>
+              <w:ind w:left="0" w:firstLine="0"/>
+            </w:pPr>
+          </w:p>
+        </w:tc>
+        <w:tc>
+          <w:tcPr>
+            <w:tcW w:w="782" w:type="dxa"/>
+          </w:tcPr>
+          <w:p>
+            <w:pPr>
+              <w:ind w:left="0" w:firstLine="0"/>
+            </w:pPr>
+          </w:p>
+        </w:tc>
+      </w:tr>
+      <w:tr>
+        <w:tc>
+          <w:tcPr>
+            <w:tcW w:w="1168" w:type="dxa"/>
+          </w:tcPr>
+          <w:p>
+            <w:pPr>
+              <w:ind w:left="0" w:firstLine="0"/>
+            </w:pPr>
+            <w:r>
+              <w:t>NINE.dd</w:t>
+            </w:r>
+          </w:p>
+        </w:tc>
+        <w:tc>
+          <w:tcPr>
+            <w:tcW w:w="948" w:type="dxa"/>
+          </w:tcPr>
+          <w:p>
+            <w:pPr>
+              <w:ind w:left="0" w:firstLine="0"/>
+            </w:pPr>
+            <w:r>
+              <w:t>21.06</w:t>
+            </w:r>
+          </w:p>
+        </w:tc>
+        <w:tc>
+          <w:tcPr>
+            <w:tcW w:w="846" w:type="dxa"/>
+          </w:tcPr>
+          <w:p>
+            <w:pPr>
+              <w:ind w:left="0" w:firstLine="0"/>
+            </w:pPr>
+            <w:r>
+              <w:t>2020</w:t>
+            </w:r>
+          </w:p>
+        </w:tc>
+        <w:tc>
+          <w:tcPr>
+            <w:tcW w:w="856" w:type="dxa"/>
+          </w:tcPr>
+          <w:p>
+            <w:pPr>
+              <w:ind w:left="0" w:firstLine="0"/>
+            </w:pPr>
+            <w:r>
+              <w:t>758</w:t>
+            </w:r>
+          </w:p>
+        </w:tc>
+        <w:tc>
+          <w:tcPr>
+            <w:tcW w:w="941" w:type="dxa"/>
+          </w:tcPr>
+          <w:p>
+            <w:pPr>
+              <w:ind w:left="0" w:firstLine="0"/>
+            </w:pPr>
+            <w:r>
+              <w:t>27</w:t>
+            </w:r>
+            <w:r>
+              <w:t>78</w:t>
+            </w:r>
+          </w:p>
+        </w:tc>
+        <w:tc>
+          <w:tcPr>
+            <w:tcW w:w="840" w:type="dxa"/>
+          </w:tcPr>
+          <w:p>
+            <w:pPr>
+              <w:ind w:left="0" w:firstLine="0"/>
+            </w:pPr>
+          </w:p>
+        </w:tc>
+        <w:tc>
+          <w:tcPr>
+            <w:tcW w:w="839" w:type="dxa"/>
+          </w:tcPr>
+          <w:p>
+            <w:pPr>
+              <w:ind w:left="0" w:firstLine="0"/>
+            </w:pPr>
+          </w:p>
+        </w:tc>
+        <w:tc>
+          <w:tcPr>
+            <w:tcW w:w="840" w:type="dxa"/>
+          </w:tcPr>
+          <w:p>
+            <w:pPr>
+              <w:ind w:left="0" w:firstLine="0"/>
+            </w:pPr>
+          </w:p>
+        </w:tc>
+        <w:tc>
+          <w:tcPr>
+            <w:tcW w:w="782" w:type="dxa"/>
+          </w:tcPr>
+          <w:p>
+            <w:pPr>
+              <w:ind w:left="0" w:firstLine="0"/>
+            </w:pPr>
+          </w:p>
+        </w:tc>
+      </w:tr>
+    </w:tbl>
+    <w:p/>
+    <w:p>
+      <w:pPr>
+        <w:ind w:left="0" w:firstLine="0"/>
+        <w:rPr>
+          <w:b/>
+          <w:bCs/>
+        </w:rPr>
+      </w:pPr>
+      <w:r>
+        <w:rPr>
+          <w:b/>
+          <w:bCs/>
+        </w:rPr>
+        <w:t>Nmap Scripts Data</w:t>
+      </w:r>
+      <w:r>
+        <w:rPr>
+          <w:b/>
+          <w:bCs/>
+        </w:rPr>
+        <w:t xml:space="preserve"> (average)</w:t>
+      </w:r>
+    </w:p>
+    <w:p>
+      <w:pPr>
+        <w:ind w:left="0" w:firstLine="0"/>
+      </w:pPr>
+      <w:r>
+        <w:t>Metrics gathered during AI report generation for Nmap data (</w:t>
+      </w:r>
+      <w:proofErr w:type="spellStart"/>
+      <w:r>
+        <w:t>n</w:t>
+      </w:r>
+      <w:r>
+        <w:t>map</w:t>
+      </w:r>
+      <w:proofErr w:type="spellEnd"/>
+      <w:r>
+        <w:t xml:space="preserve"> scans).</w:t>
+      </w:r>
+    </w:p>
+    <w:p>
+      <w:r>
+        <w:t>GPU 1 = 3060, GPU 2 = 3070</w:t>
+      </w:r>
+    </w:p>
+    <w:tbl>
+      <w:tblPr>
+        <w:tblStyle w:val="TableGrid0"/>
+        <w:tblW w:w="9312" w:type="dxa"/>
+        <w:tblInd w:w="39" w:type="dxa"/>
+        <w:tblLook w:val="04A0" w:firstRow="1" w:lastRow="0" w:firstColumn="1" w:lastColumn="0" w:noHBand="0" w:noVBand="1"/>
+      </w:tblPr>
+      <w:tblGrid>
+        <w:gridCol w:w="2185"/>
+        <w:gridCol w:w="746"/>
+        <w:gridCol w:w="1053"/>
+        <w:gridCol w:w="941"/>
+        <w:gridCol w:w="1053"/>
+        <w:gridCol w:w="817"/>
+        <w:gridCol w:w="783"/>
+        <w:gridCol w:w="786"/>
+        <w:gridCol w:w="948"/>
+      </w:tblGrid>
+      <w:tr>
+        <w:tc>
+          <w:tcPr>
+            <w:tcW w:w="2185" w:type="dxa"/>
+          </w:tcPr>
+          <w:p>
+            <w:pPr>
+              <w:ind w:left="0" w:firstLine="0"/>
+            </w:pPr>
+            <w:r>
+              <w:t>Input Data</w:t>
+            </w:r>
+          </w:p>
+        </w:tc>
+        <w:tc>
+          <w:tcPr>
+            <w:tcW w:w="746" w:type="dxa"/>
+          </w:tcPr>
+          <w:p>
+            <w:pPr>
+              <w:ind w:left="0" w:firstLine="0"/>
+            </w:pPr>
+            <w:r>
+              <w:t>Time (</w:t>
+            </w:r>
+            <w:proofErr w:type="spellStart"/>
+            <w:r>
+              <w:t>avg</w:t>
+            </w:r>
+            <w:proofErr w:type="spellEnd"/>
+            <w:r>
+              <w:t>)</w:t>
+            </w:r>
+          </w:p>
+        </w:tc>
+        <w:tc>
+          <w:tcPr>
+            <w:tcW w:w="1053" w:type="dxa"/>
+          </w:tcPr>
+          <w:p>
+            <w:pPr>
+              <w:ind w:left="0" w:firstLine="0"/>
+            </w:pPr>
+            <w:r>
+              <w:t>Input Tokens (</w:t>
+            </w:r>
+            <w:proofErr w:type="spellStart"/>
+            <w:r>
+              <w:t>avg</w:t>
+            </w:r>
+            <w:proofErr w:type="spellEnd"/>
+            <w:r>
+              <w:t>)</w:t>
+            </w:r>
+          </w:p>
+        </w:tc>
+        <w:tc>
+          <w:tcPr>
+            <w:tcW w:w="941" w:type="dxa"/>
+          </w:tcPr>
+          <w:p>
+            <w:pPr>
+              <w:ind w:left="0" w:firstLine="0"/>
+            </w:pPr>
+            <w:r>
+              <w:t>Output Tokens (</w:t>
+            </w:r>
+            <w:proofErr w:type="spellStart"/>
+            <w:r>
+              <w:t>avg</w:t>
+            </w:r>
+            <w:proofErr w:type="spellEnd"/>
+            <w:r>
+              <w:t>)</w:t>
+            </w:r>
+          </w:p>
+        </w:tc>
+        <w:tc>
+          <w:tcPr>
+            <w:tcW w:w="1053" w:type="dxa"/>
+          </w:tcPr>
+          <w:p>
+            <w:pPr>
+              <w:ind w:left="0" w:firstLine="0"/>
+            </w:pPr>
+            <w:r>
+              <w:t>Total Tokens (</w:t>
+            </w:r>
+            <w:proofErr w:type="spellStart"/>
+            <w:r>
+              <w:t>avg</w:t>
+            </w:r>
+            <w:proofErr w:type="spellEnd"/>
+            <w:r>
+              <w:t>)</w:t>
+            </w:r>
+          </w:p>
+        </w:tc>
+        <w:tc>
+          <w:tcPr>
+            <w:tcW w:w="817" w:type="dxa"/>
+          </w:tcPr>
+          <w:p>
+            <w:pPr>
+              <w:ind w:left="0" w:firstLine="0"/>
+            </w:pPr>
+            <w:r>
+              <w:t>GPU 1 VRAM (MiB)</w:t>
+            </w:r>
+          </w:p>
+        </w:tc>
+        <w:tc>
+          <w:tcPr>
+            <w:tcW w:w="783" w:type="dxa"/>
+          </w:tcPr>
+          <w:p>
+            <w:pPr>
+              <w:ind w:left="0" w:firstLine="0"/>
+            </w:pPr>
+            <w:r>
+              <w:t>GPU 2 VRAM (MiB)</w:t>
+            </w:r>
+          </w:p>
+        </w:tc>
+        <w:tc>
+          <w:tcPr>
+            <w:tcW w:w="786" w:type="dxa"/>
+          </w:tcPr>
+          <w:p>
+            <w:pPr>
+              <w:ind w:left="0" w:firstLine="0"/>
+            </w:pPr>
+            <w:r>
+              <w:t>GPU 1 Power (W)</w:t>
+            </w:r>
+          </w:p>
+        </w:tc>
+        <w:tc>
+          <w:tcPr>
+            <w:tcW w:w="948" w:type="dxa"/>
+          </w:tcPr>
+          <w:p>
+            <w:pPr>
+              <w:ind w:left="0" w:firstLine="0"/>
+            </w:pPr>
+            <w:r>
+              <w:t xml:space="preserve">GPU 2 Power (W) </w:t>
+            </w:r>
+          </w:p>
+        </w:tc>
+      </w:tr>
+      <w:tr>
+        <w:tc>
+          <w:tcPr>
+            <w:tcW w:w="2185" w:type="dxa"/>
+          </w:tcPr>
+          <w:p>
+            <w:pPr>
+              <w:ind w:left="0" w:firstLine="0"/>
+            </w:pPr>
+            <w:r>
+              <w:t>Nmap_example.xml</w:t>
+            </w:r>
+          </w:p>
+        </w:tc>
+        <w:tc>
+          <w:tcPr>
+            <w:tcW w:w="746" w:type="dxa"/>
+          </w:tcPr>
+          <w:p>
+            <w:pPr>
+              <w:ind w:left="0" w:firstLine="0"/>
+            </w:pPr>
+            <w:r>
+              <w:t>66.62</w:t>
+            </w:r>
+          </w:p>
+        </w:tc>
+        <w:tc>
+          <w:tcPr>
+            <w:tcW w:w="1053" w:type="dxa"/>
+          </w:tcPr>
+          <w:p>
+            <w:pPr>
+              <w:ind w:left="0" w:firstLine="0"/>
+            </w:pPr>
+            <w:r>
+              <w:t>21715.67</w:t>
+            </w:r>
+          </w:p>
+        </w:tc>
+        <w:tc>
+          <w:tcPr>
+            <w:tcW w:w="941" w:type="dxa"/>
+          </w:tcPr>
+          <w:p>
+            <w:pPr>
+              <w:ind w:left="0" w:firstLine="0"/>
+            </w:pPr>
+            <w:r>
+              <w:t>2726.33</w:t>
+            </w:r>
+          </w:p>
+        </w:tc>
+        <w:tc>
+          <w:tcPr>
+            <w:tcW w:w="1053" w:type="dxa"/>
+          </w:tcPr>
+          <w:p>
+            <w:pPr>
+              <w:ind w:left="0" w:firstLine="0"/>
+            </w:pPr>
+            <w:r>
+              <w:t>24441</w:t>
+            </w:r>
+          </w:p>
+        </w:tc>
+        <w:tc>
+          <w:tcPr>
+            <w:tcW w:w="817" w:type="dxa"/>
+          </w:tcPr>
+          <w:p>
+            <w:pPr>
+              <w:ind w:left="0" w:firstLine="0"/>
+            </w:pPr>
+          </w:p>
+        </w:tc>
+        <w:tc>
+          <w:tcPr>
+            <w:tcW w:w="783" w:type="dxa"/>
+          </w:tcPr>
+          <w:p>
+            <w:pPr>
+              <w:ind w:left="0" w:firstLine="0"/>
+            </w:pPr>
+          </w:p>
+        </w:tc>
+        <w:tc>
+          <w:tcPr>
+            <w:tcW w:w="786" w:type="dxa"/>
+          </w:tcPr>
+          <w:p>
+            <w:pPr>
+              <w:ind w:left="0" w:firstLine="0"/>
+            </w:pPr>
+          </w:p>
+        </w:tc>
+        <w:tc>
+          <w:tcPr>
+            <w:tcW w:w="948" w:type="dxa"/>
+          </w:tcPr>
+          <w:p>
+            <w:pPr>
+              <w:ind w:left="0" w:firstLine="0"/>
+            </w:pPr>
+          </w:p>
+        </w:tc>
+      </w:tr>
+      <w:tr>
+        <w:tc>
+          <w:tcPr>
+            <w:tcW w:w="2185" w:type="dxa"/>
+          </w:tcPr>
+          <w:p>
+            <w:pPr>
+              <w:ind w:left="0" w:firstLine="0"/>
+            </w:pPr>
+            <w:r>
+              <w:t>SOITnetworkscan.xml</w:t>
+            </w:r>
+          </w:p>
+        </w:tc>
+        <w:tc>
+          <w:tcPr>
+            <w:tcW w:w="746" w:type="dxa"/>
+          </w:tcPr>
+          <w:p>
+            <w:pPr>
+              <w:ind w:left="0" w:firstLine="0"/>
+            </w:pPr>
+            <w:r>
+              <w:t>48.59</w:t>
+            </w:r>
+          </w:p>
+        </w:tc>
+        <w:tc>
+          <w:tcPr>
+            <w:tcW w:w="1053" w:type="dxa"/>
+          </w:tcPr>
+          <w:p>
+            <w:pPr>
+              <w:ind w:left="0" w:firstLine="0"/>
+            </w:pPr>
+            <w:r>
+              <w:t>17436</w:t>
+            </w:r>
+          </w:p>
+        </w:tc>
+        <w:tc>
+          <w:tcPr>
+            <w:tcW w:w="941" w:type="dxa"/>
+          </w:tcPr>
+          <w:p>
+            <w:pPr>
+              <w:ind w:left="0" w:firstLine="0"/>
+            </w:pPr>
+            <w:r>
+              <w:t>2254</w:t>
+            </w:r>
+          </w:p>
+        </w:tc>
+        <w:tc>
+          <w:tcPr>
+            <w:tcW w:w="1053" w:type="dxa"/>
+          </w:tcPr>
+          <w:p>
+            <w:pPr>
+              <w:ind w:left="0" w:firstLine="0"/>
+            </w:pPr>
+            <w:r>
+              <w:t>19684</w:t>
+            </w:r>
+          </w:p>
+        </w:tc>
+        <w:tc>
+          <w:tcPr>
+            <w:tcW w:w="817" w:type="dxa"/>
+          </w:tcPr>
+          <w:p>
+            <w:pPr>
+              <w:ind w:left="0" w:firstLine="0"/>
+            </w:pPr>
+          </w:p>
+        </w:tc>
+        <w:tc>
+          <w:tcPr>
+            <w:tcW w:w="783" w:type="dxa"/>
+          </w:tcPr>
+          <w:p>
+            <w:pPr>
+              <w:ind w:left="0" w:firstLine="0"/>
+            </w:pPr>
+          </w:p>
+        </w:tc>
+        <w:tc>
+          <w:tcPr>
+            <w:tcW w:w="786" w:type="dxa"/>
+          </w:tcPr>
+          <w:p>
+            <w:pPr>
+              <w:ind w:left="0" w:firstLine="0"/>
+            </w:pPr>
+          </w:p>
+        </w:tc>
+        <w:tc>
+          <w:tcPr>
+            <w:tcW w:w="948" w:type="dxa"/>
+          </w:tcPr>
+          <w:p>
+            <w:pPr>
+              <w:ind w:left="0" w:firstLine="0"/>
+            </w:pPr>
+          </w:p>
+        </w:tc>
+      </w:tr>
+      <w:tr>
+        <w:tc>
+          <w:tcPr>
+            <w:tcW w:w="2185" w:type="dxa"/>
+          </w:tcPr>
+          <w:p>
+            <w:pPr>
+              <w:ind w:left="0" w:firstLine="0"/>
+            </w:pPr>
+            <w:r>
+              <w:t>28sepServiceScan.xml</w:t>
+            </w:r>
+          </w:p>
+        </w:tc>
+        <w:tc>
+          <w:tcPr>
+            <w:tcW w:w="746" w:type="dxa"/>
+          </w:tcPr>
+          <w:p>
+            <w:pPr>
+              <w:ind w:left="0" w:firstLine="0"/>
+            </w:pPr>
+            <w:r>
+              <w:t>55.06</w:t>
+            </w:r>
+          </w:p>
+        </w:tc>
+        <w:tc>
+          <w:tcPr>
+            <w:tcW w:w="1053" w:type="dxa"/>
+          </w:tcPr>
+          <w:p>
+            <w:pPr>
+              <w:ind w:left="0" w:firstLine="0"/>
+            </w:pPr>
+            <w:r>
+              <w:t>32149</w:t>
+            </w:r>
+          </w:p>
+        </w:tc>
+        <w:tc>
+          <w:tcPr>
+            <w:tcW w:w="941" w:type="dxa"/>
+          </w:tcPr>
+          <w:p>
+            <w:pPr>
+              <w:ind w:left="0" w:firstLine="0"/>
+            </w:pPr>
+            <w:r>
+              <w:t>2235.33</w:t>
+            </w:r>
+          </w:p>
+        </w:tc>
+        <w:tc>
+          <w:tcPr>
+            <w:tcW w:w="1053" w:type="dxa"/>
+          </w:tcPr>
+          <w:p>
+            <w:pPr>
+              <w:ind w:left="0" w:firstLine="0"/>
+            </w:pPr>
+            <w:r>
+              <w:t>34384.33</w:t>
+            </w:r>
+          </w:p>
+        </w:tc>
+        <w:tc>
+          <w:tcPr>
+            <w:tcW w:w="817" w:type="dxa"/>
+          </w:tcPr>
+          <w:p>
+            <w:pPr>
+              <w:ind w:left="0" w:firstLine="0"/>
+            </w:pPr>
+          </w:p>
+        </w:tc>
+        <w:tc>
+          <w:tcPr>
+            <w:tcW w:w="783" w:type="dxa"/>
+          </w:tcPr>
+          <w:p>
+            <w:pPr>
+              <w:ind w:left="0" w:firstLine="0"/>
+            </w:pPr>
+          </w:p>
+        </w:tc>
+        <w:tc>
+          <w:tcPr>
+            <w:tcW w:w="786" w:type="dxa"/>
+          </w:tcPr>
+          <w:p>
+            <w:pPr>
+              <w:ind w:left="0" w:firstLine="0"/>
+            </w:pPr>
+          </w:p>
+        </w:tc>
+        <w:tc>
+          <w:tcPr>
+            <w:tcW w:w="948" w:type="dxa"/>
+          </w:tcPr>
+          <w:p>
+            <w:pPr>
+              <w:ind w:left="0" w:firstLine="0"/>
+            </w:pPr>
+          </w:p>
+        </w:tc>
+      </w:tr>
+    </w:tbl>
+    <w:p>
+      <w:pPr>
+        <w:ind w:left="0" w:firstLine="0"/>
+        <w:rPr>
+          <w:b/>
+          <w:bCs/>
+        </w:rPr>
+      </w:pPr>
+    </w:p>
+    <w:p>
+      <w:pPr>
+        <w:ind w:left="0" w:firstLine="0"/>
+        <w:rPr>
+          <w:b/>
+          <w:bCs/>
+        </w:rPr>
+      </w:pPr>
+      <w:r>
+        <w:rPr>
+          <w:b/>
+          <w:bCs/>
+        </w:rPr>
+        <w:t>Wireshark</w:t>
+      </w:r>
+      <w:r>
+        <w:rPr>
+          <w:b/>
+          <w:bCs/>
+        </w:rPr>
+        <w:t xml:space="preserve"> Scripts Data</w:t>
+      </w:r>
+    </w:p>
+    <w:p>
+      <w:pPr>
+        <w:ind w:left="0" w:firstLine="0"/>
+      </w:pPr>
+      <w:r>
+        <w:t>This table records metrics gathered during AI report generation for Wireshark data (</w:t>
+      </w:r>
+      <w:r>
+        <w:t>p</w:t>
+      </w:r>
+      <w:r>
+        <w:t>acket captures).</w:t>
+      </w:r>
+    </w:p>
+    <w:p>
+      <w:r>
+        <w:t>GPU 1 = 3060, GPU 2 = 3070</w:t>
+      </w:r>
+    </w:p>
+    <w:tbl>
+      <w:tblPr>
+        <w:tblStyle w:val="TableGrid0"/>
+        <w:tblW w:w="0" w:type="auto"/>
+        <w:tblInd w:w="39" w:type="dxa"/>
+        <w:tblLook w:val="04A0" w:firstRow="1" w:lastRow="0" w:firstColumn="1" w:lastColumn="0" w:noHBand="0" w:noVBand="1"/>
+      </w:tblPr>
+      <w:tblGrid>
+        <w:gridCol w:w="1943"/>
+        <w:gridCol w:w="718"/>
+        <w:gridCol w:w="1053"/>
+        <w:gridCol w:w="941"/>
+        <w:gridCol w:w="1053"/>
+        <w:gridCol w:w="776"/>
+        <w:gridCol w:w="776"/>
+        <w:gridCol w:w="782"/>
+        <w:gridCol w:w="782"/>
+      </w:tblGrid>
+      <w:tr>
+        <w:tc>
+          <w:tcPr>
+            <w:tcW w:w="1943" w:type="dxa"/>
+          </w:tcPr>
+          <w:p>
+            <w:pPr>
+              <w:ind w:left="0" w:firstLine="0"/>
+            </w:pPr>
+            <w:r>
+              <w:t>Input Data</w:t>
+            </w:r>
+          </w:p>
+        </w:tc>
+        <w:tc>
+          <w:tcPr>
+            <w:tcW w:w="718" w:type="dxa"/>
+          </w:tcPr>
+          <w:p>
+            <w:pPr>
+              <w:ind w:left="0" w:firstLine="0"/>
+            </w:pPr>
+            <w:r>
+              <w:t>Time (</w:t>
+            </w:r>
+            <w:proofErr w:type="spellStart"/>
+            <w:r>
+              <w:t>avg</w:t>
+            </w:r>
+            <w:proofErr w:type="spellEnd"/>
+            <w:r>
+              <w:t>)</w:t>
+            </w:r>
+          </w:p>
+        </w:tc>
+        <w:tc>
+          <w:tcPr>
+            <w:tcW w:w="1053" w:type="dxa"/>
+          </w:tcPr>
+          <w:p>
+            <w:pPr>
+              <w:ind w:left="0" w:firstLine="0"/>
+            </w:pPr>
+            <w:r>
+              <w:t>Input Tokens (</w:t>
+            </w:r>
+            <w:proofErr w:type="spellStart"/>
+            <w:r>
+              <w:t>avg</w:t>
+            </w:r>
+            <w:proofErr w:type="spellEnd"/>
+            <w:r>
+              <w:t>)</w:t>
+            </w:r>
+          </w:p>
+        </w:tc>
+        <w:tc>
+          <w:tcPr>
+            <w:tcW w:w="941" w:type="dxa"/>
+          </w:tcPr>
+          <w:p>
+            <w:pPr>
+              <w:ind w:left="0" w:firstLine="0"/>
+            </w:pPr>
+            <w:r>
+              <w:t>Output Tokens (</w:t>
+            </w:r>
+            <w:proofErr w:type="spellStart"/>
+            <w:r>
+              <w:t>avg</w:t>
+            </w:r>
+            <w:proofErr w:type="spellEnd"/>
+            <w:r>
+              <w:t>)</w:t>
+            </w:r>
+          </w:p>
+        </w:tc>
+        <w:tc>
+          <w:tcPr>
+            <w:tcW w:w="1053" w:type="dxa"/>
+          </w:tcPr>
+          <w:p>
+            <w:pPr>
+              <w:ind w:left="0" w:firstLine="0"/>
+            </w:pPr>
+            <w:r>
+              <w:t>Total Tokens (</w:t>
+            </w:r>
+            <w:proofErr w:type="spellStart"/>
+            <w:r>
+              <w:t>avg</w:t>
+            </w:r>
+            <w:proofErr w:type="spellEnd"/>
+            <w:r>
+              <w:t>)</w:t>
+            </w:r>
+          </w:p>
+        </w:tc>
+        <w:tc>
+          <w:tcPr>
+            <w:tcW w:w="776" w:type="dxa"/>
+          </w:tcPr>
+          <w:p>
+            <w:pPr>
+              <w:ind w:left="0" w:firstLine="0"/>
+            </w:pPr>
+            <w:r>
+              <w:t>GPU 1 VRAM (MiB)</w:t>
+            </w:r>
+          </w:p>
+        </w:tc>
+        <w:tc>
+          <w:tcPr>
+            <w:tcW w:w="776" w:type="dxa"/>
+          </w:tcPr>
+          <w:p>
+            <w:pPr>
+              <w:ind w:left="0" w:firstLine="0"/>
+            </w:pPr>
+            <w:r>
+              <w:t>GPU 2 VRAM (MiB)</w:t>
+            </w:r>
+          </w:p>
+        </w:tc>
+        <w:tc>
+          <w:tcPr>
+            <w:tcW w:w="782" w:type="dxa"/>
+          </w:tcPr>
+          <w:p>
+            <w:pPr>
+              <w:ind w:left="0" w:firstLine="0"/>
+            </w:pPr>
+            <w:r>
+              <w:t>GPU 1 Power (W)</w:t>
+            </w:r>
+          </w:p>
+        </w:tc>
+        <w:tc>
+          <w:tcPr>
+            <w:tcW w:w="782" w:type="dxa"/>
+          </w:tcPr>
+          <w:p>
+            <w:pPr>
+              <w:ind w:left="0" w:firstLine="0"/>
+            </w:pPr>
+            <w:r>
+              <w:t>GPU 2 Power (W)</w:t>
+            </w:r>
+          </w:p>
+        </w:tc>
+      </w:tr>
+      <w:tr>
+        <w:tc>
+          <w:tcPr>
+            <w:tcW w:w="1943" w:type="dxa"/>
+          </w:tcPr>
+          <w:p>
+            <w:pPr>
+              <w:ind w:left="0" w:firstLine="0"/>
+            </w:pPr>
+            <w:r>
+              <w:t>evidence01.pcap</w:t>
+            </w:r>
+          </w:p>
+        </w:tc>
+        <w:tc>
+          <w:tcPr>
+            <w:tcW w:w="718" w:type="dxa"/>
+          </w:tcPr>
+          <w:p>
+            <w:pPr>
+              <w:ind w:left="0" w:firstLine="0"/>
+            </w:pPr>
+            <w:r>
+              <w:t>83.52</w:t>
+            </w:r>
+          </w:p>
+        </w:tc>
+        <w:tc>
+          <w:tcPr>
+            <w:tcW w:w="1053" w:type="dxa"/>
+          </w:tcPr>
+          <w:p>
+            <w:pPr>
+              <w:ind w:left="0" w:firstLine="0"/>
+            </w:pPr>
+            <w:r>
+              <w:t>55216.33</w:t>
+            </w:r>
+          </w:p>
+        </w:tc>
+        <w:tc>
+          <w:tcPr>
+            <w:tcW w:w="941" w:type="dxa"/>
+          </w:tcPr>
+          <w:p>
+            <w:pPr>
+              <w:ind w:left="0" w:firstLine="0"/>
+            </w:pPr>
+            <w:r>
+              <w:t>2650.67</w:t>
+            </w:r>
+          </w:p>
+        </w:tc>
+        <w:tc>
+          <w:tcPr>
+            <w:tcW w:w="1053" w:type="dxa"/>
+          </w:tcPr>
+          <w:p>
+            <w:pPr>
+              <w:ind w:left="0" w:firstLine="0"/>
+            </w:pPr>
+            <w:r>
+              <w:t>57867</w:t>
+            </w:r>
+          </w:p>
+        </w:tc>
+        <w:tc>
+          <w:tcPr>
+            <w:tcW w:w="776" w:type="dxa"/>
+          </w:tcPr>
+          <w:p>
+            <w:pPr>
+              <w:ind w:left="0" w:firstLine="0"/>
+            </w:pPr>
+          </w:p>
+        </w:tc>
+        <w:tc>
+          <w:tcPr>
+            <w:tcW w:w="776" w:type="dxa"/>
+          </w:tcPr>
+          <w:p>
+            <w:pPr>
+              <w:ind w:left="0" w:firstLine="0"/>
+            </w:pPr>
+          </w:p>
+        </w:tc>
+        <w:tc>
+          <w:tcPr>
+            <w:tcW w:w="782" w:type="dxa"/>
+          </w:tcPr>
+          <w:p>
+            <w:pPr>
+              <w:ind w:left="0" w:firstLine="0"/>
+            </w:pPr>
+          </w:p>
+        </w:tc>
+        <w:tc>
+          <w:tcPr>
+            <w:tcW w:w="782" w:type="dxa"/>
+          </w:tcPr>
+          <w:p>
+            <w:pPr>
+              <w:ind w:left="0" w:firstLine="0"/>
+            </w:pPr>
+          </w:p>
+        </w:tc>
+      </w:tr>
+      <w:tr>
+        <w:tc>
+          <w:tcPr>
+            <w:tcW w:w="1943" w:type="dxa"/>
+          </w:tcPr>
+          <w:p>
+            <w:pPr>
+              <w:ind w:left="0" w:firstLine="0"/>
+            </w:pPr>
+            <w:r>
+              <w:t>evidence02.pcapng</w:t>
+            </w:r>
+          </w:p>
+        </w:tc>
+        <w:tc>
+          <w:tcPr>
+            <w:tcW w:w="718" w:type="dxa"/>
+          </w:tcPr>
+          <w:p>
+            <w:pPr>
+              <w:ind w:left="0" w:firstLine="0"/>
+            </w:pPr>
+            <w:r>
+              <w:t>60.94</w:t>
+            </w:r>
+          </w:p>
+        </w:tc>
+        <w:tc>
+          <w:tcPr>
+            <w:tcW w:w="1053" w:type="dxa"/>
+          </w:tcPr>
+          <w:p>
+            <w:pPr>
+              <w:ind w:left="0" w:firstLine="0"/>
+            </w:pPr>
+            <w:r>
+              <w:t>33661.33</w:t>
+            </w:r>
+          </w:p>
+        </w:tc>
+        <w:tc>
+          <w:tcPr>
+            <w:tcW w:w="941" w:type="dxa"/>
+          </w:tcPr>
+          <w:p>
+            <w:pPr>
+              <w:ind w:left="0" w:firstLine="0"/>
+            </w:pPr>
+            <w:r>
+              <w:t>2498.67</w:t>
+            </w:r>
+          </w:p>
+        </w:tc>
+        <w:tc>
+          <w:tcPr>
+            <w:tcW w:w="1053" w:type="dxa"/>
+          </w:tcPr>
+          <w:p>
+            <w:pPr>
+              <w:ind w:left="0" w:firstLine="0"/>
+            </w:pPr>
+            <w:r>
+              <w:t>36</w:t>
+            </w:r>
+            <w:r>
+              <w:t>160</w:t>
+            </w:r>
+          </w:p>
+        </w:tc>
+        <w:tc>
+          <w:tcPr>
+            <w:tcW w:w="776" w:type="dxa"/>
+          </w:tcPr>
+          <w:p>
+            <w:pPr>
+              <w:ind w:left="0" w:firstLine="0"/>
+            </w:pPr>
+          </w:p>
+        </w:tc>
+        <w:tc>
+          <w:tcPr>
+            <w:tcW w:w="776" w:type="dxa"/>
+          </w:tcPr>
+          <w:p>
+            <w:pPr>
+              <w:ind w:left="0" w:firstLine="0"/>
+            </w:pPr>
+          </w:p>
+        </w:tc>
+        <w:tc>
+          <w:tcPr>
+            <w:tcW w:w="782" w:type="dxa"/>
+          </w:tcPr>
+          <w:p>
+            <w:pPr>
+              <w:ind w:left="0" w:firstLine="0"/>
+            </w:pPr>
+          </w:p>
+        </w:tc>
+        <w:tc>
+          <w:tcPr>
+            <w:tcW w:w="782" w:type="dxa"/>
+          </w:tcPr>
+          <w:p>
+            <w:pPr>
+              <w:ind w:left="0" w:firstLine="0"/>
+            </w:pPr>
+          </w:p>
+        </w:tc>
+      </w:tr>
+      <w:tr>
+        <w:tc>
+          <w:tcPr>
+            <w:tcW w:w="1943" w:type="dxa"/>
+          </w:tcPr>
+          <w:p>
+            <w:pPr>
+              <w:ind w:left="0" w:firstLine="0"/>
+            </w:pPr>
+            <w:r>
+              <w:t>evidence03.pcap</w:t>
+            </w:r>
+          </w:p>
+        </w:tc>
+        <w:tc>
+          <w:tcPr>
+            <w:tcW w:w="718" w:type="dxa"/>
+          </w:tcPr>
+          <w:p>
+            <w:pPr>
+              <w:ind w:left="0" w:firstLine="0"/>
+            </w:pPr>
+            <w:r>
+              <w:t>60.40</w:t>
+            </w:r>
+          </w:p>
+        </w:tc>
+        <w:tc>
+          <w:tcPr>
+            <w:tcW w:w="1053" w:type="dxa"/>
+          </w:tcPr>
+          <w:p>
+            <w:pPr>
+              <w:ind w:left="0" w:firstLine="0"/>
+            </w:pPr>
+            <w:r>
+              <w:t>33</w:t>
+            </w:r>
+            <w:r>
+              <w:t>687.33</w:t>
+            </w:r>
+          </w:p>
+        </w:tc>
+        <w:tc>
+          <w:tcPr>
+            <w:tcW w:w="941" w:type="dxa"/>
+          </w:tcPr>
+          <w:p>
+            <w:pPr>
+              <w:ind w:left="0" w:firstLine="0"/>
+            </w:pPr>
+            <w:r>
+              <w:t>2</w:t>
+            </w:r>
+            <w:r>
+              <w:t>476</w:t>
+            </w:r>
+          </w:p>
+        </w:tc>
+        <w:tc>
+          <w:tcPr>
+            <w:tcW w:w="1053" w:type="dxa"/>
+          </w:tcPr>
+          <w:p>
+            <w:pPr>
+              <w:ind w:left="0" w:firstLine="0"/>
+            </w:pPr>
+            <w:r>
+              <w:t>3</w:t>
+            </w:r>
+            <w:r>
+              <w:t>6163.33</w:t>
+            </w:r>
+          </w:p>
+        </w:tc>
+        <w:tc>
+          <w:tcPr>
+            <w:tcW w:w="776" w:type="dxa"/>
+          </w:tcPr>
+          <w:p>
+            <w:pPr>
+              <w:ind w:left="0" w:firstLine="0"/>
+            </w:pPr>
+          </w:p>
+        </w:tc>
+        <w:tc>
+          <w:tcPr>
+            <w:tcW w:w="776" w:type="dxa"/>
+          </w:tcPr>
+          <w:p>
+            <w:pPr>
+              <w:ind w:left="0" w:firstLine="0"/>
+            </w:pPr>
+          </w:p>
+        </w:tc>
+        <w:tc>
+          <w:tcPr>
+            <w:tcW w:w="782" w:type="dxa"/>
+          </w:tcPr>
+          <w:p>
+            <w:pPr>
+              <w:ind w:left="0" w:firstLine="0"/>
+            </w:pPr>
+          </w:p>
+        </w:tc>
+        <w:tc>
+          <w:tcPr>
+            <w:tcW w:w="782" w:type="dxa"/>
+          </w:tcPr>
+          <w:p>
+            <w:pPr>
+              <w:ind w:left="0" w:firstLine="0"/>
+            </w:pPr>
+          </w:p>
+        </w:tc>
+      </w:tr>
+    </w:tbl>
+    <w:p/>
+    <w:p>
+      <w:pPr>
+        <w:ind w:left="0" w:firstLine="0"/>
+      </w:pPr>
+    </w:p>
+    <w:p>
+      <w:pPr>
+        <w:ind w:left="0" w:firstLine="0"/>
+        <w:rPr>
+          <w:b/>
+          <w:bCs/>
+        </w:rPr>
+      </w:pPr>
+      <w:r>
+        <w:rPr>
+          <w:b/>
+          <w:bCs/>
+        </w:rPr>
+        <w:lastRenderedPageBreak/>
+        <w:t xml:space="preserve">4:30 </w:t>
+      </w:r>
+      <w:r>
+        <w:rPr>
+          <w:b/>
+          <w:bCs/>
+        </w:rPr>
+        <w:t>–</w:t>
+      </w:r>
+      <w:r>
+        <w:rPr>
+          <w:b/>
+          <w:bCs/>
+        </w:rPr>
+        <w:t xml:space="preserve"> </w:t>
+      </w:r>
+      <w:r>
+        <w:rPr>
+          <w:b/>
+          <w:bCs/>
+        </w:rPr>
+        <w:t>5:30 (1hr)</w:t>
+      </w:r>
+    </w:p>
+    <w:p>
+      <w:pPr>
+        <w:ind w:left="0" w:firstLine="0"/>
+      </w:pPr>
+      <w:r>
+        <w:t>Formatting and adding my data to the research report, setting up the primary deliverable research report as a shared document, so the whole team may work on adding findings, evidence, background discussion, research discussion, and recommendations.</w:t>
+      </w:r>
+      <w:r>
+        <w:t xml:space="preserve"> Started writing some section</w:t>
+      </w:r>
+    </w:p>
+    <w:p>
+      <w:pPr>
+        <w:ind w:left="0" w:firstLine="0"/>
+      </w:pPr>
+      <w:r>
+        <w:t xml:space="preserve">This </w:t>
+      </w:r>
+      <w:r>
+        <w:t>data</w:t>
+      </w:r>
+      <w:r>
+        <w:t xml:space="preserve"> might end up in appendices when we create nice graphs from this data.</w:t>
+      </w:r>
+    </w:p>
+    <w:p>
+      <w:pPr>
+        <w:ind w:left="0" w:firstLine="0"/>
+      </w:pPr>
+      <w:r>
+        <w:rPr>
+          <w:noProof/>
+        </w:rPr>
+        <w:drawing>
+          <wp:inline distT="0" distB="0" distL="0" distR="0" wp14:anchorId="1B991B1F" wp14:editId="2A02E3AD">
+            <wp:extent cx="5729605" cy="5152390"/>
+            <wp:effectExtent l="0" t="0" r="4445" b="0"/>
+            <wp:docPr id="428854998" name="Picture 1"/>
+            <wp:cNvGraphicFramePr>
+              <a:graphicFrameLocks xmlns:a="http://schemas.openxmlformats.org/drawingml/2006/main" noChangeAspect="1"/>
+            </wp:cNvGraphicFramePr>
+            <a:graphic xmlns:a="http://schemas.openxmlformats.org/drawingml/2006/main">
+              <a:graphicData uri="http://schemas.openxmlformats.org/drawingml/2006/picture">
+                <pic:pic xmlns:pic="http://schemas.openxmlformats.org/drawingml/2006/picture">
+                  <pic:nvPicPr>
+                    <pic:cNvPr id="428854998" name=""/>
+                    <pic:cNvPicPr/>
+                  </pic:nvPicPr>
+                  <pic:blipFill>
+                    <a:blip r:embed="rId12"/>
+                    <a:stretch>
+                      <a:fillRect/>
+                    </a:stretch>
+                  </pic:blipFill>
+                  <pic:spPr>
+                    <a:xfrm>
+                      <a:off x="0" y="0"/>
+                      <a:ext cx="5729605" cy="5152390"/>
+                    </a:xfrm>
+                    <a:prstGeom prst="rect">
+                      <a:avLst/>
+                    </a:prstGeom>
+                  </pic:spPr>
+                </pic:pic>
+              </a:graphicData>
+            </a:graphic>
+          </wp:inline>
+        </w:drawing>
+      </w:r>
+    </w:p>
+    <w:p>
+      <w:pPr>
+        <w:ind w:left="0" w:firstLine="0"/>
+      </w:pPr>
+      <w:r>
+        <w:t>Saturday, October 10</w:t>
+      </w:r>
+    </w:p>
+    <w:p>
+      <w:pPr>
+        <w:ind w:left="0" w:firstLine="0"/>
+        <w:rPr>
+          <w:b/>
+          <w:bCs/>
+        </w:rPr>
+      </w:pPr>
+      <w:r>
+        <w:rPr>
+          <w:b/>
+          <w:bCs/>
+        </w:rPr>
+        <w:t xml:space="preserve">3:00 </w:t>
+      </w:r>
+      <w:r>
+        <w:rPr>
+          <w:b/>
+          <w:bCs/>
+        </w:rPr>
+        <w:t>–</w:t>
+      </w:r>
+      <w:r>
+        <w:rPr>
+          <w:b/>
+          <w:bCs/>
+        </w:rPr>
+        <w:t xml:space="preserve"> </w:t>
+      </w:r>
+      <w:r>
+        <w:rPr>
+          <w:b/>
+          <w:bCs/>
+        </w:rPr>
+        <w:t>6:15</w:t>
+      </w:r>
+      <w:r>
+        <w:rPr>
+          <w:b/>
+          <w:bCs/>
+        </w:rPr>
+        <w:t xml:space="preserve"> (3hrs 15)</w:t>
+      </w:r>
+    </w:p>
+    <w:p>
+      <w:pPr>
+        <w:ind w:left="0" w:firstLine="0"/>
+      </w:pPr>
+      <w:r>
+        <w:t>Working on research report. Comparing</w:t>
+      </w:r>
+      <w:r>
+        <w:t xml:space="preserve"> the existing human made reports with their LLM-Generated counterparts, writing about performance metrics with graphical representation</w:t>
+      </w:r>
+      <w:r>
+        <w:t>s</w:t>
+      </w:r>
+      <w:r>
+        <w:t>, running HammerheadV1 to collect screenshots to help illustrate power draw fluctuation</w:t>
+      </w:r>
+      <w:r>
+        <w:t xml:space="preserve"> during the execution</w:t>
+      </w:r>
+      <w:r>
+        <w:t xml:space="preserve"> </w:t>
+      </w:r>
+      <w:r>
+        <w:t>of</w:t>
+      </w:r>
+      <w:r>
+        <w:t xml:space="preserve"> </w:t>
+      </w:r>
+      <w:r>
+        <w:t>our</w:t>
+      </w:r>
+      <w:r>
+        <w:t xml:space="preserve"> solution.</w:t>
+      </w:r>
+      <w:r>
+        <w:t xml:space="preserve"> Wrote a section on </w:t>
+      </w:r>
+      <w:r>
+        <w:t>tools/scripts related to the research. Moved raw performance tables to an appendix.</w:t>
+      </w:r>
+    </w:p>
+    <w:p>
+      <w:pPr>
+        <w:ind w:left="0" w:firstLine="0"/>
+      </w:pPr>
+    </w:p>
+    <w:p>
+      <w:pPr>
+        <w:ind w:left="0" w:firstLine="0"/>
+      </w:pPr>
+    </w:p>
+    <w:p>
+      <w:pPr>
+        <w:ind w:left="0" w:firstLine="0"/>
+      </w:pPr>
+      <w:r>
+        <w:lastRenderedPageBreak/>
+        <w:t>Some of the work I did</w:t>
+      </w:r>
+      <w:r>
+        <w:t>:</w:t>
+      </w:r>
+    </w:p>
+    <w:p>
+      <w:pPr>
+        <w:ind w:left="0" w:firstLine="0"/>
+      </w:pPr>
+      <w:r>
+        <w:rPr>
+          <w:noProof/>
+        </w:rPr>
+        <w:drawing>
+          <wp:inline distT="0" distB="0" distL="0" distR="0" wp14:anchorId="210F3F50" wp14:editId="3E6B23F8">
+            <wp:extent cx="5729605" cy="3053080"/>
+            <wp:effectExtent l="0" t="0" r="4445" b="0"/>
+            <wp:docPr id="158474649" name="Picture 1"/>
+            <wp:cNvGraphicFramePr>
+              <a:graphicFrameLocks xmlns:a="http://schemas.openxmlformats.org/drawingml/2006/main" noChangeAspect="1"/>
+            </wp:cNvGraphicFramePr>
+            <a:graphic xmlns:a="http://schemas.openxmlformats.org/drawingml/2006/main">
+              <a:graphicData uri="http://schemas.openxmlformats.org/drawingml/2006/picture">
+                <pic:pic xmlns:pic="http://schemas.openxmlformats.org/drawingml/2006/picture">
+                  <pic:nvPicPr>
+                    <pic:cNvPr id="158474649" name=""/>
+                    <pic:cNvPicPr/>
+                  </pic:nvPicPr>
+                  <pic:blipFill>
+                    <a:blip r:embed="rId13"/>
+                    <a:stretch>
+                      <a:fillRect/>
+                    </a:stretch>
+                  </pic:blipFill>
+                  <pic:spPr>
+                    <a:xfrm>
+                      <a:off x="0" y="0"/>
+                      <a:ext cx="5729605" cy="3053080"/>
+                    </a:xfrm>
+                    <a:prstGeom prst="rect">
+                      <a:avLst/>
+                    </a:prstGeom>
+                  </pic:spPr>
+                </pic:pic>
+              </a:graphicData>
+            </a:graphic>
+          </wp:inline>
+        </w:drawing>
+      </w:r>
+    </w:p>
+    <w:p>
+      <w:pPr>
+        <w:ind w:left="0" w:firstLine="0"/>
+      </w:pPr>
+      <w:r>
+        <w:t>Sunday, October 11</w:t>
+      </w:r>
+    </w:p>
+    <w:p>
+      <w:pPr>
+        <w:ind w:left="0" w:firstLine="0"/>
+        <w:rPr>
+          <w:b/>
+          <w:bCs/>
+        </w:rPr>
+      </w:pPr>
+      <w:r>
+        <w:rPr>
+          <w:b/>
+          <w:bCs/>
+        </w:rPr>
+        <w:t xml:space="preserve">3:15 </w:t>
+      </w:r>
+      <w:r>
+        <w:rPr>
+          <w:b/>
+          <w:bCs/>
+        </w:rPr>
+        <w:t>–</w:t>
+      </w:r>
+      <w:r>
+        <w:rPr>
+          <w:b/>
+          <w:bCs/>
+        </w:rPr>
+        <w:t xml:space="preserve"> </w:t>
+      </w:r>
+      <w:r>
+        <w:rPr>
+          <w:b/>
+          <w:bCs/>
+        </w:rPr>
+        <w:t>4:30 (1hr 15 mins)</w:t>
+      </w:r>
+    </w:p>
+    <w:p>
+      <w:pPr>
+        <w:ind w:left="0" w:firstLine="0"/>
+      </w:pPr>
+      <w:r>
+        <w:t>A</w:t>
+      </w:r>
+      <w:r>
+        <w:t>dded the averages from our hardware performance data to the</w:t>
+      </w:r>
+      <w:r>
+        <w:t xml:space="preserve"> research report </w:t>
+      </w:r>
+      <w:r>
+        <w:t>as the 27 tests are processed by Sam.</w:t>
+      </w:r>
+      <w:r>
+        <w:t xml:space="preserve"> Reformatting/resizing tables to they fit when temp column is added.</w:t>
+      </w:r>
+      <w:r>
+        <w:t xml:space="preserve"> </w:t>
+      </w:r>
+      <w:r>
+        <w:t>Also,</w:t>
+      </w:r>
+      <w:r>
+        <w:t xml:space="preserve"> general edits and conten</w:t>
+      </w:r>
+      <w:r>
+        <w:t>t</w:t>
+      </w:r>
+      <w:r>
+        <w:t xml:space="preserve"> added to the research report.</w:t>
+      </w:r>
+    </w:p>
+    <w:p>
+      <w:pPr>
+        <w:ind w:left="0" w:firstLine="0"/>
+      </w:pPr>
+      <w:r>
+        <w:drawing>
+          <wp:inline distT="0" distB="0" distL="0" distR="0" wp14:anchorId="21ABE8DB" wp14:editId="4A968503">
+            <wp:extent cx="3183147" cy="4055927"/>
+            <wp:effectExtent l="0" t="0" r="0" b="1905"/>
+            <wp:docPr id="286778800" name="Picture 1"/>
+            <wp:cNvGraphicFramePr>
+              <a:graphicFrameLocks xmlns:a="http://schemas.openxmlformats.org/drawingml/2006/main" noChangeAspect="1"/>
+            </wp:cNvGraphicFramePr>
+            <a:graphic xmlns:a="http://schemas.openxmlformats.org/drawingml/2006/main">
+              <a:graphicData uri="http://schemas.openxmlformats.org/drawingml/2006/picture">
+                <pic:pic xmlns:pic="http://schemas.openxmlformats.org/drawingml/2006/picture">
+                  <pic:nvPicPr>
+                    <pic:cNvPr id="286778800" name=""/>
+                    <pic:cNvPicPr/>
+                  </pic:nvPicPr>
+                  <pic:blipFill>
+                    <a:blip r:embed="rId14"/>
+                    <a:stretch>
+                      <a:fillRect/>
+                    </a:stretch>
+                  </pic:blipFill>
+                  <pic:spPr>
+                    <a:xfrm>
+                      <a:off x="0" y="0"/>
+                      <a:ext cx="3190904" cy="4065811"/>
+                    </a:xfrm>
+                    <a:prstGeom prst="rect">
+                      <a:avLst/>
+                    </a:prstGeom>
+                  </pic:spPr>
+                </pic:pic>
+              </a:graphicData>
+            </a:graphic>
+          </wp:inline>
+        </w:drawing>
+      </w:r>
+    </w:p>
+    <w:p>
+      <w:pPr>
+        <w:ind w:left="0" w:firstLine="0"/>
+        <w:rPr>
+          <w:b/>
+          <w:bCs/>
+        </w:rPr>
+      </w:pPr>
+      <w:r>
+        <w:rPr>
+          <w:b/>
+          <w:bCs/>
+        </w:rPr>
+        <w:lastRenderedPageBreak/>
+        <w:t xml:space="preserve">4:30 – </w:t>
+      </w:r>
+      <w:r>
+        <w:rPr>
+          <w:b/>
+          <w:bCs/>
+        </w:rPr>
+        <w:t>5:45 (1hr 15mins)</w:t>
+      </w:r>
+    </w:p>
+    <w:p>
+      <w:pPr>
+        <w:ind w:left="0" w:firstLine="0"/>
+      </w:pPr>
+      <w:r>
+        <w:t>Making a preparing content</w:t>
+      </w:r>
+      <w:r>
+        <w:t>/subjects</w:t>
+      </w:r>
+      <w:r>
+        <w:t xml:space="preserve">/ideas </w:t>
+      </w:r>
+      <w:r>
+        <w:t>for the team’s video</w:t>
+      </w:r>
+      <w:r>
+        <w:t>.</w:t>
+      </w:r>
+    </w:p>
+    <w:p>
+      <w:pPr>
+        <w:ind w:left="0" w:firstLine="0"/>
+      </w:pPr>
+      <w:r>
+        <w:drawing>
+          <wp:inline distT="0" distB="0" distL="0" distR="0" wp14:anchorId="713C6460" wp14:editId="395D9B10">
+            <wp:extent cx="5729605" cy="3803015"/>
+            <wp:effectExtent l="0" t="0" r="4445" b="6985"/>
+            <wp:docPr id="968314201" name="Picture 1"/>
+            <wp:cNvGraphicFramePr>
+              <a:graphicFrameLocks xmlns:a="http://schemas.openxmlformats.org/drawingml/2006/main" noChangeAspect="1"/>
+            </wp:cNvGraphicFramePr>
+            <a:graphic xmlns:a="http://schemas.openxmlformats.org/drawingml/2006/main">
+              <a:graphicData uri="http://schemas.openxmlformats.org/drawingml/2006/picture">
+                <pic:pic xmlns:pic="http://schemas.openxmlformats.org/drawingml/2006/picture">
+                  <pic:nvPicPr>
+                    <pic:cNvPr id="968314201" name=""/>
+                    <pic:cNvPicPr/>
+                  </pic:nvPicPr>
+                  <pic:blipFill>
+                    <a:blip r:embed="rId15"/>
+                    <a:stretch>
+                      <a:fillRect/>
+                    </a:stretch>
+                  </pic:blipFill>
+                  <pic:spPr>
+                    <a:xfrm>
+                      <a:off x="0" y="0"/>
+                      <a:ext cx="5729605" cy="3803015"/>
+                    </a:xfrm>
+                    <a:prstGeom prst="rect">
+                      <a:avLst/>
+                    </a:prstGeom>
+                  </pic:spPr>
+                </pic:pic>
+              </a:graphicData>
+            </a:graphic>
+          </wp:inline>
+        </w:drawing>
+      </w:r>
+    </w:p>
+    <w:p>
+      <w:pPr>
+        <w:ind w:left="0" w:firstLine="0"/>
+      </w:pPr>
+    </w:p>
+    <w:p>
+      <w:pPr>
+        <w:ind w:left="0" w:firstLine="0"/>
+      </w:pPr>
+    </w:p>
+    <w:p>
+      <w:pPr>
+        <w:ind w:left="0" w:firstLine="0"/>
+      </w:pPr>
+    </w:p>
+    <w:p>
+      <w:pPr>
+        <w:ind w:left="0" w:firstLine="0"/>
+      </w:pPr>
+    </w:p>
+    <w:p>
+      <w:pPr>
+        <w:ind w:left="0" w:firstLine="0"/>
+      </w:pPr>
+    </w:p>
+    <w:p>
+      <w:pPr>
+        <w:ind w:left="0" w:firstLine="0"/>
+      </w:pPr>
+    </w:p>
+    <w:p>
+      <w:pPr>
+        <w:ind w:left="0" w:firstLine="0"/>
+      </w:pPr>
+    </w:p>
+    <w:p>
+      <w:pPr>
+        <w:ind w:left="0" w:firstLine="0"/>
+      </w:pPr>
+    </w:p>
+    <w:p>
+      <w:pPr>
+        <w:ind w:left="0" w:firstLine="0"/>
+      </w:pPr>
+    </w:p>
+    <w:p>
+      <w:pPr>
+        <w:ind w:left="0" w:firstLine="0"/>
+      </w:pPr>
+    </w:p>
+    <w:p>
+      <w:pPr>
+        <w:ind w:left="0" w:firstLine="0"/>
+      </w:pPr>
+    </w:p>
+    <w:p>
+      <w:pPr>
+        <w:ind w:left="0" w:firstLine="0"/>
+      </w:pPr>
+    </w:p>
+    <w:p>
+      <w:pPr>
+        <w:ind w:left="0" w:firstLine="0"/>
+      </w:pPr>
+    </w:p>
+    <w:p>
+      <w:pPr>
+        <w:ind w:left="0" w:firstLine="0"/>
+      </w:pPr>
+    </w:p>
+    <w:p>
+      <w:pPr>
+        <w:ind w:left="0" w:firstLine="0"/>
+      </w:pPr>
+    </w:p>
+    <w:p>
+      <w:pPr>
+        <w:ind w:left="0" w:firstLine="0"/>
+      </w:pPr>
+    </w:p>
+    <w:p>
+      <w:pPr>
+        <w:ind w:left="0" w:firstLine="0"/>
+      </w:pPr>
+    </w:p>
+    <w:p>
+      <w:pPr>
+        <w:ind w:left="0" w:firstLine="0"/>
+      </w:pPr>
+    </w:p>
+    <w:p>
+      <w:pPr>
+        <w:ind w:left="0" w:firstLine="0"/>
+      </w:pPr>
+    </w:p>
+    <w:p>
+      <w:pPr>
+        <w:ind w:left="0" w:firstLine="0"/>
+      </w:pPr>
+    </w:p>
+    <w:p>
+      <w:pPr>
+        <w:ind w:left="0" w:firstLine="0"/>
+      </w:pPr>
+    </w:p>
+    <w:p>
+      <w:pPr>
+        <w:ind w:left="0" w:firstLine="0"/>
+      </w:pPr>
+    </w:p>
+    <w:p>
+      <w:pPr>
+        <w:ind w:left="0" w:firstLine="0"/>
+      </w:pPr>
+    </w:p>
+    <w:p>
+      <w:pPr>
+        <w:ind w:left="0" w:firstLine="0"/>
+      </w:pPr>
+    </w:p>
+    <w:p>
+      <w:pPr>
+        <w:ind w:left="0" w:firstLine="0"/>
+      </w:pPr>
+    </w:p>
+    <w:p>
+      <w:pPr>
+        <w:ind w:left="0" w:firstLine="0"/>
+      </w:pPr>
+    </w:p>
+    <w:p>
+      <w:pPr>
+        <w:ind w:left="0" w:firstLine="0"/>
+      </w:pPr>
+    </w:p>
     <w:p>
       <w:pPr>
         <w:pStyle w:val="Heading2"/>
@@ -3256,6 +9808,555 @@
       <w:bookmarkEnd w:id="7"/>
     </w:p>
     <w:p>
+      <w:r>
+        <w:t>Wednesday, October 7</w:t>
+      </w:r>
+    </w:p>
+    <w:p>
+      <w:pPr>
+        <w:rPr>
+          <w:b/>
+          <w:bCs/>
+        </w:rPr>
+      </w:pPr>
+      <w:r>
+        <w:rPr>
+          <w:b/>
+          <w:bCs/>
+        </w:rPr>
+        <w:t xml:space="preserve">6:00 </w:t>
+      </w:r>
+      <w:r>
+        <w:rPr>
+          <w:b/>
+          <w:bCs/>
+        </w:rPr>
+        <w:t>–</w:t>
+      </w:r>
+      <w:r>
+        <w:rPr>
+          <w:b/>
+          <w:bCs/>
+        </w:rPr>
+        <w:t xml:space="preserve"> </w:t>
+      </w:r>
+      <w:r>
+        <w:rPr>
+          <w:b/>
+          <w:bCs/>
+        </w:rPr>
+        <w:t xml:space="preserve">7:30 </w:t>
+      </w:r>
+      <w:r>
+        <w:rPr>
+          <w:b/>
+          <w:bCs/>
+        </w:rPr>
+        <w:t>(1hr</w:t>
+      </w:r>
+      <w:r>
+        <w:rPr>
+          <w:b/>
+          <w:bCs/>
+        </w:rPr>
+        <w:t xml:space="preserve"> 30mins</w:t>
+      </w:r>
+      <w:r>
+        <w:rPr>
+          <w:b/>
+          <w:bCs/>
+        </w:rPr>
+        <w:t>)</w:t>
+      </w:r>
+    </w:p>
+    <w:p>
+      <w:r>
+        <w:t>Testing the new solution and trying to get to the bottom of why packet captures prove to be such a challenge</w:t>
+      </w:r>
+    </w:p>
+    <w:p>
+      <w:r>
+        <w:t>I test on a packet capture that has 3 times the packets</w:t>
+      </w:r>
+      <w:r>
+        <w:t xml:space="preserve"> as evidence01.pcap</w:t>
+      </w:r>
+      <w:r>
+        <w:t xml:space="preserve"> (evidence03.pcap)</w:t>
+      </w:r>
+    </w:p>
+    <w:p>
+      <w:r>
+        <w:t>I notice that during processing input tokens cap out at 16003</w:t>
+      </w:r>
+    </w:p>
+    <w:p>
+      <w:r>
+        <w:rPr>
+          <w:noProof/>
+        </w:rPr>
+        <w:lastRenderedPageBreak/>
+        <w:drawing>
+          <wp:inline distT="0" distB="0" distL="0" distR="0" wp14:anchorId="26E3C289" wp14:editId="0AAAC1FD">
+            <wp:extent cx="4183166" cy="3964002"/>
+            <wp:effectExtent l="0" t="0" r="8255" b="0"/>
+            <wp:docPr id="2020306423" name="Picture 1"/>
+            <wp:cNvGraphicFramePr>
+              <a:graphicFrameLocks xmlns:a="http://schemas.openxmlformats.org/drawingml/2006/main" noChangeAspect="1"/>
+            </wp:cNvGraphicFramePr>
+            <a:graphic xmlns:a="http://schemas.openxmlformats.org/drawingml/2006/main">
+              <a:graphicData uri="http://schemas.openxmlformats.org/drawingml/2006/picture">
+                <pic:pic xmlns:pic="http://schemas.openxmlformats.org/drawingml/2006/picture">
+                  <pic:nvPicPr>
+                    <pic:cNvPr id="2020306423" name=""/>
+                    <pic:cNvPicPr/>
+                  </pic:nvPicPr>
+                  <pic:blipFill>
+                    <a:blip r:embed="rId16"/>
+                    <a:stretch>
+                      <a:fillRect/>
+                    </a:stretch>
+                  </pic:blipFill>
+                  <pic:spPr>
+                    <a:xfrm>
+                      <a:off x="0" y="0"/>
+                      <a:ext cx="4183166" cy="3964002"/>
+                    </a:xfrm>
+                    <a:prstGeom prst="rect">
+                      <a:avLst/>
+                    </a:prstGeom>
+                  </pic:spPr>
+                </pic:pic>
+              </a:graphicData>
+            </a:graphic>
+          </wp:inline>
+        </w:drawing>
+      </w:r>
+    </w:p>
+    <w:p>
+      <w:r>
+        <w:t>The first chunk that should start at 0 starts at 291 erroneously.</w:t>
+      </w:r>
+    </w:p>
+    <w:p>
+      <w:r>
+        <w:rPr>
+          <w:noProof/>
+        </w:rPr>
+        <w:drawing>
+          <wp:inline distT="0" distB="0" distL="0" distR="0" wp14:anchorId="53E0AD93" wp14:editId="6D6FAFC0">
+            <wp:extent cx="4821599" cy="1915299"/>
+            <wp:effectExtent l="0" t="0" r="0" b="8890"/>
+            <wp:docPr id="1515981934" name="Picture 1"/>
+            <wp:cNvGraphicFramePr>
+              <a:graphicFrameLocks xmlns:a="http://schemas.openxmlformats.org/drawingml/2006/main" noChangeAspect="1"/>
+            </wp:cNvGraphicFramePr>
+            <a:graphic xmlns:a="http://schemas.openxmlformats.org/drawingml/2006/main">
+              <a:graphicData uri="http://schemas.openxmlformats.org/drawingml/2006/picture">
+                <pic:pic xmlns:pic="http://schemas.openxmlformats.org/drawingml/2006/picture">
+                  <pic:nvPicPr>
+                    <pic:cNvPr id="1515981934" name=""/>
+                    <pic:cNvPicPr/>
+                  </pic:nvPicPr>
+                  <pic:blipFill>
+                    <a:blip r:embed="rId17"/>
+                    <a:stretch>
+                      <a:fillRect/>
+                    </a:stretch>
+                  </pic:blipFill>
+                  <pic:spPr>
+                    <a:xfrm>
+                      <a:off x="0" y="0"/>
+                      <a:ext cx="4821599" cy="1915299"/>
+                    </a:xfrm>
+                    <a:prstGeom prst="rect">
+                      <a:avLst/>
+                    </a:prstGeom>
+                  </pic:spPr>
+                </pic:pic>
+              </a:graphicData>
+            </a:graphic>
+          </wp:inline>
+        </w:drawing>
+      </w:r>
+    </w:p>
+    <w:p/>
+    <w:p/>
+    <w:p/>
+    <w:p>
+      <w:r>
+        <w:t xml:space="preserve">I run a barebones prompt outside of the script on the same data (including with thinking parameter on), asking for just the packet range (1), and it gets it </w:t>
+      </w:r>
+      <w:proofErr w:type="gramStart"/>
+      <w:r>
+        <w:t>correct(</w:t>
+      </w:r>
+      <w:proofErr w:type="gramEnd"/>
+      <w:r>
+        <w:t xml:space="preserve">2). </w:t>
+      </w:r>
+    </w:p>
+    <w:p>
+      <w:r>
+        <w:rPr>
+          <w:noProof/>
+        </w:rPr>
+        <w:lastRenderedPageBreak/>
+        <w:drawing>
+          <wp:inline distT="0" distB="0" distL="0" distR="0" wp14:anchorId="70B6404C" wp14:editId="1ACDA503">
+            <wp:extent cx="5729605" cy="4954905"/>
+            <wp:effectExtent l="0" t="0" r="4445" b="0"/>
+            <wp:docPr id="1807864906" name="Picture 1"/>
+            <wp:cNvGraphicFramePr>
+              <a:graphicFrameLocks xmlns:a="http://schemas.openxmlformats.org/drawingml/2006/main" noChangeAspect="1"/>
+            </wp:cNvGraphicFramePr>
+            <a:graphic xmlns:a="http://schemas.openxmlformats.org/drawingml/2006/main">
+              <a:graphicData uri="http://schemas.openxmlformats.org/drawingml/2006/picture">
+                <pic:pic xmlns:pic="http://schemas.openxmlformats.org/drawingml/2006/picture">
+                  <pic:nvPicPr>
+                    <pic:cNvPr id="1807864906" name=""/>
+                    <pic:cNvPicPr/>
+                  </pic:nvPicPr>
+                  <pic:blipFill>
+                    <a:blip r:embed="rId18"/>
+                    <a:stretch>
+                      <a:fillRect/>
+                    </a:stretch>
+                  </pic:blipFill>
+                  <pic:spPr>
+                    <a:xfrm>
+                      <a:off x="0" y="0"/>
+                      <a:ext cx="5729605" cy="4954905"/>
+                    </a:xfrm>
+                    <a:prstGeom prst="rect">
+                      <a:avLst/>
+                    </a:prstGeom>
+                  </pic:spPr>
+                </pic:pic>
+              </a:graphicData>
+            </a:graphic>
+          </wp:inline>
+        </w:drawing>
+      </w:r>
+    </w:p>
+    <w:p>
+      <w:r>
+        <w:t>I then use the exact same prompt from the script, and it gets it wrong, in the exact same way</w:t>
+      </w:r>
+    </w:p>
+    <w:p>
+      <w:r>
+        <w:rPr>
+          <w:noProof/>
+        </w:rPr>
+        <w:drawing>
+          <wp:inline distT="0" distB="0" distL="0" distR="0" wp14:anchorId="5E40323D" wp14:editId="5FD4394E">
+            <wp:extent cx="5729605" cy="1761490"/>
+            <wp:effectExtent l="0" t="0" r="4445" b="0"/>
+            <wp:docPr id="499251028" name="Picture 1"/>
+            <wp:cNvGraphicFramePr>
+              <a:graphicFrameLocks xmlns:a="http://schemas.openxmlformats.org/drawingml/2006/main" noChangeAspect="1"/>
+            </wp:cNvGraphicFramePr>
+            <a:graphic xmlns:a="http://schemas.openxmlformats.org/drawingml/2006/main">
+              <a:graphicData uri="http://schemas.openxmlformats.org/drawingml/2006/picture">
+                <pic:pic xmlns:pic="http://schemas.openxmlformats.org/drawingml/2006/picture">
+                  <pic:nvPicPr>
+                    <pic:cNvPr id="499251028" name=""/>
+                    <pic:cNvPicPr/>
+                  </pic:nvPicPr>
+                  <pic:blipFill>
+                    <a:blip r:embed="rId19"/>
+                    <a:stretch>
+                      <a:fillRect/>
+                    </a:stretch>
+                  </pic:blipFill>
+                  <pic:spPr>
+                    <a:xfrm>
+                      <a:off x="0" y="0"/>
+                      <a:ext cx="5729605" cy="1761490"/>
+                    </a:xfrm>
+                    <a:prstGeom prst="rect">
+                      <a:avLst/>
+                    </a:prstGeom>
+                  </pic:spPr>
+                </pic:pic>
+              </a:graphicData>
+            </a:graphic>
+          </wp:inline>
+        </w:drawing>
+      </w:r>
+    </w:p>
+    <w:p/>
+    <w:p/>
+    <w:p/>
+    <w:p/>
+    <w:p>
+      <w:r>
+        <w:t>I then test with many different changes to the full command I’m using in the script.</w:t>
+      </w:r>
+    </w:p>
+    <w:p>
+      <w:r>
+        <w:lastRenderedPageBreak/>
+        <w:t>I found the limiting factor to be the actual prompt itself, limiting the prompt to just asking for the packet range gave the most accurate result, but still false in this case.</w:t>
+      </w:r>
+    </w:p>
+    <w:p>
+      <w:r>
+        <w:rPr>
+          <w:noProof/>
+        </w:rPr>
+        <w:drawing>
+          <wp:inline distT="0" distB="0" distL="0" distR="0" wp14:anchorId="6BA75BCC" wp14:editId="0E79819F">
+            <wp:extent cx="5729605" cy="2385695"/>
+            <wp:effectExtent l="0" t="0" r="4445" b="0"/>
+            <wp:docPr id="843269762" name="Picture 1"/>
+            <wp:cNvGraphicFramePr>
+              <a:graphicFrameLocks xmlns:a="http://schemas.openxmlformats.org/drawingml/2006/main" noChangeAspect="1"/>
+            </wp:cNvGraphicFramePr>
+            <a:graphic xmlns:a="http://schemas.openxmlformats.org/drawingml/2006/main">
+              <a:graphicData uri="http://schemas.openxmlformats.org/drawingml/2006/picture">
+                <pic:pic xmlns:pic="http://schemas.openxmlformats.org/drawingml/2006/picture">
+                  <pic:nvPicPr>
+                    <pic:cNvPr id="843269762" name=""/>
+                    <pic:cNvPicPr/>
+                  </pic:nvPicPr>
+                  <pic:blipFill>
+                    <a:blip r:embed="rId20"/>
+                    <a:stretch>
+                      <a:fillRect/>
+                    </a:stretch>
+                  </pic:blipFill>
+                  <pic:spPr>
+                    <a:xfrm>
+                      <a:off x="0" y="0"/>
+                      <a:ext cx="5729605" cy="2385695"/>
+                    </a:xfrm>
+                    <a:prstGeom prst="rect">
+                      <a:avLst/>
+                    </a:prstGeom>
+                  </pic:spPr>
+                </pic:pic>
+              </a:graphicData>
+            </a:graphic>
+          </wp:inline>
+        </w:drawing>
+      </w:r>
+    </w:p>
+    <w:p>
+      <w:r>
+        <w:t xml:space="preserve">It is possible </w:t>
+      </w:r>
+      <w:proofErr w:type="spellStart"/>
+      <w:r>
+        <w:t>ollama</w:t>
+      </w:r>
+      <w:proofErr w:type="spellEnd"/>
+      <w:r>
+        <w:t xml:space="preserve"> Is using its memory of previous outcomes to influence the new prompt. As the process is instant if I use the same prompt 2-3 times in a row.</w:t>
+      </w:r>
+    </w:p>
+    <w:p>
+      <w:r>
+        <w:t>I then try with different models.</w:t>
+      </w:r>
+    </w:p>
+    <w:p>
+      <w:r>
+        <w:t>Gemma</w:t>
+      </w:r>
+      <w:proofErr w:type="gramStart"/>
+      <w:r>
+        <w:t>4:latest</w:t>
+      </w:r>
+      <w:proofErr w:type="gramEnd"/>
+      <w:r>
+        <w:t xml:space="preserve"> was able to get the correct range</w:t>
+      </w:r>
+    </w:p>
+    <w:p>
+      <w:r>
+        <w:rPr>
+          <w:noProof/>
+        </w:rPr>
+        <w:drawing>
+          <wp:inline distT="0" distB="0" distL="0" distR="0" wp14:anchorId="666E6270" wp14:editId="33C34CF0">
+            <wp:extent cx="5729605" cy="1042670"/>
+            <wp:effectExtent l="0" t="0" r="4445" b="5080"/>
+            <wp:docPr id="681436539" name="Picture 1"/>
+            <wp:cNvGraphicFramePr>
+              <a:graphicFrameLocks xmlns:a="http://schemas.openxmlformats.org/drawingml/2006/main" noChangeAspect="1"/>
+            </wp:cNvGraphicFramePr>
+            <a:graphic xmlns:a="http://schemas.openxmlformats.org/drawingml/2006/main">
+              <a:graphicData uri="http://schemas.openxmlformats.org/drawingml/2006/picture">
+                <pic:pic xmlns:pic="http://schemas.openxmlformats.org/drawingml/2006/picture">
+                  <pic:nvPicPr>
+                    <pic:cNvPr id="681436539" name=""/>
+                    <pic:cNvPicPr/>
+                  </pic:nvPicPr>
+                  <pic:blipFill>
+                    <a:blip r:embed="rId21"/>
+                    <a:stretch>
+                      <a:fillRect/>
+                    </a:stretch>
+                  </pic:blipFill>
+                  <pic:spPr>
+                    <a:xfrm>
+                      <a:off x="0" y="0"/>
+                      <a:ext cx="5729605" cy="1042670"/>
+                    </a:xfrm>
+                    <a:prstGeom prst="rect">
+                      <a:avLst/>
+                    </a:prstGeom>
+                  </pic:spPr>
+                </pic:pic>
+              </a:graphicData>
+            </a:graphic>
+          </wp:inline>
+        </w:drawing>
+      </w:r>
+    </w:p>
+    <w:p>
+      <w:r>
+        <w:t>But it struggles with the second chunk’s range (1) despite them being the same size roughly (2)</w:t>
+      </w:r>
+    </w:p>
+    <w:p>
+      <w:r>
+        <w:rPr>
+          <w:noProof/>
+        </w:rPr>
+        <w:drawing>
+          <wp:inline distT="0" distB="0" distL="0" distR="0" wp14:anchorId="666B5C64" wp14:editId="3FC453ED">
+            <wp:extent cx="5729605" cy="1739265"/>
+            <wp:effectExtent l="0" t="0" r="4445" b="0"/>
+            <wp:docPr id="926330523" name="Picture 1"/>
+            <wp:cNvGraphicFramePr>
+              <a:graphicFrameLocks xmlns:a="http://schemas.openxmlformats.org/drawingml/2006/main" noChangeAspect="1"/>
+            </wp:cNvGraphicFramePr>
+            <a:graphic xmlns:a="http://schemas.openxmlformats.org/drawingml/2006/main">
+              <a:graphicData uri="http://schemas.openxmlformats.org/drawingml/2006/picture">
+                <pic:pic xmlns:pic="http://schemas.openxmlformats.org/drawingml/2006/picture">
+                  <pic:nvPicPr>
+                    <pic:cNvPr id="926330523" name=""/>
+                    <pic:cNvPicPr/>
+                  </pic:nvPicPr>
+                  <pic:blipFill>
+                    <a:blip r:embed="rId22"/>
+                    <a:stretch>
+                      <a:fillRect/>
+                    </a:stretch>
+                  </pic:blipFill>
+                  <pic:spPr>
+                    <a:xfrm>
+                      <a:off x="0" y="0"/>
+                      <a:ext cx="5729605" cy="1739265"/>
+                    </a:xfrm>
+                    <a:prstGeom prst="rect">
+                      <a:avLst/>
+                    </a:prstGeom>
+                  </pic:spPr>
+                </pic:pic>
+              </a:graphicData>
+            </a:graphic>
+          </wp:inline>
+        </w:drawing>
+      </w:r>
+    </w:p>
+    <w:p>
+      <w:r>
+        <w:t>Qwen3.8:27b is the only other model that I tested that could Identify the correct range</w:t>
+      </w:r>
+    </w:p>
+    <w:p>
+      <w:r>
+        <w:rPr>
+          <w:noProof/>
+        </w:rPr>
+        <w:drawing>
+          <wp:inline distT="0" distB="0" distL="0" distR="0" wp14:anchorId="69D47EA4" wp14:editId="180B47BA">
+            <wp:extent cx="5729605" cy="880745"/>
+            <wp:effectExtent l="0" t="0" r="4445" b="0"/>
+            <wp:docPr id="225287049" name="Picture 1"/>
+            <wp:cNvGraphicFramePr>
+              <a:graphicFrameLocks xmlns:a="http://schemas.openxmlformats.org/drawingml/2006/main" noChangeAspect="1"/>
+            </wp:cNvGraphicFramePr>
+            <a:graphic xmlns:a="http://schemas.openxmlformats.org/drawingml/2006/main">
+              <a:graphicData uri="http://schemas.openxmlformats.org/drawingml/2006/picture">
+                <pic:pic xmlns:pic="http://schemas.openxmlformats.org/drawingml/2006/picture">
+                  <pic:nvPicPr>
+                    <pic:cNvPr id="225287049" name=""/>
+                    <pic:cNvPicPr/>
+                  </pic:nvPicPr>
+                  <pic:blipFill>
+                    <a:blip r:embed="rId23"/>
+                    <a:stretch>
+                      <a:fillRect/>
+                    </a:stretch>
+                  </pic:blipFill>
+                  <pic:spPr>
+                    <a:xfrm>
+                      <a:off x="0" y="0"/>
+                      <a:ext cx="5729605" cy="880745"/>
+                    </a:xfrm>
+                    <a:prstGeom prst="rect">
+                      <a:avLst/>
+                    </a:prstGeom>
+                  </pic:spPr>
+                </pic:pic>
+              </a:graphicData>
+            </a:graphic>
+          </wp:inline>
+        </w:drawing>
+      </w:r>
+    </w:p>
+    <w:p>
+      <w:r>
+        <w:t>It fails</w:t>
+      </w:r>
+      <w:r>
+        <w:t xml:space="preserve"> however</w:t>
+      </w:r>
+      <w:r>
+        <w:t xml:space="preserve"> to identify the packet range for </w:t>
+      </w:r>
+      <w:proofErr w:type="spellStart"/>
+      <w:r>
+        <w:t>xab</w:t>
+      </w:r>
+      <w:proofErr w:type="spellEnd"/>
+      <w:r>
+        <w:t>.</w:t>
+      </w:r>
+    </w:p>
+    <w:p>
+      <w:r>
+        <w:lastRenderedPageBreak/>
+        <w:t>I also tried converting the data to a token-optimized notation, but it did not reduce its size at all. I will now research PCAP/CSV LLM optimization.</w:t>
+      </w:r>
+    </w:p>
+    <w:p/>
+    <w:p/>
+    <w:p/>
+    <w:p/>
+    <w:p/>
+    <w:p/>
+    <w:p/>
+    <w:p/>
+    <w:p/>
+    <w:p/>
+    <w:p/>
+    <w:p/>
+    <w:p/>
+    <w:p/>
+    <w:p/>
+    <w:p/>
+    <w:p>
+      <w:pPr>
+        <w:ind w:left="0" w:firstLine="0"/>
+      </w:pPr>
+    </w:p>
+    <w:p>
       <w:pPr>
         <w:pStyle w:val="Heading2"/>
       </w:pPr>
@@ -3265,11 +10366,405 @@
       </w:r>
       <w:bookmarkEnd w:id="8"/>
     </w:p>
+    <w:p>
+      <w:r>
+        <w:t>Wednesday, October 7</w:t>
+      </w:r>
+    </w:p>
+    <w:p>
+      <w:pPr>
+        <w:rPr>
+          <w:b/>
+          <w:bCs/>
+        </w:rPr>
+      </w:pPr>
+      <w:r>
+        <w:rPr>
+          <w:b/>
+          <w:bCs/>
+        </w:rPr>
+        <w:t xml:space="preserve">5:00 – </w:t>
+      </w:r>
+      <w:r>
+        <w:rPr>
+          <w:b/>
+          <w:bCs/>
+        </w:rPr>
+        <w:t>6:00 (1hr)</w:t>
+      </w:r>
+    </w:p>
+    <w:p>
+      <w:r>
+        <w:t xml:space="preserve">Creating a new “HammerheadV2” for Wireshark packet captures. This version is the same as </w:t>
+      </w:r>
+      <w:proofErr w:type="gramStart"/>
+      <w:r>
+        <w:t>V1</w:t>
+      </w:r>
+      <w:proofErr w:type="gramEnd"/>
+      <w:r>
+        <w:t xml:space="preserve"> but it attempts to access the full context of the longer PCAP files we have by chunking them into 4 chunks instead of 2.</w:t>
+      </w:r>
+    </w:p>
+    <w:p>
+      <w:r>
+        <w:t xml:space="preserve">How the </w:t>
+      </w:r>
+      <w:proofErr w:type="gramStart"/>
+      <w:r>
+        <w:t>particular problem</w:t>
+      </w:r>
+      <w:proofErr w:type="gramEnd"/>
+      <w:r>
+        <w:t xml:space="preserve"> manifests in the finished reports</w:t>
+      </w:r>
+    </w:p>
+    <w:p>
+      <w:r>
+        <w:rPr>
+          <w:noProof/>
+        </w:rPr>
+        <w:lastRenderedPageBreak/>
+        <w:drawing>
+          <wp:inline distT="0" distB="0" distL="0" distR="0" wp14:anchorId="3D7B6D0B" wp14:editId="6FD77937">
+            <wp:extent cx="5729605" cy="2033270"/>
+            <wp:effectExtent l="0" t="0" r="4445" b="5080"/>
+            <wp:docPr id="1738182280" name="Picture 1"/>
+            <wp:cNvGraphicFramePr>
+              <a:graphicFrameLocks xmlns:a="http://schemas.openxmlformats.org/drawingml/2006/main" noChangeAspect="1"/>
+            </wp:cNvGraphicFramePr>
+            <a:graphic xmlns:a="http://schemas.openxmlformats.org/drawingml/2006/main">
+              <a:graphicData uri="http://schemas.openxmlformats.org/drawingml/2006/picture">
+                <pic:pic xmlns:pic="http://schemas.openxmlformats.org/drawingml/2006/picture">
+                  <pic:nvPicPr>
+                    <pic:cNvPr id="1738182280" name=""/>
+                    <pic:cNvPicPr/>
+                  </pic:nvPicPr>
+                  <pic:blipFill>
+                    <a:blip r:embed="rId24"/>
+                    <a:stretch>
+                      <a:fillRect/>
+                    </a:stretch>
+                  </pic:blipFill>
+                  <pic:spPr>
+                    <a:xfrm>
+                      <a:off x="0" y="0"/>
+                      <a:ext cx="5729605" cy="2033270"/>
+                    </a:xfrm>
+                    <a:prstGeom prst="rect">
+                      <a:avLst/>
+                    </a:prstGeom>
+                  </pic:spPr>
+                </pic:pic>
+              </a:graphicData>
+            </a:graphic>
+          </wp:inline>
+        </w:drawing>
+      </w:r>
+    </w:p>
+    <w:p>
+      <w:r>
+        <w:t>I successfully enable the script to split and prompt 4 chunks, discard the new residuals created, and calculate the token counts with this expanded capacity.</w:t>
+      </w:r>
+    </w:p>
+    <w:p/>
+    <w:p/>
+    <w:p>
+      <w:r>
+        <w:t xml:space="preserve">Inspecting the chunks by themselves it seems some of the analysis prompts are reading a limited quantity of the data still, and in fact it seems worse. It is possible there is something happening like </w:t>
+      </w:r>
+      <w:proofErr w:type="spellStart"/>
+      <w:r>
+        <w:t>Ollama</w:t>
+      </w:r>
+      <w:proofErr w:type="spellEnd"/>
+      <w:r>
+        <w:t xml:space="preserve"> isn’t given enough time to shut down before the next prompt is called.</w:t>
+      </w:r>
+    </w:p>
+    <w:p>
+      <w:r>
+        <w:t>This chunk summary should start on packet 0</w:t>
+      </w:r>
+      <w:r>
+        <w:t>, I know at this point that signs of running out of input context are an output that only concerns the lower half of the source data.</w:t>
+      </w:r>
+    </w:p>
+    <w:p>
+      <w:r>
+        <w:rPr>
+          <w:noProof/>
+        </w:rPr>
+        <w:drawing>
+          <wp:inline distT="0" distB="0" distL="0" distR="0" wp14:anchorId="491B48BC" wp14:editId="0318C4BF">
+            <wp:extent cx="5729605" cy="2539365"/>
+            <wp:effectExtent l="0" t="0" r="4445" b="0"/>
+            <wp:docPr id="1060078452" name="Picture 1"/>
+            <wp:cNvGraphicFramePr>
+              <a:graphicFrameLocks xmlns:a="http://schemas.openxmlformats.org/drawingml/2006/main" noChangeAspect="1"/>
+            </wp:cNvGraphicFramePr>
+            <a:graphic xmlns:a="http://schemas.openxmlformats.org/drawingml/2006/main">
+              <a:graphicData uri="http://schemas.openxmlformats.org/drawingml/2006/picture">
+                <pic:pic xmlns:pic="http://schemas.openxmlformats.org/drawingml/2006/picture">
+                  <pic:nvPicPr>
+                    <pic:cNvPr id="1060078452" name=""/>
+                    <pic:cNvPicPr/>
+                  </pic:nvPicPr>
+                  <pic:blipFill>
+                    <a:blip r:embed="rId25"/>
+                    <a:stretch>
+                      <a:fillRect/>
+                    </a:stretch>
+                  </pic:blipFill>
+                  <pic:spPr>
+                    <a:xfrm>
+                      <a:off x="0" y="0"/>
+                      <a:ext cx="5729605" cy="2539365"/>
+                    </a:xfrm>
+                    <a:prstGeom prst="rect">
+                      <a:avLst/>
+                    </a:prstGeom>
+                  </pic:spPr>
+                </pic:pic>
+              </a:graphicData>
+            </a:graphic>
+          </wp:inline>
+        </w:drawing>
+      </w:r>
+    </w:p>
+    <w:p>
+      <w:r>
+        <w:t xml:space="preserve">This is the end of the first chunk of the </w:t>
+      </w:r>
+      <w:proofErr w:type="spellStart"/>
+      <w:r>
+        <w:t>pcap</w:t>
+      </w:r>
+      <w:proofErr w:type="spellEnd"/>
+      <w:r>
+        <w:t xml:space="preserve">, it ends in 3201, meaning </w:t>
+      </w:r>
+      <w:proofErr w:type="spellStart"/>
+      <w:r>
+        <w:t>ollama</w:t>
+      </w:r>
+      <w:proofErr w:type="spellEnd"/>
+      <w:r>
+        <w:t xml:space="preserve"> is only accessing about 200 packets worth of data.</w:t>
+      </w:r>
+    </w:p>
+    <w:p>
+      <w:r>
+        <w:rPr>
+          <w:noProof/>
+        </w:rPr>
+        <w:lastRenderedPageBreak/>
+        <w:drawing>
+          <wp:inline distT="0" distB="0" distL="0" distR="0" wp14:anchorId="4D86A3AC" wp14:editId="57DC6AC2">
+            <wp:extent cx="5729605" cy="1932305"/>
+            <wp:effectExtent l="0" t="0" r="4445" b="0"/>
+            <wp:docPr id="1275702061" name="Picture 1"/>
+            <wp:cNvGraphicFramePr>
+              <a:graphicFrameLocks xmlns:a="http://schemas.openxmlformats.org/drawingml/2006/main" noChangeAspect="1"/>
+            </wp:cNvGraphicFramePr>
+            <a:graphic xmlns:a="http://schemas.openxmlformats.org/drawingml/2006/main">
+              <a:graphicData uri="http://schemas.openxmlformats.org/drawingml/2006/picture">
+                <pic:pic xmlns:pic="http://schemas.openxmlformats.org/drawingml/2006/picture">
+                  <pic:nvPicPr>
+                    <pic:cNvPr id="1275702061" name=""/>
+                    <pic:cNvPicPr/>
+                  </pic:nvPicPr>
+                  <pic:blipFill>
+                    <a:blip r:embed="rId26"/>
+                    <a:stretch>
+                      <a:fillRect/>
+                    </a:stretch>
+                  </pic:blipFill>
+                  <pic:spPr>
+                    <a:xfrm>
+                      <a:off x="0" y="0"/>
+                      <a:ext cx="5729605" cy="1932305"/>
+                    </a:xfrm>
+                    <a:prstGeom prst="rect">
+                      <a:avLst/>
+                    </a:prstGeom>
+                  </pic:spPr>
+                </pic:pic>
+              </a:graphicData>
+            </a:graphic>
+          </wp:inline>
+        </w:drawing>
+      </w:r>
+    </w:p>
+    <w:p>
+      <w:r>
+        <w:t xml:space="preserve">I realise that the frame time is probably using up a lot of </w:t>
+      </w:r>
+      <w:proofErr w:type="gramStart"/>
+      <w:r>
+        <w:t>context</w:t>
+      </w:r>
+      <w:proofErr w:type="gramEnd"/>
+      <w:r>
+        <w:t xml:space="preserve"> and remove that.</w:t>
+      </w:r>
+      <w:r>
+        <w:t xml:space="preserve"> I also realise scanchunk1 and 3 are looking at the same packet range and fix that. I forgot to change </w:t>
+      </w:r>
+      <w:proofErr w:type="spellStart"/>
+      <w:r>
+        <w:t>xaa</w:t>
+      </w:r>
+      <w:proofErr w:type="spellEnd"/>
+      <w:r>
+        <w:t xml:space="preserve"> to </w:t>
+      </w:r>
+      <w:proofErr w:type="spellStart"/>
+      <w:r>
+        <w:t>xac</w:t>
+      </w:r>
+      <w:proofErr w:type="spellEnd"/>
+      <w:r>
+        <w:t xml:space="preserve"> and </w:t>
+      </w:r>
+      <w:proofErr w:type="spellStart"/>
+      <w:r>
+        <w:t>xab</w:t>
+      </w:r>
+      <w:proofErr w:type="spellEnd"/>
+      <w:r>
+        <w:t xml:space="preserve"> to </w:t>
+      </w:r>
+      <w:proofErr w:type="spellStart"/>
+      <w:r>
+        <w:t>xad</w:t>
+      </w:r>
+      <w:proofErr w:type="spellEnd"/>
+      <w:r>
+        <w:t xml:space="preserve"> for the 2 new passes.</w:t>
+      </w:r>
+      <w:r>
+        <w:t xml:space="preserve"> I am testing on a simple capture of only 572 packets (evidence01)</w:t>
+      </w:r>
+    </w:p>
+    <w:p>
+      <w:r>
+        <w:t>You can now see that continuity is maintained in the packet chunk summaries.</w:t>
+      </w:r>
+    </w:p>
+    <w:p>
+      <w:r>
+        <w:rPr>
+          <w:noProof/>
+        </w:rPr>
+        <w:drawing>
+          <wp:inline distT="0" distB="0" distL="0" distR="0" wp14:anchorId="21F1E6B2" wp14:editId="35BF3C5C">
+            <wp:extent cx="6055175" cy="3942608"/>
+            <wp:effectExtent l="0" t="0" r="3175" b="1270"/>
+            <wp:docPr id="956737300" name="Picture 1"/>
+            <wp:cNvGraphicFramePr>
+              <a:graphicFrameLocks xmlns:a="http://schemas.openxmlformats.org/drawingml/2006/main" noChangeAspect="1"/>
+            </wp:cNvGraphicFramePr>
+            <a:graphic xmlns:a="http://schemas.openxmlformats.org/drawingml/2006/main">
+              <a:graphicData uri="http://schemas.openxmlformats.org/drawingml/2006/picture">
+                <pic:pic xmlns:pic="http://schemas.openxmlformats.org/drawingml/2006/picture">
+                  <pic:nvPicPr>
+                    <pic:cNvPr id="956737300" name=""/>
+                    <pic:cNvPicPr/>
+                  </pic:nvPicPr>
+                  <pic:blipFill>
+                    <a:blip r:embed="rId27"/>
+                    <a:stretch>
+                      <a:fillRect/>
+                    </a:stretch>
+                  </pic:blipFill>
+                  <pic:spPr>
+                    <a:xfrm>
+                      <a:off x="0" y="0"/>
+                      <a:ext cx="6058467" cy="3944751"/>
+                    </a:xfrm>
+                    <a:prstGeom prst="rect">
+                      <a:avLst/>
+                    </a:prstGeom>
+                  </pic:spPr>
+                </pic:pic>
+              </a:graphicData>
+            </a:graphic>
+          </wp:inline>
+        </w:drawing>
+      </w:r>
+    </w:p>
+    <w:p/>
+    <w:p/>
+    <w:p/>
+    <w:p/>
+    <w:p>
+      <w:r>
+        <w:t>The final report reflects this range too</w:t>
+      </w:r>
+    </w:p>
+    <w:p>
+      <w:r>
+        <w:rPr>
+          <w:noProof/>
+        </w:rPr>
+        <w:lastRenderedPageBreak/>
+        <w:drawing>
+          <wp:inline distT="0" distB="0" distL="0" distR="0" wp14:anchorId="13817ED7" wp14:editId="69EBA6F0">
+            <wp:extent cx="4726310" cy="1505559"/>
+            <wp:effectExtent l="0" t="0" r="0" b="0"/>
+            <wp:docPr id="1474387095" name="Picture 1"/>
+            <wp:cNvGraphicFramePr>
+              <a:graphicFrameLocks xmlns:a="http://schemas.openxmlformats.org/drawingml/2006/main" noChangeAspect="1"/>
+            </wp:cNvGraphicFramePr>
+            <a:graphic xmlns:a="http://schemas.openxmlformats.org/drawingml/2006/main">
+              <a:graphicData uri="http://schemas.openxmlformats.org/drawingml/2006/picture">
+                <pic:pic xmlns:pic="http://schemas.openxmlformats.org/drawingml/2006/picture">
+                  <pic:nvPicPr>
+                    <pic:cNvPr id="1474387095" name=""/>
+                    <pic:cNvPicPr/>
+                  </pic:nvPicPr>
+                  <pic:blipFill>
+                    <a:blip r:embed="rId28"/>
+                    <a:stretch>
+                      <a:fillRect/>
+                    </a:stretch>
+                  </pic:blipFill>
+                  <pic:spPr>
+                    <a:xfrm>
+                      <a:off x="0" y="0"/>
+                      <a:ext cx="4726310" cy="1505559"/>
+                    </a:xfrm>
+                    <a:prstGeom prst="rect">
+                      <a:avLst/>
+                    </a:prstGeom>
+                  </pic:spPr>
+                </pic:pic>
+              </a:graphicData>
+            </a:graphic>
+          </wp:inline>
+        </w:drawing>
+      </w:r>
+    </w:p>
+    <w:p>
+      <w:pPr>
+        <w:ind w:left="0" w:firstLine="0"/>
+      </w:pPr>
+    </w:p>
+    <w:p/>
+    <w:p/>
+    <w:p/>
+    <w:p/>
+    <w:p>
+      <w:pPr>
+        <w:ind w:left="0" w:firstLine="0"/>
+      </w:pPr>
+    </w:p>
     <w:sectPr>
-      <w:headerReference w:type="default" r:id="rId9"/>
-      <w:footerReference w:type="even" r:id="rId10"/>
-      <w:footerReference w:type="default" r:id="rId11"/>
-      <w:footerReference w:type="first" r:id="rId12"/>
+      <w:headerReference w:type="default" r:id="rId29"/>
+      <w:footerReference w:type="even" r:id="rId30"/>
+      <w:footerReference w:type="default" r:id="rId31"/>
+      <w:footerReference w:type="first" r:id="rId32"/>
       <w:pgSz w:w="11906" w:h="16838"/>
       <w:pgMar w:top="1483" w:right="1448" w:bottom="1544" w:left="1435" w:header="720" w:footer="730" w:gutter="0"/>
       <w:pgNumType w:start="0"/>
@@ -4464,6 +11959,25 @@
       <w:contextualSpacing/>
     </w:pPr>
   </w:style>
+  <w:style w:type="table" w:styleId="TableGrid0">
+    <w:name w:val="Table Grid"/>
+    <w:basedOn w:val="TableNormal"/>
+    <w:uiPriority w:val="39"/>
+    <w:rsid w:val="008F6C3E"/>
+    <w:pPr>
+      <w:spacing w:after="0" w:line="240" w:lineRule="auto"/>
+    </w:pPr>
+    <w:tblPr>
+      <w:tblBorders>
+        <w:top w:val="single" w:sz="4" w:space="0" w:color="auto"/>
+        <w:left w:val="single" w:sz="4" w:space="0" w:color="auto"/>
+        <w:bottom w:val="single" w:sz="4" w:space="0" w:color="auto"/>
+        <w:right w:val="single" w:sz="4" w:space="0" w:color="auto"/>
+        <w:insideH w:val="single" w:sz="4" w:space="0" w:color="auto"/>
+        <w:insideV w:val="single" w:sz="4" w:space="0" w:color="auto"/>
+      </w:tblBorders>
+    </w:tblPr>
+  </w:style>
 </w:styles>
 </file>
 

--- a/Weekly Logs/Matt/Matt Baker - Week 13 Individual Logbook.docx
+++ b/Weekly Logs/Matt/Matt Baker - Week 13 Individual Logbook.docx
@@ -2152,7 +2152,7 @@
               <w:ind w:left="0" w:firstLine="0"/>
             </w:pPr>
             <w:r>
-              <w:t>16hrs</w:t>
+              <w:t>18hrs 45min</w:t>
             </w:r>
           </w:p>
         </w:tc>
@@ -2364,6 +2364,9 @@
             <w:pPr>
               <w:spacing w:after="0" w:line="259" w:lineRule="auto"/>
             </w:pPr>
+            <w:r>
+              <w:t>30hrs 15 min</w:t>
+            </w:r>
           </w:p>
         </w:tc>
       </w:tr>
@@ -2439,7 +2442,25 @@
               <w:rPr>
                 <w:sz w:val="24"/>
               </w:rPr>
-              <w:t>309</w:t>
+              <w:t>3</w:t>
+            </w:r>
+            <w:r>
+              <w:rPr>
+                <w:sz w:val="24"/>
+              </w:rPr>
+              <w:t>3</w:t>
+            </w:r>
+            <w:r>
+              <w:rPr>
+                <w:sz w:val="24"/>
+              </w:rPr>
+              <w:t>9</w:t>
+            </w:r>
+            <w:r>
+              <w:rPr>
+                <w:sz w:val="24"/>
+              </w:rPr>
+              <w:t>hrs 15min</w:t>
             </w:r>
             <w:r>
               <w:rPr>
@@ -2706,15 +2727,7 @@
         <w:t xml:space="preserve"> document, discussing logging everything that needs doing.</w:t>
       </w:r>
       <w:r>
-        <w:t xml:space="preserve"> Some typos were </w:t>
-      </w:r>
-      <w:proofErr w:type="gramStart"/>
-      <w:r>
-        <w:t>located,</w:t>
-      </w:r>
-      <w:proofErr w:type="gramEnd"/>
-      <w:r>
-        <w:t xml:space="preserve"> we discussed </w:t>
+        <w:t xml:space="preserve"> Some typos were located, we discussed </w:t>
       </w:r>
       <w:r>
         <w:t>whether</w:t>
@@ -2723,23 +2736,7 @@
         <w:t xml:space="preserve"> the narratives suggested were accurate. We discussed how th</w:t>
       </w:r>
       <w:r>
-        <w:t xml:space="preserve">e shift in project scope </w:t>
-      </w:r>
-      <w:proofErr w:type="gramStart"/>
-      <w:r>
-        <w:t>/”philosophy</w:t>
-      </w:r>
-      <w:proofErr w:type="gramEnd"/>
-      <w:r>
-        <w:t xml:space="preserve">” changes how the </w:t>
-      </w:r>
-      <w:proofErr w:type="spellStart"/>
-      <w:r>
-        <w:t>gantt</w:t>
-      </w:r>
-      <w:proofErr w:type="spellEnd"/>
-      <w:r>
-        <w:t xml:space="preserve"> chart is interpreted.</w:t>
+        <w:t>e shift in project scope /”philosophy” changes how the gantt chart is interpreted.</w:t>
       </w:r>
     </w:p>
     <w:p>
@@ -2910,21 +2907,13 @@
         <w:t xml:space="preserve"> </w:t>
       </w:r>
       <w:r>
-        <w:t xml:space="preserve">Install </w:t>
-      </w:r>
-      <w:proofErr w:type="spellStart"/>
-      <w:r>
-        <w:t>sys</w:t>
+        <w:t>Install sys</w:t>
       </w:r>
       <w:r>
         <w:t>s</w:t>
       </w:r>
       <w:r>
-        <w:t>tat</w:t>
-      </w:r>
-      <w:proofErr w:type="spellEnd"/>
-      <w:r>
-        <w:t xml:space="preserve"> for more computation metrics.</w:t>
+        <w:t>tat for more computation metrics.</w:t>
       </w:r>
       <w:r>
         <w:t xml:space="preserve"> Include idle baseline.</w:t>
@@ -3357,37 +3346,13 @@
         <w:t xml:space="preserve"> with</w:t>
       </w:r>
       <w:r>
-        <w:t xml:space="preserve"> </w:t>
-      </w:r>
-      <w:proofErr w:type="gramStart"/>
-      <w:r>
-        <w:t>1.15 line</w:t>
-      </w:r>
-      <w:proofErr w:type="gramEnd"/>
-      <w:r>
-        <w:t xml:space="preserve"> spacing.</w:t>
+        <w:t xml:space="preserve"> 1.15 line spacing.</w:t>
       </w:r>
       <w:r>
         <w:t xml:space="preserve"> Removing </w:t>
       </w:r>
       <w:r>
-        <w:t xml:space="preserve">some concatenations. A document exists where my specific in text changes </w:t>
-      </w:r>
-      <w:proofErr w:type="gramStart"/>
-      <w:r>
-        <w:t>are</w:t>
-      </w:r>
-      <w:proofErr w:type="gramEnd"/>
-      <w:r>
-        <w:t xml:space="preserve"> commented on by me to </w:t>
-      </w:r>
-      <w:proofErr w:type="gramStart"/>
-      <w:r>
-        <w:t>validate</w:t>
-      </w:r>
-      <w:proofErr w:type="gramEnd"/>
-      <w:r>
-        <w:t xml:space="preserve"> they were done by me.</w:t>
+        <w:t>some concatenations. A document exists where my specific in text changes are commented on by me to validate they were done by me.</w:t>
       </w:r>
       <w:r>
         <w:t xml:space="preserve"> Shifted around sections with headings and appendices so they all start on their own page.</w:t>
@@ -3451,13 +3416,8 @@
     </w:p>
     <w:p>
       <w:r>
-        <w:t xml:space="preserve">Using a simple script to capture live GPU data with </w:t>
-      </w:r>
-      <w:proofErr w:type="spellStart"/>
-      <w:r>
-        <w:t>smi</w:t>
-      </w:r>
-      <w:proofErr w:type="spellEnd"/>
+        <w:t>Using a simple script to capture live GPU data with smi</w:t>
+      </w:r>
       <w:r>
         <w:t xml:space="preserve"> and appending it to a file, stopping the capture once the script has finished.</w:t>
       </w:r>
@@ -3553,26 +3513,10 @@
     </w:p>
     <w:p>
       <w:r>
-        <w:t xml:space="preserve">This data will be used by </w:t>
-      </w:r>
-      <w:proofErr w:type="spellStart"/>
-      <w:r>
-        <w:t>sam</w:t>
-      </w:r>
-      <w:proofErr w:type="spellEnd"/>
-      <w:r>
-        <w:t xml:space="preserve"> to average out the GPU statistics.</w:t>
-      </w:r>
-      <w:r>
-        <w:t xml:space="preserve"> But during this </w:t>
-      </w:r>
-      <w:proofErr w:type="gramStart"/>
-      <w:r>
-        <w:t>time</w:t>
-      </w:r>
-      <w:proofErr w:type="gramEnd"/>
-      <w:r>
-        <w:t xml:space="preserve"> I recorded all other statistics and ran the script for every test case for every tool 3 times. </w:t>
+        <w:t>This data will be used by sam to average out the GPU statistics.</w:t>
+      </w:r>
+      <w:r>
+        <w:t xml:space="preserve"> But during this time I recorded all other statistics and ran the script for every test case for every tool 3 times. </w:t>
       </w:r>
     </w:p>
     <w:p>
@@ -7610,15 +7554,7 @@
               <w:ind w:left="0" w:firstLine="0"/>
             </w:pPr>
             <w:r>
-              <w:t>Time (</w:t>
-            </w:r>
-            <w:proofErr w:type="spellStart"/>
-            <w:r>
-              <w:t>avg</w:t>
-            </w:r>
-            <w:proofErr w:type="spellEnd"/>
-            <w:r>
-              <w:t>)</w:t>
+              <w:t>Time (avg)</w:t>
             </w:r>
           </w:p>
         </w:tc>
@@ -7639,15 +7575,7 @@
               <w:ind w:left="0" w:firstLine="0"/>
             </w:pPr>
             <w:r>
-              <w:t>(</w:t>
-            </w:r>
-            <w:proofErr w:type="spellStart"/>
-            <w:r>
-              <w:t>avg</w:t>
-            </w:r>
-            <w:proofErr w:type="spellEnd"/>
-            <w:r>
-              <w:t>)</w:t>
+              <w:t>(avg)</w:t>
             </w:r>
           </w:p>
         </w:tc>
@@ -7668,15 +7596,7 @@
               <w:ind w:left="0" w:firstLine="0"/>
             </w:pPr>
             <w:r>
-              <w:t>(</w:t>
-            </w:r>
-            <w:proofErr w:type="spellStart"/>
-            <w:r>
-              <w:t>avg</w:t>
-            </w:r>
-            <w:proofErr w:type="spellEnd"/>
-            <w:r>
-              <w:t>)</w:t>
+              <w:t>(avg)</w:t>
             </w:r>
           </w:p>
         </w:tc>
@@ -7697,15 +7617,7 @@
               <w:ind w:left="0" w:firstLine="0"/>
             </w:pPr>
             <w:r>
-              <w:t>(</w:t>
-            </w:r>
-            <w:proofErr w:type="spellStart"/>
-            <w:r>
-              <w:t>avg</w:t>
-            </w:r>
-            <w:proofErr w:type="spellEnd"/>
-            <w:r>
-              <w:t>)</w:t>
+              <w:t>(avg)</w:t>
             </w:r>
           </w:p>
         </w:tc>
@@ -8118,16 +8030,11 @@
       <w:r>
         <w:t>Metrics gathered during AI report generation for Nmap data (</w:t>
       </w:r>
-      <w:proofErr w:type="spellStart"/>
       <w:r>
         <w:t>n</w:t>
       </w:r>
       <w:r>
-        <w:t>map</w:t>
-      </w:r>
-      <w:proofErr w:type="spellEnd"/>
-      <w:r>
-        <w:t xml:space="preserve"> scans).</w:t>
+        <w:t>map scans).</w:t>
       </w:r>
     </w:p>
     <w:p>
@@ -8176,15 +8083,7 @@
               <w:ind w:left="0" w:firstLine="0"/>
             </w:pPr>
             <w:r>
-              <w:t>Time (</w:t>
-            </w:r>
-            <w:proofErr w:type="spellStart"/>
-            <w:r>
-              <w:t>avg</w:t>
-            </w:r>
-            <w:proofErr w:type="spellEnd"/>
-            <w:r>
-              <w:t>)</w:t>
+              <w:t>Time (avg)</w:t>
             </w:r>
           </w:p>
         </w:tc>
@@ -8197,15 +8096,7 @@
               <w:ind w:left="0" w:firstLine="0"/>
             </w:pPr>
             <w:r>
-              <w:t>Input Tokens (</w:t>
-            </w:r>
-            <w:proofErr w:type="spellStart"/>
-            <w:r>
-              <w:t>avg</w:t>
-            </w:r>
-            <w:proofErr w:type="spellEnd"/>
-            <w:r>
-              <w:t>)</w:t>
+              <w:t>Input Tokens (avg)</w:t>
             </w:r>
           </w:p>
         </w:tc>
@@ -8218,15 +8109,7 @@
               <w:ind w:left="0" w:firstLine="0"/>
             </w:pPr>
             <w:r>
-              <w:t>Output Tokens (</w:t>
-            </w:r>
-            <w:proofErr w:type="spellStart"/>
-            <w:r>
-              <w:t>avg</w:t>
-            </w:r>
-            <w:proofErr w:type="spellEnd"/>
-            <w:r>
-              <w:t>)</w:t>
+              <w:t>Output Tokens (avg)</w:t>
             </w:r>
           </w:p>
         </w:tc>
@@ -8239,15 +8122,7 @@
               <w:ind w:left="0" w:firstLine="0"/>
             </w:pPr>
             <w:r>
-              <w:t>Total Tokens (</w:t>
-            </w:r>
-            <w:proofErr w:type="spellStart"/>
-            <w:r>
-              <w:t>avg</w:t>
-            </w:r>
-            <w:proofErr w:type="spellEnd"/>
-            <w:r>
-              <w:t>)</w:t>
+              <w:t>Total Tokens (avg)</w:t>
             </w:r>
           </w:p>
         </w:tc>
@@ -8718,15 +8593,7 @@
               <w:ind w:left="0" w:firstLine="0"/>
             </w:pPr>
             <w:r>
-              <w:t>Time (</w:t>
-            </w:r>
-            <w:proofErr w:type="spellStart"/>
-            <w:r>
-              <w:t>avg</w:t>
-            </w:r>
-            <w:proofErr w:type="spellEnd"/>
-            <w:r>
-              <w:t>)</w:t>
+              <w:t>Time (avg)</w:t>
             </w:r>
           </w:p>
         </w:tc>
@@ -8739,15 +8606,7 @@
               <w:ind w:left="0" w:firstLine="0"/>
             </w:pPr>
             <w:r>
-              <w:t>Input Tokens (</w:t>
-            </w:r>
-            <w:proofErr w:type="spellStart"/>
-            <w:r>
-              <w:t>avg</w:t>
-            </w:r>
-            <w:proofErr w:type="spellEnd"/>
-            <w:r>
-              <w:t>)</w:t>
+              <w:t>Input Tokens (avg)</w:t>
             </w:r>
           </w:p>
         </w:tc>
@@ -8760,15 +8619,7 @@
               <w:ind w:left="0" w:firstLine="0"/>
             </w:pPr>
             <w:r>
-              <w:t>Output Tokens (</w:t>
-            </w:r>
-            <w:proofErr w:type="spellStart"/>
-            <w:r>
-              <w:t>avg</w:t>
-            </w:r>
-            <w:proofErr w:type="spellEnd"/>
-            <w:r>
-              <w:t>)</w:t>
+              <w:t>Output Tokens (avg)</w:t>
             </w:r>
           </w:p>
         </w:tc>
@@ -8781,15 +8632,7 @@
               <w:ind w:left="0" w:firstLine="0"/>
             </w:pPr>
             <w:r>
-              <w:t>Total Tokens (</w:t>
-            </w:r>
-            <w:proofErr w:type="spellStart"/>
-            <w:r>
-              <w:t>avg</w:t>
-            </w:r>
-            <w:proofErr w:type="spellEnd"/>
-            <w:r>
-              <w:t>)</w:t>
+              <w:t>Total Tokens (avg)</w:t>
             </w:r>
           </w:p>
         </w:tc>
@@ -9539,6 +9382,9 @@
         <w:ind w:left="0" w:firstLine="0"/>
       </w:pPr>
       <w:r>
+        <w:rPr>
+          <w:noProof/>
+        </w:rPr>
         <w:drawing>
           <wp:inline distT="0" distB="0" distL="0" distR="0" wp14:anchorId="21ABE8DB" wp14:editId="4A968503">
             <wp:extent cx="3183147" cy="4055927"/>
@@ -9625,6 +9471,9 @@
         <w:ind w:left="0" w:firstLine="0"/>
       </w:pPr>
       <w:r>
+        <w:rPr>
+          <w:noProof/>
+        </w:rPr>
         <w:drawing>
           <wp:inline distT="0" distB="0" distL="0" distR="0" wp14:anchorId="713C6460" wp14:editId="395D9B10">
             <wp:extent cx="5729605" cy="3803015"/>
@@ -9665,155 +9514,6 @@
     <w:p>
       <w:pPr>
         <w:ind w:left="0" w:firstLine="0"/>
-      </w:pPr>
-    </w:p>
-    <w:p>
-      <w:pPr>
-        <w:ind w:left="0" w:firstLine="0"/>
-      </w:pPr>
-    </w:p>
-    <w:p>
-      <w:pPr>
-        <w:ind w:left="0" w:firstLine="0"/>
-      </w:pPr>
-    </w:p>
-    <w:p>
-      <w:pPr>
-        <w:ind w:left="0" w:firstLine="0"/>
-      </w:pPr>
-    </w:p>
-    <w:p>
-      <w:pPr>
-        <w:ind w:left="0" w:firstLine="0"/>
-      </w:pPr>
-    </w:p>
-    <w:p>
-      <w:pPr>
-        <w:ind w:left="0" w:firstLine="0"/>
-      </w:pPr>
-    </w:p>
-    <w:p>
-      <w:pPr>
-        <w:ind w:left="0" w:firstLine="0"/>
-      </w:pPr>
-    </w:p>
-    <w:p>
-      <w:pPr>
-        <w:ind w:left="0" w:firstLine="0"/>
-      </w:pPr>
-    </w:p>
-    <w:p>
-      <w:pPr>
-        <w:ind w:left="0" w:firstLine="0"/>
-      </w:pPr>
-    </w:p>
-    <w:p>
-      <w:pPr>
-        <w:ind w:left="0" w:firstLine="0"/>
-      </w:pPr>
-    </w:p>
-    <w:p>
-      <w:pPr>
-        <w:ind w:left="0" w:firstLine="0"/>
-      </w:pPr>
-    </w:p>
-    <w:p>
-      <w:pPr>
-        <w:ind w:left="0" w:firstLine="0"/>
-      </w:pPr>
-    </w:p>
-    <w:p>
-      <w:pPr>
-        <w:ind w:left="0" w:firstLine="0"/>
-      </w:pPr>
-    </w:p>
-    <w:p>
-      <w:pPr>
-        <w:ind w:left="0" w:firstLine="0"/>
-      </w:pPr>
-    </w:p>
-    <w:p>
-      <w:pPr>
-        <w:ind w:left="0" w:firstLine="0"/>
-      </w:pPr>
-    </w:p>
-    <w:p>
-      <w:pPr>
-        <w:ind w:left="0" w:firstLine="0"/>
-      </w:pPr>
-    </w:p>
-    <w:p>
-      <w:pPr>
-        <w:ind w:left="0" w:firstLine="0"/>
-      </w:pPr>
-    </w:p>
-    <w:p>
-      <w:pPr>
-        <w:ind w:left="0" w:firstLine="0"/>
-      </w:pPr>
-    </w:p>
-    <w:p>
-      <w:pPr>
-        <w:ind w:left="0" w:firstLine="0"/>
-      </w:pPr>
-    </w:p>
-    <w:p>
-      <w:pPr>
-        <w:ind w:left="0" w:firstLine="0"/>
-      </w:pPr>
-    </w:p>
-    <w:p>
-      <w:pPr>
-        <w:ind w:left="0" w:firstLine="0"/>
-      </w:pPr>
-    </w:p>
-    <w:p>
-      <w:pPr>
-        <w:ind w:left="0" w:firstLine="0"/>
-      </w:pPr>
-    </w:p>
-    <w:p>
-      <w:pPr>
-        <w:ind w:left="0" w:firstLine="0"/>
-      </w:pPr>
-    </w:p>
-    <w:p>
-      <w:pPr>
-        <w:ind w:left="0" w:firstLine="0"/>
-      </w:pPr>
-    </w:p>
-    <w:p>
-      <w:pPr>
-        <w:ind w:left="0" w:firstLine="0"/>
-      </w:pPr>
-    </w:p>
-    <w:p>
-      <w:pPr>
-        <w:ind w:left="0" w:firstLine="0"/>
-      </w:pPr>
-    </w:p>
-    <w:p>
-      <w:pPr>
-        <w:ind w:left="0" w:firstLine="0"/>
-      </w:pPr>
-    </w:p>
-    <w:p>
-      <w:pPr>
-        <w:pStyle w:val="Heading2"/>
-      </w:pPr>
-      <w:bookmarkStart w:id="7" w:name="_Toc242029811"/>
-      <w:r>
-        <w:t>Testing</w:t>
-      </w:r>
-      <w:bookmarkEnd w:id="7"/>
-    </w:p>
-    <w:p>
-      <w:r>
-        <w:t>Wednesday, October 7</w:t>
-      </w:r>
-    </w:p>
-    <w:p>
-      <w:pPr>
         <w:rPr>
           <w:b/>
           <w:bCs/>
@@ -9824,7 +9524,7 @@
           <w:b/>
           <w:bCs/>
         </w:rPr>
-        <w:t xml:space="preserve">6:00 </w:t>
+        <w:t xml:space="preserve">6:45 </w:t>
       </w:r>
       <w:r>
         <w:rPr>
@@ -9845,27 +9545,163 @@
           <w:b/>
           <w:bCs/>
         </w:rPr>
-        <w:t xml:space="preserve">7:30 </w:t>
-      </w:r>
-      <w:r>
+        <w:t>7:00 (15min)</w:t>
+      </w:r>
+    </w:p>
+    <w:p>
+      <w:pPr>
+        <w:ind w:left="0" w:firstLine="0"/>
+      </w:pPr>
+      <w:r>
+        <w:t>Adding remaining data to research report</w:t>
+      </w:r>
+      <w:r>
+        <w:t>.</w:t>
+      </w:r>
+      <w:r>
+        <w:t xml:space="preserve"> </w:t>
+      </w:r>
+    </w:p>
+    <w:p>
+      <w:pPr>
+        <w:ind w:left="0" w:firstLine="0"/>
+      </w:pPr>
+      <w:r>
+        <w:rPr>
+          <w:noProof/>
+        </w:rPr>
+        <w:drawing>
+          <wp:inline distT="0" distB="0" distL="0" distR="0" wp14:anchorId="027323E5" wp14:editId="3DEE673A">
+            <wp:extent cx="5729605" cy="2150110"/>
+            <wp:effectExtent l="0" t="0" r="4445" b="2540"/>
+            <wp:docPr id="337453605" name="Picture 1"/>
+            <wp:cNvGraphicFramePr>
+              <a:graphicFrameLocks xmlns:a="http://schemas.openxmlformats.org/drawingml/2006/main" noChangeAspect="1"/>
+            </wp:cNvGraphicFramePr>
+            <a:graphic xmlns:a="http://schemas.openxmlformats.org/drawingml/2006/main">
+              <a:graphicData uri="http://schemas.openxmlformats.org/drawingml/2006/picture">
+                <pic:pic xmlns:pic="http://schemas.openxmlformats.org/drawingml/2006/picture">
+                  <pic:nvPicPr>
+                    <pic:cNvPr id="337453605" name=""/>
+                    <pic:cNvPicPr/>
+                  </pic:nvPicPr>
+                  <pic:blipFill>
+                    <a:blip r:embed="rId16"/>
+                    <a:stretch>
+                      <a:fillRect/>
+                    </a:stretch>
+                  </pic:blipFill>
+                  <pic:spPr>
+                    <a:xfrm>
+                      <a:off x="0" y="0"/>
+                      <a:ext cx="5729605" cy="2150110"/>
+                    </a:xfrm>
+                    <a:prstGeom prst="rect">
+                      <a:avLst/>
+                    </a:prstGeom>
+                  </pic:spPr>
+                </pic:pic>
+              </a:graphicData>
+            </a:graphic>
+          </wp:inline>
+        </w:drawing>
+      </w:r>
+    </w:p>
+    <w:p>
+      <w:pPr>
+        <w:ind w:left="0" w:firstLine="0"/>
+      </w:pPr>
+    </w:p>
+    <w:p>
+      <w:pPr>
+        <w:ind w:left="0" w:firstLine="0"/>
+      </w:pPr>
+    </w:p>
+    <w:p>
+      <w:pPr>
+        <w:ind w:left="0" w:firstLine="0"/>
+      </w:pPr>
+    </w:p>
+    <w:p>
+      <w:pPr>
+        <w:ind w:left="0" w:firstLine="0"/>
+      </w:pPr>
+    </w:p>
+    <w:p>
+      <w:pPr>
+        <w:ind w:left="0" w:firstLine="0"/>
+      </w:pPr>
+    </w:p>
+    <w:p>
+      <w:pPr>
+        <w:pStyle w:val="Heading2"/>
+      </w:pPr>
+      <w:bookmarkStart w:id="7" w:name="_Toc242029811"/>
+      <w:r>
+        <w:lastRenderedPageBreak/>
+        <w:t>Testing</w:t>
+      </w:r>
+      <w:bookmarkEnd w:id="7"/>
+    </w:p>
+    <w:p>
+      <w:r>
+        <w:t>Wednesday, October 7</w:t>
+      </w:r>
+    </w:p>
+    <w:p>
+      <w:pPr>
         <w:rPr>
           <w:b/>
           <w:bCs/>
         </w:rPr>
-        <w:t>(1hr</w:t>
-      </w:r>
+      </w:pPr>
       <w:r>
         <w:rPr>
           <w:b/>
           <w:bCs/>
         </w:rPr>
-        <w:t xml:space="preserve"> 30mins</w:t>
+        <w:t xml:space="preserve">6:00 </w:t>
       </w:r>
       <w:r>
         <w:rPr>
           <w:b/>
           <w:bCs/>
         </w:rPr>
+        <w:t>–</w:t>
+      </w:r>
+      <w:r>
+        <w:rPr>
+          <w:b/>
+          <w:bCs/>
+        </w:rPr>
+        <w:t xml:space="preserve"> </w:t>
+      </w:r>
+      <w:r>
+        <w:rPr>
+          <w:b/>
+          <w:bCs/>
+        </w:rPr>
+        <w:t xml:space="preserve">7:30 </w:t>
+      </w:r>
+      <w:r>
+        <w:rPr>
+          <w:b/>
+          <w:bCs/>
+        </w:rPr>
+        <w:t>(1hr</w:t>
+      </w:r>
+      <w:r>
+        <w:rPr>
+          <w:b/>
+          <w:bCs/>
+        </w:rPr>
+        <w:t xml:space="preserve"> 30mins</w:t>
+      </w:r>
+      <w:r>
+        <w:rPr>
+          <w:b/>
+          <w:bCs/>
+        </w:rPr>
         <w:t>)</w:t>
       </w:r>
     </w:p>
@@ -9895,7 +9731,6 @@
         <w:rPr>
           <w:noProof/>
         </w:rPr>
-        <w:lastRenderedPageBreak/>
         <w:drawing>
           <wp:inline distT="0" distB="0" distL="0" distR="0" wp14:anchorId="26E3C289" wp14:editId="0AAAC1FD">
             <wp:extent cx="4183166" cy="3964002"/>
@@ -9912,7 +9747,7 @@
                     <pic:cNvPicPr/>
                   </pic:nvPicPr>
                   <pic:blipFill>
-                    <a:blip r:embed="rId16"/>
+                    <a:blip r:embed="rId17"/>
                     <a:stretch>
                       <a:fillRect/>
                     </a:stretch>
@@ -9959,7 +9794,7 @@
                     <pic:cNvPicPr/>
                   </pic:nvPicPr>
                   <pic:blipFill>
-                    <a:blip r:embed="rId17"/>
+                    <a:blip r:embed="rId18"/>
                     <a:stretch>
                       <a:fillRect/>
                     </a:stretch>
@@ -9985,15 +9820,7 @@
     <w:p/>
     <w:p>
       <w:r>
-        <w:t xml:space="preserve">I run a barebones prompt outside of the script on the same data (including with thinking parameter on), asking for just the packet range (1), and it gets it </w:t>
-      </w:r>
-      <w:proofErr w:type="gramStart"/>
-      <w:r>
-        <w:t>correct(</w:t>
-      </w:r>
-      <w:proofErr w:type="gramEnd"/>
-      <w:r>
-        <w:t xml:space="preserve">2). </w:t>
+        <w:t xml:space="preserve">I run a barebones prompt outside of the script on the same data (including with thinking parameter on), asking for just the packet range (1), and it gets it correct(2). </w:t>
       </w:r>
     </w:p>
     <w:p>
@@ -10001,7 +9828,6 @@
         <w:rPr>
           <w:noProof/>
         </w:rPr>
-        <w:lastRenderedPageBreak/>
         <w:drawing>
           <wp:inline distT="0" distB="0" distL="0" distR="0" wp14:anchorId="70B6404C" wp14:editId="1ACDA503">
             <wp:extent cx="5729605" cy="4954905"/>
@@ -10018,7 +9844,7 @@
                     <pic:cNvPicPr/>
                   </pic:nvPicPr>
                   <pic:blipFill>
-                    <a:blip r:embed="rId18"/>
+                    <a:blip r:embed="rId19"/>
                     <a:stretch>
                       <a:fillRect/>
                     </a:stretch>
@@ -10065,7 +9891,7 @@
                     <pic:cNvPicPr/>
                   </pic:nvPicPr>
                   <pic:blipFill>
-                    <a:blip r:embed="rId19"/>
+                    <a:blip r:embed="rId20"/>
                     <a:stretch>
                       <a:fillRect/>
                     </a:stretch>
@@ -10097,7 +9923,6 @@
     </w:p>
     <w:p>
       <w:r>
-        <w:lastRenderedPageBreak/>
         <w:t>I found the limiting factor to be the actual prompt itself, limiting the prompt to just asking for the packet range gave the most accurate result, but still false in this case.</w:t>
       </w:r>
     </w:p>
@@ -10122,7 +9947,7 @@
                     <pic:cNvPicPr/>
                   </pic:nvPicPr>
                   <pic:blipFill>
-                    <a:blip r:embed="rId20"/>
+                    <a:blip r:embed="rId21"/>
                     <a:stretch>
                       <a:fillRect/>
                     </a:stretch>
@@ -10145,15 +9970,7 @@
     </w:p>
     <w:p>
       <w:r>
-        <w:t xml:space="preserve">It is possible </w:t>
-      </w:r>
-      <w:proofErr w:type="spellStart"/>
-      <w:r>
-        <w:t>ollama</w:t>
-      </w:r>
-      <w:proofErr w:type="spellEnd"/>
-      <w:r>
-        <w:t xml:space="preserve"> Is using its memory of previous outcomes to influence the new prompt. As the process is instant if I use the same prompt 2-3 times in a row.</w:t>
+        <w:t>It is possible ollama Is using its memory of previous outcomes to influence the new prompt. As the process is instant if I use the same prompt 2-3 times in a row.</w:t>
       </w:r>
     </w:p>
     <w:p>
@@ -10163,15 +9980,7 @@
     </w:p>
     <w:p>
       <w:r>
-        <w:t>Gemma</w:t>
-      </w:r>
-      <w:proofErr w:type="gramStart"/>
-      <w:r>
-        <w:t>4:latest</w:t>
-      </w:r>
-      <w:proofErr w:type="gramEnd"/>
-      <w:r>
-        <w:t xml:space="preserve"> was able to get the correct range</w:t>
+        <w:t>Gemma4:latest was able to get the correct range</w:t>
       </w:r>
     </w:p>
     <w:p>
@@ -10195,7 +10004,7 @@
                     <pic:cNvPicPr/>
                   </pic:nvPicPr>
                   <pic:blipFill>
-                    <a:blip r:embed="rId21"/>
+                    <a:blip r:embed="rId22"/>
                     <a:stretch>
                       <a:fillRect/>
                     </a:stretch>
@@ -10242,7 +10051,7 @@
                     <pic:cNvPicPr/>
                   </pic:nvPicPr>
                   <pic:blipFill>
-                    <a:blip r:embed="rId22"/>
+                    <a:blip r:embed="rId23"/>
                     <a:stretch>
                       <a:fillRect/>
                     </a:stretch>
@@ -10273,6 +10082,7 @@
         <w:rPr>
           <w:noProof/>
         </w:rPr>
+        <w:lastRenderedPageBreak/>
         <w:drawing>
           <wp:inline distT="0" distB="0" distL="0" distR="0" wp14:anchorId="69D47EA4" wp14:editId="180B47BA">
             <wp:extent cx="5729605" cy="880745"/>
@@ -10289,7 +10099,7 @@
                     <pic:cNvPicPr/>
                   </pic:nvPicPr>
                   <pic:blipFill>
-                    <a:blip r:embed="rId23"/>
+                    <a:blip r:embed="rId24"/>
                     <a:stretch>
                       <a:fillRect/>
                     </a:stretch>
@@ -10318,20 +10128,11 @@
         <w:t xml:space="preserve"> however</w:t>
       </w:r>
       <w:r>
-        <w:t xml:space="preserve"> to identify the packet range for </w:t>
-      </w:r>
-      <w:proofErr w:type="spellStart"/>
-      <w:r>
-        <w:t>xab</w:t>
-      </w:r>
-      <w:proofErr w:type="spellEnd"/>
-      <w:r>
-        <w:t>.</w:t>
-      </w:r>
-    </w:p>
-    <w:p>
-      <w:r>
-        <w:lastRenderedPageBreak/>
+        <w:t xml:space="preserve"> to identify the packet range for xab.</w:t>
+      </w:r>
+    </w:p>
+    <w:p>
+      <w:r>
         <w:t>I also tried converting the data to a token-optimized notation, but it did not reduce its size at all. I will now research PCAP/CSV LLM optimization.</w:t>
       </w:r>
     </w:p>
@@ -10395,28 +10196,12 @@
     </w:p>
     <w:p>
       <w:r>
-        <w:t xml:space="preserve">Creating a new “HammerheadV2” for Wireshark packet captures. This version is the same as </w:t>
-      </w:r>
-      <w:proofErr w:type="gramStart"/>
-      <w:r>
-        <w:t>V1</w:t>
-      </w:r>
-      <w:proofErr w:type="gramEnd"/>
-      <w:r>
-        <w:t xml:space="preserve"> but it attempts to access the full context of the longer PCAP files we have by chunking them into 4 chunks instead of 2.</w:t>
-      </w:r>
-    </w:p>
-    <w:p>
-      <w:r>
-        <w:t xml:space="preserve">How the </w:t>
-      </w:r>
-      <w:proofErr w:type="gramStart"/>
-      <w:r>
-        <w:t>particular problem</w:t>
-      </w:r>
-      <w:proofErr w:type="gramEnd"/>
-      <w:r>
-        <w:t xml:space="preserve"> manifests in the finished reports</w:t>
+        <w:t>Creating a new “HammerheadV2” for Wireshark packet captures. This version is the same as V1 but it attempts to access the full context of the longer PCAP files we have by chunking them into 4 chunks instead of 2.</w:t>
+      </w:r>
+    </w:p>
+    <w:p>
+      <w:r>
+        <w:t>How the particular problem manifests in the finished reports</w:t>
       </w:r>
     </w:p>
     <w:p>
@@ -10441,7 +10226,7 @@
                     <pic:cNvPicPr/>
                   </pic:nvPicPr>
                   <pic:blipFill>
-                    <a:blip r:embed="rId24"/>
+                    <a:blip r:embed="rId25"/>
                     <a:stretch>
                       <a:fillRect/>
                     </a:stretch>
@@ -10471,15 +10256,7 @@
     <w:p/>
     <w:p>
       <w:r>
-        <w:t xml:space="preserve">Inspecting the chunks by themselves it seems some of the analysis prompts are reading a limited quantity of the data still, and in fact it seems worse. It is possible there is something happening like </w:t>
-      </w:r>
-      <w:proofErr w:type="spellStart"/>
-      <w:r>
-        <w:t>Ollama</w:t>
-      </w:r>
-      <w:proofErr w:type="spellEnd"/>
-      <w:r>
-        <w:t xml:space="preserve"> isn’t given enough time to shut down before the next prompt is called.</w:t>
+        <w:t>Inspecting the chunks by themselves it seems some of the analysis prompts are reading a limited quantity of the data still, and in fact it seems worse. It is possible there is something happening like Ollama isn’t given enough time to shut down before the next prompt is called.</w:t>
       </w:r>
     </w:p>
     <w:p>
@@ -10511,7 +10288,7 @@
                     <pic:cNvPicPr/>
                   </pic:nvPicPr>
                   <pic:blipFill>
-                    <a:blip r:embed="rId25"/>
+                    <a:blip r:embed="rId26"/>
                     <a:stretch>
                       <a:fillRect/>
                     </a:stretch>
@@ -10534,23 +10311,7 @@
     </w:p>
     <w:p>
       <w:r>
-        <w:t xml:space="preserve">This is the end of the first chunk of the </w:t>
-      </w:r>
-      <w:proofErr w:type="spellStart"/>
-      <w:r>
-        <w:t>pcap</w:t>
-      </w:r>
-      <w:proofErr w:type="spellEnd"/>
-      <w:r>
-        <w:t xml:space="preserve">, it ends in 3201, meaning </w:t>
-      </w:r>
-      <w:proofErr w:type="spellStart"/>
-      <w:r>
-        <w:t>ollama</w:t>
-      </w:r>
-      <w:proofErr w:type="spellEnd"/>
-      <w:r>
-        <w:t xml:space="preserve"> is only accessing about 200 packets worth of data.</w:t>
+        <w:t>This is the end of the first chunk of the pcap, it ends in 3201, meaning ollama is only accessing about 200 packets worth of data.</w:t>
       </w:r>
     </w:p>
     <w:p>
@@ -10575,7 +10336,7 @@
                     <pic:cNvPicPr/>
                   </pic:nvPicPr>
                   <pic:blipFill>
-                    <a:blip r:embed="rId26"/>
+                    <a:blip r:embed="rId27"/>
                     <a:stretch>
                       <a:fillRect/>
                     </a:stretch>
@@ -10598,50 +10359,10 @@
     </w:p>
     <w:p>
       <w:r>
-        <w:t xml:space="preserve">I realise that the frame time is probably using up a lot of </w:t>
-      </w:r>
-      <w:proofErr w:type="gramStart"/>
-      <w:r>
-        <w:t>context</w:t>
-      </w:r>
-      <w:proofErr w:type="gramEnd"/>
-      <w:r>
-        <w:t xml:space="preserve"> and remove that.</w:t>
-      </w:r>
-      <w:r>
-        <w:t xml:space="preserve"> I also realise scanchunk1 and 3 are looking at the same packet range and fix that. I forgot to change </w:t>
-      </w:r>
-      <w:proofErr w:type="spellStart"/>
-      <w:r>
-        <w:t>xaa</w:t>
-      </w:r>
-      <w:proofErr w:type="spellEnd"/>
-      <w:r>
-        <w:t xml:space="preserve"> to </w:t>
-      </w:r>
-      <w:proofErr w:type="spellStart"/>
-      <w:r>
-        <w:t>xac</w:t>
-      </w:r>
-      <w:proofErr w:type="spellEnd"/>
-      <w:r>
-        <w:t xml:space="preserve"> and </w:t>
-      </w:r>
-      <w:proofErr w:type="spellStart"/>
-      <w:r>
-        <w:t>xab</w:t>
-      </w:r>
-      <w:proofErr w:type="spellEnd"/>
-      <w:r>
-        <w:t xml:space="preserve"> to </w:t>
-      </w:r>
-      <w:proofErr w:type="spellStart"/>
-      <w:r>
-        <w:t>xad</w:t>
-      </w:r>
-      <w:proofErr w:type="spellEnd"/>
-      <w:r>
-        <w:t xml:space="preserve"> for the 2 new passes.</w:t>
+        <w:t>I realise that the frame time is probably using up a lot of context and remove that.</w:t>
+      </w:r>
+      <w:r>
+        <w:t xml:space="preserve"> I also realise scanchunk1 and 3 are looking at the same packet range and fix that. I forgot to change xaa to xac and xab to xad for the 2 new passes.</w:t>
       </w:r>
       <w:r>
         <w:t xml:space="preserve"> I am testing on a simple capture of only 572 packets (evidence01)</w:t>
@@ -10673,7 +10394,7 @@
                     <pic:cNvPicPr/>
                   </pic:nvPicPr>
                   <pic:blipFill>
-                    <a:blip r:embed="rId27"/>
+                    <a:blip r:embed="rId28"/>
                     <a:stretch>
                       <a:fillRect/>
                     </a:stretch>
@@ -10725,7 +10446,7 @@
                     <pic:cNvPicPr/>
                   </pic:nvPicPr>
                   <pic:blipFill>
-                    <a:blip r:embed="rId28"/>
+                    <a:blip r:embed="rId29"/>
                     <a:stretch>
                       <a:fillRect/>
                     </a:stretch>
@@ -10761,10 +10482,10 @@
       </w:pPr>
     </w:p>
     <w:sectPr>
-      <w:headerReference w:type="default" r:id="rId29"/>
-      <w:footerReference w:type="even" r:id="rId30"/>
-      <w:footerReference w:type="default" r:id="rId31"/>
-      <w:footerReference w:type="first" r:id="rId32"/>
+      <w:headerReference w:type="default" r:id="rId30"/>
+      <w:footerReference w:type="even" r:id="rId31"/>
+      <w:footerReference w:type="default" r:id="rId32"/>
+      <w:footerReference w:type="first" r:id="rId33"/>
       <w:pgSz w:w="11906" w:h="16838"/>
       <w:pgMar w:top="1483" w:right="1448" w:bottom="1544" w:left="1435" w:header="720" w:footer="730" w:gutter="0"/>
       <w:pgNumType w:start="0"/>

--- a/Weekly Logs/Matt/Matt Baker - Week 13 Individual Logbook.docx
+++ b/Weekly Logs/Matt/Matt Baker - Week 13 Individual Logbook.docx
@@ -2671,7 +2671,13 @@
         <w:t xml:space="preserve"> the form of quizzes.</w:t>
       </w:r>
       <w:r>
-        <w:t xml:space="preserve"> </w:t>
+        <w:t xml:space="preserve"> Left early to do work</w:t>
+      </w:r>
+      <w:r>
+        <w:t xml:space="preserve"> on self-management review</w:t>
+      </w:r>
+      <w:r>
+        <w:t>.</w:t>
       </w:r>
     </w:p>
     <w:p>
@@ -2727,7 +2733,15 @@
         <w:t xml:space="preserve"> document, discussing logging everything that needs doing.</w:t>
       </w:r>
       <w:r>
-        <w:t xml:space="preserve"> Some typos were located, we discussed </w:t>
+        <w:t xml:space="preserve"> Some typos were </w:t>
+      </w:r>
+      <w:proofErr w:type="gramStart"/>
+      <w:r>
+        <w:t>located,</w:t>
+      </w:r>
+      <w:proofErr w:type="gramEnd"/>
+      <w:r>
+        <w:t xml:space="preserve"> we discussed </w:t>
       </w:r>
       <w:r>
         <w:t>whether</w:t>
@@ -2736,7 +2750,21 @@
         <w:t xml:space="preserve"> the narratives suggested were accurate. We discussed how th</w:t>
       </w:r>
       <w:r>
-        <w:t>e shift in project scope /”philosophy” changes how the gantt chart is interpreted.</w:t>
+        <w:t xml:space="preserve">e shift in project </w:t>
+      </w:r>
+      <w:proofErr w:type="gramStart"/>
+      <w:r>
+        <w:t>scope ”philosophy</w:t>
+      </w:r>
+      <w:proofErr w:type="gramEnd"/>
+      <w:r>
+        <w:t xml:space="preserve">” changes how the </w:t>
+      </w:r>
+      <w:r>
+        <w:t>Gantt</w:t>
+      </w:r>
+      <w:r>
+        <w:t xml:space="preserve"> chart is interpreted.</w:t>
       </w:r>
     </w:p>
     <w:p>
@@ -2907,13 +2935,21 @@
         <w:t xml:space="preserve"> </w:t>
       </w:r>
       <w:r>
-        <w:t>Install sys</w:t>
+        <w:t xml:space="preserve">Install </w:t>
+      </w:r>
+      <w:proofErr w:type="spellStart"/>
+      <w:r>
+        <w:t>sys</w:t>
       </w:r>
       <w:r>
         <w:t>s</w:t>
       </w:r>
       <w:r>
-        <w:t>tat for more computation metrics.</w:t>
+        <w:t>tat</w:t>
+      </w:r>
+      <w:proofErr w:type="spellEnd"/>
+      <w:r>
+        <w:t xml:space="preserve"> for more computation metrics.</w:t>
       </w:r>
       <w:r>
         <w:t xml:space="preserve"> Include idle baseline.</w:t>
@@ -3346,13 +3382,37 @@
         <w:t xml:space="preserve"> with</w:t>
       </w:r>
       <w:r>
-        <w:t xml:space="preserve"> 1.15 line spacing.</w:t>
+        <w:t xml:space="preserve"> </w:t>
+      </w:r>
+      <w:proofErr w:type="gramStart"/>
+      <w:r>
+        <w:t>1.15 line</w:t>
+      </w:r>
+      <w:proofErr w:type="gramEnd"/>
+      <w:r>
+        <w:t xml:space="preserve"> spacing.</w:t>
       </w:r>
       <w:r>
         <w:t xml:space="preserve"> Removing </w:t>
       </w:r>
       <w:r>
-        <w:t>some concatenations. A document exists where my specific in text changes are commented on by me to validate they were done by me.</w:t>
+        <w:t xml:space="preserve">some concatenations. A document exists where my specific in text changes </w:t>
+      </w:r>
+      <w:proofErr w:type="gramStart"/>
+      <w:r>
+        <w:t>are</w:t>
+      </w:r>
+      <w:proofErr w:type="gramEnd"/>
+      <w:r>
+        <w:t xml:space="preserve"> commented on by me to </w:t>
+      </w:r>
+      <w:proofErr w:type="gramStart"/>
+      <w:r>
+        <w:t>validate</w:t>
+      </w:r>
+      <w:proofErr w:type="gramEnd"/>
+      <w:r>
+        <w:t xml:space="preserve"> they were done by me.</w:t>
       </w:r>
       <w:r>
         <w:t xml:space="preserve"> Shifted around sections with headings and appendices so they all start on their own page.</w:t>
@@ -3416,8 +3476,13 @@
     </w:p>
     <w:p>
       <w:r>
-        <w:t>Using a simple script to capture live GPU data with smi</w:t>
-      </w:r>
+        <w:t xml:space="preserve">Using a simple script to capture live GPU data with </w:t>
+      </w:r>
+      <w:proofErr w:type="spellStart"/>
+      <w:r>
+        <w:t>smi</w:t>
+      </w:r>
+      <w:proofErr w:type="spellEnd"/>
       <w:r>
         <w:t xml:space="preserve"> and appending it to a file, stopping the capture once the script has finished.</w:t>
       </w:r>
@@ -3513,10 +3578,24 @@
     </w:p>
     <w:p>
       <w:r>
-        <w:t>This data will be used by sam to average out the GPU statistics.</w:t>
-      </w:r>
-      <w:r>
-        <w:t xml:space="preserve"> But during this time I recorded all other statistics and ran the script for every test case for every tool 3 times. </w:t>
+        <w:t xml:space="preserve">This data will be used by </w:t>
+      </w:r>
+      <w:r>
+        <w:t>Sam</w:t>
+      </w:r>
+      <w:r>
+        <w:t xml:space="preserve"> to average out the GPU statistics.</w:t>
+      </w:r>
+      <w:r>
+        <w:t xml:space="preserve"> But during this </w:t>
+      </w:r>
+      <w:proofErr w:type="gramStart"/>
+      <w:r>
+        <w:t>time</w:t>
+      </w:r>
+      <w:proofErr w:type="gramEnd"/>
+      <w:r>
+        <w:t xml:space="preserve"> I recorded all other statistics and ran the script for every test case for every tool 3 times. </w:t>
       </w:r>
     </w:p>
     <w:p>
@@ -7554,7 +7633,15 @@
               <w:ind w:left="0" w:firstLine="0"/>
             </w:pPr>
             <w:r>
-              <w:t>Time (avg)</w:t>
+              <w:t>Time (</w:t>
+            </w:r>
+            <w:proofErr w:type="spellStart"/>
+            <w:r>
+              <w:t>avg</w:t>
+            </w:r>
+            <w:proofErr w:type="spellEnd"/>
+            <w:r>
+              <w:t>)</w:t>
             </w:r>
           </w:p>
         </w:tc>
@@ -7575,7 +7662,15 @@
               <w:ind w:left="0" w:firstLine="0"/>
             </w:pPr>
             <w:r>
-              <w:t>(avg)</w:t>
+              <w:t>(</w:t>
+            </w:r>
+            <w:proofErr w:type="spellStart"/>
+            <w:r>
+              <w:t>avg</w:t>
+            </w:r>
+            <w:proofErr w:type="spellEnd"/>
+            <w:r>
+              <w:t>)</w:t>
             </w:r>
           </w:p>
         </w:tc>
@@ -7596,7 +7691,15 @@
               <w:ind w:left="0" w:firstLine="0"/>
             </w:pPr>
             <w:r>
-              <w:t>(avg)</w:t>
+              <w:t>(</w:t>
+            </w:r>
+            <w:proofErr w:type="spellStart"/>
+            <w:r>
+              <w:t>avg</w:t>
+            </w:r>
+            <w:proofErr w:type="spellEnd"/>
+            <w:r>
+              <w:t>)</w:t>
             </w:r>
           </w:p>
         </w:tc>
@@ -7617,7 +7720,15 @@
               <w:ind w:left="0" w:firstLine="0"/>
             </w:pPr>
             <w:r>
-              <w:t>(avg)</w:t>
+              <w:t>(</w:t>
+            </w:r>
+            <w:proofErr w:type="spellStart"/>
+            <w:r>
+              <w:t>avg</w:t>
+            </w:r>
+            <w:proofErr w:type="spellEnd"/>
+            <w:r>
+              <w:t>)</w:t>
             </w:r>
           </w:p>
         </w:tc>
@@ -8030,11 +8141,16 @@
       <w:r>
         <w:t>Metrics gathered during AI report generation for Nmap data (</w:t>
       </w:r>
+      <w:proofErr w:type="spellStart"/>
       <w:r>
         <w:t>n</w:t>
       </w:r>
       <w:r>
-        <w:t>map scans).</w:t>
+        <w:t>map</w:t>
+      </w:r>
+      <w:proofErr w:type="spellEnd"/>
+      <w:r>
+        <w:t xml:space="preserve"> scans).</w:t>
       </w:r>
     </w:p>
     <w:p>
@@ -8083,7 +8199,15 @@
               <w:ind w:left="0" w:firstLine="0"/>
             </w:pPr>
             <w:r>
-              <w:t>Time (avg)</w:t>
+              <w:t>Time (</w:t>
+            </w:r>
+            <w:proofErr w:type="spellStart"/>
+            <w:r>
+              <w:t>avg</w:t>
+            </w:r>
+            <w:proofErr w:type="spellEnd"/>
+            <w:r>
+              <w:t>)</w:t>
             </w:r>
           </w:p>
         </w:tc>
@@ -8096,7 +8220,15 @@
               <w:ind w:left="0" w:firstLine="0"/>
             </w:pPr>
             <w:r>
-              <w:t>Input Tokens (avg)</w:t>
+              <w:t>Input Tokens (</w:t>
+            </w:r>
+            <w:proofErr w:type="spellStart"/>
+            <w:r>
+              <w:t>avg</w:t>
+            </w:r>
+            <w:proofErr w:type="spellEnd"/>
+            <w:r>
+              <w:t>)</w:t>
             </w:r>
           </w:p>
         </w:tc>
@@ -8109,7 +8241,15 @@
               <w:ind w:left="0" w:firstLine="0"/>
             </w:pPr>
             <w:r>
-              <w:t>Output Tokens (avg)</w:t>
+              <w:t>Output Tokens (</w:t>
+            </w:r>
+            <w:proofErr w:type="spellStart"/>
+            <w:r>
+              <w:t>avg</w:t>
+            </w:r>
+            <w:proofErr w:type="spellEnd"/>
+            <w:r>
+              <w:t>)</w:t>
             </w:r>
           </w:p>
         </w:tc>
@@ -8122,7 +8262,15 @@
               <w:ind w:left="0" w:firstLine="0"/>
             </w:pPr>
             <w:r>
-              <w:t>Total Tokens (avg)</w:t>
+              <w:t>Total Tokens (</w:t>
+            </w:r>
+            <w:proofErr w:type="spellStart"/>
+            <w:r>
+              <w:t>avg</w:t>
+            </w:r>
+            <w:proofErr w:type="spellEnd"/>
+            <w:r>
+              <w:t>)</w:t>
             </w:r>
           </w:p>
         </w:tc>
@@ -8593,7 +8741,15 @@
               <w:ind w:left="0" w:firstLine="0"/>
             </w:pPr>
             <w:r>
-              <w:t>Time (avg)</w:t>
+              <w:t>Time (</w:t>
+            </w:r>
+            <w:proofErr w:type="spellStart"/>
+            <w:r>
+              <w:t>avg</w:t>
+            </w:r>
+            <w:proofErr w:type="spellEnd"/>
+            <w:r>
+              <w:t>)</w:t>
             </w:r>
           </w:p>
         </w:tc>
@@ -8606,7 +8762,15 @@
               <w:ind w:left="0" w:firstLine="0"/>
             </w:pPr>
             <w:r>
-              <w:t>Input Tokens (avg)</w:t>
+              <w:t>Input Tokens (</w:t>
+            </w:r>
+            <w:proofErr w:type="spellStart"/>
+            <w:r>
+              <w:t>avg</w:t>
+            </w:r>
+            <w:proofErr w:type="spellEnd"/>
+            <w:r>
+              <w:t>)</w:t>
             </w:r>
           </w:p>
         </w:tc>
@@ -8619,7 +8783,15 @@
               <w:ind w:left="0" w:firstLine="0"/>
             </w:pPr>
             <w:r>
-              <w:t>Output Tokens (avg)</w:t>
+              <w:t>Output Tokens (</w:t>
+            </w:r>
+            <w:proofErr w:type="spellStart"/>
+            <w:r>
+              <w:t>avg</w:t>
+            </w:r>
+            <w:proofErr w:type="spellEnd"/>
+            <w:r>
+              <w:t>)</w:t>
             </w:r>
           </w:p>
         </w:tc>
@@ -8632,7 +8804,15 @@
               <w:ind w:left="0" w:firstLine="0"/>
             </w:pPr>
             <w:r>
-              <w:t>Total Tokens (avg)</w:t>
+              <w:t>Total Tokens (</w:t>
+            </w:r>
+            <w:proofErr w:type="spellStart"/>
+            <w:r>
+              <w:t>avg</w:t>
+            </w:r>
+            <w:proofErr w:type="spellEnd"/>
+            <w:r>
+              <w:t>)</w:t>
             </w:r>
           </w:p>
         </w:tc>
@@ -9820,7 +10000,15 @@
     <w:p/>
     <w:p>
       <w:r>
-        <w:t xml:space="preserve">I run a barebones prompt outside of the script on the same data (including with thinking parameter on), asking for just the packet range (1), and it gets it correct(2). </w:t>
+        <w:t xml:space="preserve">I run a barebones prompt outside of the script on the same data (including with thinking parameter on), asking for just the packet range (1), and it gets it </w:t>
+      </w:r>
+      <w:proofErr w:type="gramStart"/>
+      <w:r>
+        <w:t>correct(</w:t>
+      </w:r>
+      <w:proofErr w:type="gramEnd"/>
+      <w:r>
+        <w:t xml:space="preserve">2). </w:t>
       </w:r>
     </w:p>
     <w:p>
@@ -9970,7 +10158,15 @@
     </w:p>
     <w:p>
       <w:r>
-        <w:t>It is possible ollama Is using its memory of previous outcomes to influence the new prompt. As the process is instant if I use the same prompt 2-3 times in a row.</w:t>
+        <w:t xml:space="preserve">It is possible </w:t>
+      </w:r>
+      <w:proofErr w:type="spellStart"/>
+      <w:r>
+        <w:t>ollama</w:t>
+      </w:r>
+      <w:proofErr w:type="spellEnd"/>
+      <w:r>
+        <w:t xml:space="preserve"> Is using its memory of previous outcomes to influence the new prompt. As the process is instant if I use the same prompt 2-3 times in a row.</w:t>
       </w:r>
     </w:p>
     <w:p>
@@ -9980,7 +10176,15 @@
     </w:p>
     <w:p>
       <w:r>
-        <w:t>Gemma4:latest was able to get the correct range</w:t>
+        <w:t>Gemma</w:t>
+      </w:r>
+      <w:proofErr w:type="gramStart"/>
+      <w:r>
+        <w:t>4:latest</w:t>
+      </w:r>
+      <w:proofErr w:type="gramEnd"/>
+      <w:r>
+        <w:t xml:space="preserve"> was able to get the correct range</w:t>
       </w:r>
     </w:p>
     <w:p>
@@ -10128,7 +10332,15 @@
         <w:t xml:space="preserve"> however</w:t>
       </w:r>
       <w:r>
-        <w:t xml:space="preserve"> to identify the packet range for xab.</w:t>
+        <w:t xml:space="preserve"> to identify the packet range for </w:t>
+      </w:r>
+      <w:proofErr w:type="spellStart"/>
+      <w:r>
+        <w:t>xab</w:t>
+      </w:r>
+      <w:proofErr w:type="spellEnd"/>
+      <w:r>
+        <w:t>.</w:t>
       </w:r>
     </w:p>
     <w:p>
@@ -10196,12 +10408,28 @@
     </w:p>
     <w:p>
       <w:r>
-        <w:t>Creating a new “HammerheadV2” for Wireshark packet captures. This version is the same as V1 but it attempts to access the full context of the longer PCAP files we have by chunking them into 4 chunks instead of 2.</w:t>
-      </w:r>
-    </w:p>
-    <w:p>
-      <w:r>
-        <w:t>How the particular problem manifests in the finished reports</w:t>
+        <w:t xml:space="preserve">Creating a new “HammerheadV2” for Wireshark packet captures. This version is the same as </w:t>
+      </w:r>
+      <w:proofErr w:type="gramStart"/>
+      <w:r>
+        <w:t>V1</w:t>
+      </w:r>
+      <w:proofErr w:type="gramEnd"/>
+      <w:r>
+        <w:t xml:space="preserve"> but it attempts to access the full context of the longer PCAP files we have by chunking them into 4 chunks instead of 2.</w:t>
+      </w:r>
+    </w:p>
+    <w:p>
+      <w:r>
+        <w:t xml:space="preserve">How the </w:t>
+      </w:r>
+      <w:proofErr w:type="gramStart"/>
+      <w:r>
+        <w:t>particular problem</w:t>
+      </w:r>
+      <w:proofErr w:type="gramEnd"/>
+      <w:r>
+        <w:t xml:space="preserve"> manifests in the finished reports</w:t>
       </w:r>
     </w:p>
     <w:p>
@@ -10256,7 +10484,15 @@
     <w:p/>
     <w:p>
       <w:r>
-        <w:t>Inspecting the chunks by themselves it seems some of the analysis prompts are reading a limited quantity of the data still, and in fact it seems worse. It is possible there is something happening like Ollama isn’t given enough time to shut down before the next prompt is called.</w:t>
+        <w:t xml:space="preserve">Inspecting the chunks by themselves it seems some of the analysis prompts are reading a limited quantity of the data still, and in fact it seems worse. It is possible there is something happening like </w:t>
+      </w:r>
+      <w:proofErr w:type="spellStart"/>
+      <w:r>
+        <w:t>Ollama</w:t>
+      </w:r>
+      <w:proofErr w:type="spellEnd"/>
+      <w:r>
+        <w:t xml:space="preserve"> isn’t given enough time to shut down before the next prompt is called.</w:t>
       </w:r>
     </w:p>
     <w:p>
@@ -10311,7 +10547,23 @@
     </w:p>
     <w:p>
       <w:r>
-        <w:t>This is the end of the first chunk of the pcap, it ends in 3201, meaning ollama is only accessing about 200 packets worth of data.</w:t>
+        <w:t xml:space="preserve">This is the end of the first chunk of the </w:t>
+      </w:r>
+      <w:proofErr w:type="spellStart"/>
+      <w:r>
+        <w:t>pcap</w:t>
+      </w:r>
+      <w:proofErr w:type="spellEnd"/>
+      <w:r>
+        <w:t xml:space="preserve">, it ends in 3201, meaning </w:t>
+      </w:r>
+      <w:proofErr w:type="spellStart"/>
+      <w:r>
+        <w:t>ollama</w:t>
+      </w:r>
+      <w:proofErr w:type="spellEnd"/>
+      <w:r>
+        <w:t xml:space="preserve"> is only accessing about 200 packets worth of data.</w:t>
       </w:r>
     </w:p>
     <w:p>
@@ -10359,10 +10611,50 @@
     </w:p>
     <w:p>
       <w:r>
-        <w:t>I realise that the frame time is probably using up a lot of context and remove that.</w:t>
-      </w:r>
-      <w:r>
-        <w:t xml:space="preserve"> I also realise scanchunk1 and 3 are looking at the same packet range and fix that. I forgot to change xaa to xac and xab to xad for the 2 new passes.</w:t>
+        <w:t xml:space="preserve">I realise that the frame time is probably using up a lot of </w:t>
+      </w:r>
+      <w:proofErr w:type="gramStart"/>
+      <w:r>
+        <w:t>context</w:t>
+      </w:r>
+      <w:proofErr w:type="gramEnd"/>
+      <w:r>
+        <w:t xml:space="preserve"> and remove that.</w:t>
+      </w:r>
+      <w:r>
+        <w:t xml:space="preserve"> I also realise scanchunk1 and 3 are looking at the same packet range and fix that. I forgot to change </w:t>
+      </w:r>
+      <w:proofErr w:type="spellStart"/>
+      <w:r>
+        <w:t>xaa</w:t>
+      </w:r>
+      <w:proofErr w:type="spellEnd"/>
+      <w:r>
+        <w:t xml:space="preserve"> to </w:t>
+      </w:r>
+      <w:proofErr w:type="spellStart"/>
+      <w:r>
+        <w:t>xac</w:t>
+      </w:r>
+      <w:proofErr w:type="spellEnd"/>
+      <w:r>
+        <w:t xml:space="preserve"> and </w:t>
+      </w:r>
+      <w:proofErr w:type="spellStart"/>
+      <w:r>
+        <w:t>xab</w:t>
+      </w:r>
+      <w:proofErr w:type="spellEnd"/>
+      <w:r>
+        <w:t xml:space="preserve"> to </w:t>
+      </w:r>
+      <w:proofErr w:type="spellStart"/>
+      <w:r>
+        <w:t>xad</w:t>
+      </w:r>
+      <w:proofErr w:type="spellEnd"/>
+      <w:r>
+        <w:t xml:space="preserve"> for the 2 new passes.</w:t>
       </w:r>
       <w:r>
         <w:t xml:space="preserve"> I am testing on a simple capture of only 572 packets (evidence01)</w:t>
